--- a/Portfolio/Analysis.docx
+++ b/Portfolio/Analysis.docx
@@ -1530,6 +1530,199 @@
         <w:spacing w:before="100" w:beforeAutospacing="1" w:after="100" w:afterAutospacing="1" w:line="240" w:lineRule="auto"/>
       </w:pPr>
       <w:r>
+        <w:rPr>
+          <w:noProof/>
+          <w:lang w:eastAsia="zh-TW" w:bidi="ar-SA"/>
+        </w:rPr>
+        <w:pict>
+          <v:shape id="_x0000_s1030" type="#_x0000_t202" style="position:absolute;left:0;text-align:left;margin-left:323.35pt;margin-top:5.4pt;width:223.15pt;height:310.45pt;z-index:251662336;mso-width-percent:400;mso-width-percent:400;mso-width-relative:margin;mso-height-relative:margin">
+            <v:textbox>
+              <w:txbxContent>
+                <w:p>
+                  <w:pPr>
+                    <w:ind w:left="720"/>
+                  </w:pPr>
+                  <w:r>
+                    <w:t>&lt;</w:t>
+                  </w:r>
+                  <w:proofErr w:type="gramStart"/>
+                  <w:r>
+                    <w:t>body</w:t>
+                  </w:r>
+                  <w:proofErr w:type="gramEnd"/>
+                  <w:r>
+                    <w:t>&gt;</w:t>
+                  </w:r>
+                </w:p>
+                <w:p>
+                  <w:pPr>
+                    <w:ind w:left="720"/>
+                  </w:pPr>
+                  <w:r>
+                    <w:t xml:space="preserve">    Header</w:t>
+                  </w:r>
+                </w:p>
+                <w:p>
+                  <w:pPr>
+                    <w:ind w:left="720"/>
+                  </w:pPr>
+                  <w:r>
+                    <w:t xml:space="preserve">        └── Navigation Bar</w:t>
+                  </w:r>
+                </w:p>
+                <w:p>
+                  <w:pPr>
+                    <w:ind w:left="720"/>
+                  </w:pPr>
+                  <w:r>
+                    <w:t xml:space="preserve">    Main</w:t>
+                  </w:r>
+                </w:p>
+                <w:p>
+                  <w:pPr>
+                    <w:ind w:left="720"/>
+                  </w:pPr>
+                  <w:r>
+                    <w:t xml:space="preserve">        </w:t>
+                  </w:r>
+                  <w:r>
+                    <w:rPr>
+                      <w:rFonts w:ascii="Arial" w:hAnsi="Arial" w:cs="Arial"/>
+                    </w:rPr>
+                    <w:t>├</w:t>
+                  </w:r>
+                  <w:r>
+                    <w:rPr>
+                      <w:rFonts w:ascii="Calibri" w:hAnsi="Calibri" w:cs="Calibri"/>
+                    </w:rPr>
+                    <w:t>── Hero Section</w:t>
+                  </w:r>
+                </w:p>
+                <w:p>
+                  <w:pPr>
+                    <w:ind w:left="720"/>
+                  </w:pPr>
+                  <w:r>
+                    <w:t xml:space="preserve">        </w:t>
+                  </w:r>
+                  <w:r>
+                    <w:rPr>
+                      <w:rFonts w:ascii="Arial" w:hAnsi="Arial" w:cs="Arial"/>
+                    </w:rPr>
+                    <w:t>├</w:t>
+                  </w:r>
+                  <w:r>
+                    <w:rPr>
+                      <w:rFonts w:ascii="Calibri" w:hAnsi="Calibri" w:cs="Calibri"/>
+                    </w:rPr>
+                    <w:t xml:space="preserve">── </w:t>
+                  </w:r>
+                  <w:proofErr w:type="gramStart"/>
+                  <w:r>
+                    <w:rPr>
+                      <w:rFonts w:ascii="Calibri" w:hAnsi="Calibri" w:cs="Calibri"/>
+                    </w:rPr>
+                    <w:t>About</w:t>
+                  </w:r>
+                  <w:proofErr w:type="gramEnd"/>
+                  <w:r>
+                    <w:rPr>
+                      <w:rFonts w:ascii="Calibri" w:hAnsi="Calibri" w:cs="Calibri"/>
+                    </w:rPr>
+                    <w:t xml:space="preserve"> Section</w:t>
+                  </w:r>
+                </w:p>
+                <w:p>
+                  <w:pPr>
+                    <w:ind w:left="720"/>
+                  </w:pPr>
+                  <w:r>
+                    <w:t xml:space="preserve">        </w:t>
+                  </w:r>
+                  <w:r>
+                    <w:rPr>
+                      <w:rFonts w:ascii="Arial" w:hAnsi="Arial" w:cs="Arial"/>
+                    </w:rPr>
+                    <w:t>├</w:t>
+                  </w:r>
+                  <w:r>
+                    <w:rPr>
+                      <w:rFonts w:ascii="Calibri" w:hAnsi="Calibri" w:cs="Calibri"/>
+                    </w:rPr>
+                    <w:t>── Skills Section</w:t>
+                  </w:r>
+                </w:p>
+                <w:p>
+                  <w:pPr>
+                    <w:ind w:left="720"/>
+                  </w:pPr>
+                  <w:r>
+                    <w:t xml:space="preserve">        </w:t>
+                  </w:r>
+                  <w:r>
+                    <w:rPr>
+                      <w:rFonts w:ascii="Arial" w:hAnsi="Arial" w:cs="Arial"/>
+                    </w:rPr>
+                    <w:t>├</w:t>
+                  </w:r>
+                  <w:r>
+                    <w:rPr>
+                      <w:rFonts w:ascii="Calibri" w:hAnsi="Calibri" w:cs="Calibri"/>
+                    </w:rPr>
+                    <w:t>── Projects Section</w:t>
+                  </w:r>
+                </w:p>
+                <w:p>
+                  <w:pPr>
+                    <w:ind w:left="720"/>
+                  </w:pPr>
+                  <w:r>
+                    <w:t xml:space="preserve">        </w:t>
+                  </w:r>
+                  <w:r>
+                    <w:rPr>
+                      <w:rFonts w:ascii="Arial" w:hAnsi="Arial" w:cs="Arial"/>
+                    </w:rPr>
+                    <w:t>├</w:t>
+                  </w:r>
+                  <w:r>
+                    <w:rPr>
+                      <w:rFonts w:ascii="Calibri" w:hAnsi="Calibri" w:cs="Calibri"/>
+                    </w:rPr>
+                    <w:t>── Certificates Section</w:t>
+                  </w:r>
+                </w:p>
+                <w:p>
+                  <w:pPr>
+                    <w:ind w:left="720"/>
+                  </w:pPr>
+                  <w:r>
+                    <w:t xml:space="preserve">        └── Contact Section</w:t>
+                  </w:r>
+                </w:p>
+                <w:p>
+                  <w:pPr>
+                    <w:ind w:left="720"/>
+                  </w:pPr>
+                  <w:r>
+                    <w:t xml:space="preserve">    Footer</w:t>
+                  </w:r>
+                </w:p>
+                <w:p>
+                  <w:pPr>
+                    <w:ind w:left="720"/>
+                  </w:pPr>
+                  <w:r>
+                    <w:t>&lt;/body&gt;</w:t>
+                  </w:r>
+                </w:p>
+                <w:p/>
+              </w:txbxContent>
+            </v:textbox>
+          </v:shape>
+        </w:pict>
+      </w:r>
+      <w:r>
         <w:t xml:space="preserve">Headings </w:t>
       </w:r>
     </w:p>
@@ -1599,196 +1792,17 @@
       <w:pPr>
         <w:ind w:left="720"/>
       </w:pPr>
-      <w:r>
-        <w:t>&lt;</w:t>
-      </w:r>
-      <w:proofErr w:type="gramStart"/>
-      <w:r>
-        <w:t>body</w:t>
-      </w:r>
-      <w:proofErr w:type="gramEnd"/>
-      <w:r>
-        <w:t>&gt;</w:t>
-      </w:r>
     </w:p>
     <w:p>
       <w:pPr>
         <w:ind w:left="720"/>
       </w:pPr>
-      <w:r>
-        <w:t xml:space="preserve">    Header</w:t>
-      </w:r>
-    </w:p>
-    <w:p>
-      <w:pPr>
-        <w:ind w:left="720"/>
-      </w:pPr>
-      <w:r>
-        <w:t xml:space="preserve">        └── Navigation Bar</w:t>
-      </w:r>
-    </w:p>
-    <w:p>
-      <w:pPr>
-        <w:ind w:left="720"/>
-      </w:pPr>
-      <w:r>
-        <w:t xml:space="preserve">    Main</w:t>
-      </w:r>
-    </w:p>
-    <w:p>
-      <w:pPr>
-        <w:ind w:left="720"/>
-      </w:pPr>
-      <w:r>
-        <w:t xml:space="preserve">        </w:t>
-      </w:r>
-      <w:r>
-        <w:rPr>
-          <w:rFonts w:ascii="Arial" w:hAnsi="Arial" w:cs="Arial"/>
-        </w:rPr>
-        <w:t>├</w:t>
-      </w:r>
-      <w:r>
-        <w:rPr>
-          <w:rFonts w:ascii="Calibri" w:hAnsi="Calibri" w:cs="Calibri"/>
-        </w:rPr>
-        <w:t>── Hero Section</w:t>
-      </w:r>
-    </w:p>
-    <w:p>
-      <w:pPr>
-        <w:ind w:left="720"/>
-      </w:pPr>
-      <w:r>
-        <w:t xml:space="preserve">        </w:t>
-      </w:r>
-      <w:r>
-        <w:rPr>
-          <w:rFonts w:ascii="Arial" w:hAnsi="Arial" w:cs="Arial"/>
-        </w:rPr>
-        <w:t>├</w:t>
-      </w:r>
-      <w:r>
-        <w:rPr>
-          <w:rFonts w:ascii="Calibri" w:hAnsi="Calibri" w:cs="Calibri"/>
-        </w:rPr>
-        <w:t xml:space="preserve">── </w:t>
-      </w:r>
-      <w:proofErr w:type="gramStart"/>
-      <w:r>
-        <w:rPr>
-          <w:rFonts w:ascii="Calibri" w:hAnsi="Calibri" w:cs="Calibri"/>
-        </w:rPr>
-        <w:t>About</w:t>
-      </w:r>
-      <w:proofErr w:type="gramEnd"/>
-      <w:r>
-        <w:rPr>
-          <w:rFonts w:ascii="Calibri" w:hAnsi="Calibri" w:cs="Calibri"/>
-        </w:rPr>
-        <w:t xml:space="preserve"> Section</w:t>
-      </w:r>
-    </w:p>
-    <w:p>
-      <w:pPr>
-        <w:ind w:left="720"/>
-      </w:pPr>
-      <w:r>
-        <w:t xml:space="preserve">        </w:t>
-      </w:r>
-      <w:r>
-        <w:rPr>
-          <w:rFonts w:ascii="Arial" w:hAnsi="Arial" w:cs="Arial"/>
-        </w:rPr>
-        <w:t>├</w:t>
-      </w:r>
-      <w:r>
-        <w:rPr>
-          <w:rFonts w:ascii="Calibri" w:hAnsi="Calibri" w:cs="Calibri"/>
-        </w:rPr>
-        <w:t>── Skills Section</w:t>
-      </w:r>
-    </w:p>
-    <w:p>
-      <w:pPr>
-        <w:ind w:left="720"/>
-      </w:pPr>
-      <w:r>
-        <w:t xml:space="preserve">        </w:t>
-      </w:r>
-      <w:r>
-        <w:rPr>
-          <w:rFonts w:ascii="Arial" w:hAnsi="Arial" w:cs="Arial"/>
-        </w:rPr>
-        <w:t>├</w:t>
-      </w:r>
-      <w:r>
-        <w:rPr>
-          <w:rFonts w:ascii="Calibri" w:hAnsi="Calibri" w:cs="Calibri"/>
-        </w:rPr>
-        <w:t>── Projects Section</w:t>
-      </w:r>
-    </w:p>
-    <w:p>
-      <w:pPr>
-        <w:ind w:left="720"/>
-      </w:pPr>
-      <w:r>
-        <w:t xml:space="preserve">        </w:t>
-      </w:r>
-      <w:r>
-        <w:rPr>
-          <w:rFonts w:ascii="Arial" w:hAnsi="Arial" w:cs="Arial"/>
-        </w:rPr>
-        <w:t>├</w:t>
-      </w:r>
-      <w:r>
-        <w:rPr>
-          <w:rFonts w:ascii="Calibri" w:hAnsi="Calibri" w:cs="Calibri"/>
-        </w:rPr>
-        <w:t>── Certificates Section</w:t>
-      </w:r>
-    </w:p>
-    <w:p>
-      <w:pPr>
-        <w:ind w:left="720"/>
-      </w:pPr>
-      <w:r>
-        <w:t xml:space="preserve">        └── Contact Section</w:t>
-      </w:r>
-    </w:p>
-    <w:p>
-      <w:pPr>
-        <w:ind w:left="720"/>
-      </w:pPr>
-      <w:r>
-        <w:t xml:space="preserve">    Footer</w:t>
-      </w:r>
-    </w:p>
-    <w:p>
-      <w:pPr>
-        <w:ind w:left="720"/>
-      </w:pPr>
-      <w:r>
-        <w:t>&lt;/body&gt;</w:t>
-      </w:r>
-    </w:p>
-    <w:p>
-      <w:pPr>
-        <w:ind w:left="720"/>
-      </w:pPr>
-    </w:p>
-    <w:p>
-      <w:pPr>
-        <w:ind w:left="720"/>
-      </w:pPr>
     </w:p>
     <w:p>
       <w:pPr>
         <w:pStyle w:val="Heading2"/>
       </w:pPr>
       <w:r>
-        <w:lastRenderedPageBreak/>
         <w:t>Why do we use semantic tags?</w:t>
       </w:r>
     </w:p>
@@ -2449,6 +2463,7 @@
           <w:sz w:val="24"/>
           <w:szCs w:val="24"/>
         </w:rPr>
+        <w:lastRenderedPageBreak/>
         <w:t>This makes your HTML:</w:t>
       </w:r>
     </w:p>
@@ -2545,6 +2560,399 @@
         <w:pStyle w:val="Heading2"/>
       </w:pPr>
       <w:r>
+        <w:t xml:space="preserve">Why are we using </w:t>
+      </w:r>
+      <w:r>
+        <w:rPr>
+          <w:rStyle w:val="HTMLCode"/>
+          <w:rFonts w:eastAsiaTheme="majorEastAsia"/>
+        </w:rPr>
+        <w:t>&lt;section&gt;</w:t>
+      </w:r>
+      <w:r>
+        <w:t>?</w:t>
+      </w:r>
+    </w:p>
+    <w:p>
+      <w:pPr>
+        <w:pStyle w:val="NormalWeb"/>
+      </w:pPr>
+      <w:r>
+        <w:t>Each section groups related content.</w:t>
+      </w:r>
+    </w:p>
+    <w:p>
+      <w:pPr>
+        <w:pStyle w:val="NormalWeb"/>
+      </w:pPr>
+      <w:r>
+        <w:t>For example:</w:t>
+      </w:r>
+    </w:p>
+    <w:p>
+      <w:pPr>
+        <w:numPr>
+          <w:ilvl w:val="0"/>
+          <w:numId w:val="12"/>
+        </w:numPr>
+        <w:spacing w:before="100" w:beforeAutospacing="1" w:after="100" w:afterAutospacing="1" w:line="240" w:lineRule="auto"/>
+      </w:pPr>
+      <w:r>
+        <w:t xml:space="preserve">Hero → Introduction </w:t>
+      </w:r>
+    </w:p>
+    <w:p>
+      <w:pPr>
+        <w:numPr>
+          <w:ilvl w:val="0"/>
+          <w:numId w:val="12"/>
+        </w:numPr>
+        <w:spacing w:before="100" w:beforeAutospacing="1" w:after="100" w:afterAutospacing="1" w:line="240" w:lineRule="auto"/>
+      </w:pPr>
+      <w:r>
+        <w:t xml:space="preserve">About → Information about you </w:t>
+      </w:r>
+    </w:p>
+    <w:p>
+      <w:pPr>
+        <w:numPr>
+          <w:ilvl w:val="0"/>
+          <w:numId w:val="12"/>
+        </w:numPr>
+        <w:spacing w:before="100" w:beforeAutospacing="1" w:after="100" w:afterAutospacing="1" w:line="240" w:lineRule="auto"/>
+      </w:pPr>
+      <w:r>
+        <w:t xml:space="preserve">Skills → Technologies you know </w:t>
+      </w:r>
+    </w:p>
+    <w:p>
+      <w:pPr>
+        <w:numPr>
+          <w:ilvl w:val="0"/>
+          <w:numId w:val="12"/>
+        </w:numPr>
+        <w:spacing w:before="100" w:beforeAutospacing="1" w:after="100" w:afterAutospacing="1" w:line="240" w:lineRule="auto"/>
+      </w:pPr>
+      <w:r>
+        <w:t xml:space="preserve">Projects → Your work </w:t>
+      </w:r>
+    </w:p>
+    <w:p>
+      <w:pPr>
+        <w:numPr>
+          <w:ilvl w:val="0"/>
+          <w:numId w:val="12"/>
+        </w:numPr>
+        <w:spacing w:before="100" w:beforeAutospacing="1" w:after="100" w:afterAutospacing="1" w:line="240" w:lineRule="auto"/>
+      </w:pPr>
+      <w:r>
+        <w:t xml:space="preserve">Contact → Ways to reach you </w:t>
+      </w:r>
+    </w:p>
+    <w:p>
+      <w:pPr>
+        <w:pStyle w:val="NormalWeb"/>
+      </w:pPr>
+      <w:r>
+        <w:t>If later someone reads your HTML, they'll immediately understand the page structure.</w:t>
+      </w:r>
+    </w:p>
+    <w:p>
+      <w:r>
+        <w:pict>
+          <v:rect id="_x0000_i1027" style="width:0;height:1.5pt" o:hralign="center" o:hrstd="t" o:hr="t" fillcolor="#a0a0a0" stroked="f"/>
+        </w:pict>
+      </w:r>
+    </w:p>
+    <w:p>
+      <w:pPr>
+        <w:pStyle w:val="Heading2"/>
+      </w:pPr>
+      <w:r>
+        <w:t xml:space="preserve">Why are we adding </w:t>
+      </w:r>
+      <w:r>
+        <w:rPr>
+          <w:rStyle w:val="HTMLCode"/>
+          <w:rFonts w:eastAsiaTheme="majorEastAsia"/>
+        </w:rPr>
+        <w:t>id</w:t>
+      </w:r>
+      <w:r>
+        <w:t>?</w:t>
+      </w:r>
+    </w:p>
+    <w:p>
+      <w:pPr>
+        <w:pStyle w:val="NormalWeb"/>
+      </w:pPr>
+      <w:r>
+        <w:t>Example:</w:t>
+      </w:r>
+    </w:p>
+    <w:p>
+      <w:pPr>
+        <w:pStyle w:val="HTMLPreformatted"/>
+      </w:pPr>
+      <w:r>
+        <w:rPr>
+          <w:rStyle w:val="13"/>
+        </w:rPr>
+        <w:t>&lt;section</w:t>
+      </w:r>
+      <w:r>
+        <w:rPr>
+          <w:rStyle w:val="HTMLCode"/>
+        </w:rPr>
+        <w:t xml:space="preserve"> </w:t>
+      </w:r>
+      <w:r>
+        <w:rPr>
+          <w:rStyle w:val="12"/>
+        </w:rPr>
+        <w:t>id</w:t>
+      </w:r>
+      <w:r>
+        <w:rPr>
+          <w:rStyle w:val="v"/>
+        </w:rPr>
+        <w:t>=</w:t>
+      </w:r>
+      <w:r>
+        <w:rPr>
+          <w:rStyle w:val="z"/>
+          <w:rFonts w:eastAsiaTheme="majorEastAsia"/>
+        </w:rPr>
+        <w:t>"about"</w:t>
+      </w:r>
+      <w:r>
+        <w:rPr>
+          <w:rStyle w:val="13"/>
+        </w:rPr>
+        <w:t>&gt;</w:t>
+      </w:r>
+    </w:p>
+    <w:p>
+      <w:pPr>
+        <w:pStyle w:val="NormalWeb"/>
+      </w:pPr>
+      <w:r>
+        <w:t xml:space="preserve">This </w:t>
+      </w:r>
+      <w:proofErr w:type="spellStart"/>
+      <w:r>
+        <w:rPr>
+          <w:rStyle w:val="HTMLCode"/>
+        </w:rPr>
+        <w:t>id</w:t>
+      </w:r>
+      <w:proofErr w:type="spellEnd"/>
+      <w:r>
+        <w:t xml:space="preserve"> uniquely identifies the section.</w:t>
+      </w:r>
+    </w:p>
+    <w:p>
+      <w:pPr>
+        <w:pStyle w:val="NormalWeb"/>
+      </w:pPr>
+      <w:r>
+        <w:t>We'll use it later for:</w:t>
+      </w:r>
+    </w:p>
+    <w:p>
+      <w:pPr>
+        <w:pStyle w:val="Heading3"/>
+      </w:pPr>
+      <w:r>
+        <w:t>1. Navigation links</w:t>
+      </w:r>
+    </w:p>
+    <w:p>
+      <w:pPr>
+        <w:pStyle w:val="HTMLPreformatted"/>
+      </w:pPr>
+      <w:r>
+        <w:rPr>
+          <w:rStyle w:val="13"/>
+        </w:rPr>
+        <w:t>&lt;a</w:t>
+      </w:r>
+      <w:r>
+        <w:rPr>
+          <w:rStyle w:val="HTMLCode"/>
+        </w:rPr>
+        <w:t xml:space="preserve"> </w:t>
+      </w:r>
+      <w:proofErr w:type="spellStart"/>
+      <w:r>
+        <w:rPr>
+          <w:rStyle w:val="12"/>
+        </w:rPr>
+        <w:t>href</w:t>
+      </w:r>
+      <w:proofErr w:type="spellEnd"/>
+      <w:r>
+        <w:rPr>
+          <w:rStyle w:val="v"/>
+        </w:rPr>
+        <w:t>=</w:t>
+      </w:r>
+      <w:r>
+        <w:rPr>
+          <w:rStyle w:val="z"/>
+          <w:rFonts w:eastAsiaTheme="majorEastAsia"/>
+        </w:rPr>
+        <w:t>"#about"</w:t>
+      </w:r>
+      <w:r>
+        <w:rPr>
+          <w:rStyle w:val="13"/>
+        </w:rPr>
+        <w:t>&gt;</w:t>
+      </w:r>
+      <w:proofErr w:type="gramStart"/>
+      <w:r>
+        <w:rPr>
+          <w:rStyle w:val="HTMLCode"/>
+        </w:rPr>
+        <w:t>About</w:t>
+      </w:r>
+      <w:proofErr w:type="gramEnd"/>
+      <w:r>
+        <w:rPr>
+          <w:rStyle w:val="13"/>
+        </w:rPr>
+        <w:t>&lt;/a&gt;</w:t>
+      </w:r>
+    </w:p>
+    <w:p>
+      <w:pPr>
+        <w:pStyle w:val="NormalWeb"/>
+      </w:pPr>
+      <w:r>
+        <w:t xml:space="preserve">Clicking it will jump to the </w:t>
+      </w:r>
+      <w:proofErr w:type="gramStart"/>
+      <w:r>
+        <w:t>About</w:t>
+      </w:r>
+      <w:proofErr w:type="gramEnd"/>
+      <w:r>
+        <w:t xml:space="preserve"> section.</w:t>
+      </w:r>
+    </w:p>
+    <w:p>
+      <w:r>
+        <w:pict>
+          <v:rect id="_x0000_i1028" style="width:0;height:1.5pt" o:hralign="center" o:hrstd="t" o:hr="t" fillcolor="#a0a0a0" stroked="f"/>
+        </w:pict>
+      </w:r>
+    </w:p>
+    <w:p>
+      <w:pPr>
+        <w:pStyle w:val="Heading3"/>
+      </w:pPr>
+      <w:r>
+        <w:t>2. CSS styling</w:t>
+      </w:r>
+    </w:p>
+    <w:p>
+      <w:pPr>
+        <w:pStyle w:val="HTMLPreformatted"/>
+        <w:rPr>
+          <w:rStyle w:val="HTMLCode"/>
+        </w:rPr>
+      </w:pPr>
+      <w:r>
+        <w:rPr>
+          <w:rStyle w:val="v"/>
+        </w:rPr>
+        <w:t>#</w:t>
+      </w:r>
+      <w:proofErr w:type="gramStart"/>
+      <w:r>
+        <w:rPr>
+          <w:rStyle w:val="13"/>
+        </w:rPr>
+        <w:t>about</w:t>
+      </w:r>
+      <w:r>
+        <w:rPr>
+          <w:rStyle w:val="HTMLCode"/>
+        </w:rPr>
+        <w:t>{</w:t>
+      </w:r>
+      <w:proofErr w:type="gramEnd"/>
+    </w:p>
+    <w:p>
+      <w:pPr>
+        <w:pStyle w:val="HTMLPreformatted"/>
+        <w:rPr>
+          <w:rStyle w:val="HTMLCode"/>
+        </w:rPr>
+      </w:pPr>
+      <w:r>
+        <w:rPr>
+          <w:rStyle w:val="HTMLCode"/>
+        </w:rPr>
+        <w:t xml:space="preserve">    </w:t>
+      </w:r>
+      <w:r>
+        <w:rPr>
+          <w:rStyle w:val="t"/>
+        </w:rPr>
+        <w:t>/* styles */</w:t>
+      </w:r>
+    </w:p>
+    <w:p>
+      <w:pPr>
+        <w:pStyle w:val="HTMLPreformatted"/>
+      </w:pPr>
+      <w:r>
+        <w:rPr>
+          <w:rStyle w:val="HTMLCode"/>
+        </w:rPr>
+        <w:t>}</w:t>
+      </w:r>
+    </w:p>
+    <w:p>
+      <w:r>
+        <w:pict>
+          <v:rect id="_x0000_i1029" style="width:0;height:1.5pt" o:hralign="center" o:hrstd="t" o:hr="t" fillcolor="#a0a0a0" stroked="f"/>
+        </w:pict>
+      </w:r>
+    </w:p>
+    <w:p>
+      <w:pPr>
+        <w:pStyle w:val="Heading3"/>
+      </w:pPr>
+      <w:r>
+        <w:t>3. Future enhancements</w:t>
+      </w:r>
+    </w:p>
+    <w:p>
+      <w:pPr>
+        <w:pStyle w:val="NormalWeb"/>
+      </w:pPr>
+      <w:r>
+        <w:t>Even if you're not using JavaScript now, having meaningful IDs is a good habit because they can be useful later.</w:t>
+      </w:r>
+    </w:p>
+    <w:p>
+      <w:pPr>
+        <w:pStyle w:val="Heading2"/>
+      </w:pPr>
+    </w:p>
+    <w:p>
+      <w:pPr>
+        <w:pStyle w:val="Heading2"/>
+      </w:pPr>
+    </w:p>
+    <w:p>
+      <w:pPr>
+        <w:pStyle w:val="Heading2"/>
+      </w:pPr>
+      <w:r>
         <w:t xml:space="preserve">Why do we use </w:t>
       </w:r>
       <w:r>
@@ -2756,7 +3164,6 @@
         <w:spacing w:before="100" w:beforeAutospacing="1" w:after="100" w:afterAutospacing="1" w:line="240" w:lineRule="auto"/>
       </w:pPr>
       <w:r>
-        <w:lastRenderedPageBreak/>
         <w:t xml:space="preserve">Accessibility </w:t>
       </w:r>
     </w:p>
@@ -3023,6 +3430,7 @@
           <w:rStyle w:val="HTMLCode"/>
           <w:rFonts w:eastAsiaTheme="minorEastAsia"/>
         </w:rPr>
+        <w:lastRenderedPageBreak/>
         <w:t>&lt;</w:t>
       </w:r>
       <w:proofErr w:type="spellStart"/>
@@ -3051,6 +3459,2987 @@
       </w:pPr>
       <w:r>
         <w:t>This is the semantic and professional way to build navigation.</w:t>
+      </w:r>
+    </w:p>
+    <w:p>
+      <w:pPr>
+        <w:pStyle w:val="Heading2"/>
+      </w:pPr>
+      <w:r>
+        <w:t xml:space="preserve">Why does </w:t>
+      </w:r>
+      <w:r>
+        <w:rPr>
+          <w:rStyle w:val="HTMLCode"/>
+          <w:rFonts w:eastAsiaTheme="majorEastAsia"/>
+        </w:rPr>
+        <w:t>#about</w:t>
+      </w:r>
+      <w:r>
+        <w:t xml:space="preserve"> work?</w:t>
+      </w:r>
+    </w:p>
+    <w:p>
+      <w:pPr>
+        <w:pStyle w:val="NormalWeb"/>
+      </w:pPr>
+      <w:r>
+        <w:t>Because earlier we wrote:</w:t>
+      </w:r>
+    </w:p>
+    <w:p>
+      <w:pPr>
+        <w:pStyle w:val="HTMLPreformatted"/>
+      </w:pPr>
+      <w:r>
+        <w:rPr>
+          <w:rStyle w:val="13"/>
+        </w:rPr>
+        <w:t>&lt;section</w:t>
+      </w:r>
+      <w:r>
+        <w:rPr>
+          <w:rStyle w:val="HTMLCode"/>
+        </w:rPr>
+        <w:t xml:space="preserve"> </w:t>
+      </w:r>
+      <w:r>
+        <w:rPr>
+          <w:rStyle w:val="12"/>
+        </w:rPr>
+        <w:t>id</w:t>
+      </w:r>
+      <w:r>
+        <w:rPr>
+          <w:rStyle w:val="v"/>
+        </w:rPr>
+        <w:t>=</w:t>
+      </w:r>
+      <w:r>
+        <w:rPr>
+          <w:rStyle w:val="z"/>
+          <w:rFonts w:eastAsiaTheme="majorEastAsia"/>
+        </w:rPr>
+        <w:t>"about"</w:t>
+      </w:r>
+      <w:r>
+        <w:rPr>
+          <w:rStyle w:val="13"/>
+        </w:rPr>
+        <w:t>&gt;</w:t>
+      </w:r>
+    </w:p>
+    <w:p>
+      <w:pPr>
+        <w:pStyle w:val="NormalWeb"/>
+      </w:pPr>
+      <w:r>
+        <w:t xml:space="preserve">The </w:t>
+      </w:r>
+      <w:r>
+        <w:rPr>
+          <w:rStyle w:val="HTMLCode"/>
+        </w:rPr>
+        <w:t>#</w:t>
+      </w:r>
+      <w:r>
+        <w:t xml:space="preserve"> tells the browser:</w:t>
+      </w:r>
+    </w:p>
+    <w:p>
+      <w:pPr>
+        <w:pStyle w:val="NormalWeb"/>
+      </w:pPr>
+      <w:r>
+        <w:t xml:space="preserve">"Find the element whose </w:t>
+      </w:r>
+      <w:r>
+        <w:rPr>
+          <w:rStyle w:val="HTMLCode"/>
+        </w:rPr>
+        <w:t>id</w:t>
+      </w:r>
+      <w:r>
+        <w:t xml:space="preserve"> is </w:t>
+      </w:r>
+      <w:r>
+        <w:rPr>
+          <w:rStyle w:val="HTMLCode"/>
+        </w:rPr>
+        <w:t>about</w:t>
+      </w:r>
+      <w:r>
+        <w:t>."</w:t>
+      </w:r>
+    </w:p>
+    <w:p>
+      <w:pPr>
+        <w:pStyle w:val="NormalWeb"/>
+      </w:pPr>
+      <w:r>
+        <w:t>That's why choosing meaningful IDs is important.</w:t>
+      </w:r>
+    </w:p>
+    <w:p>
+      <w:pPr>
+        <w:pStyle w:val="Heading2"/>
+      </w:pPr>
+      <w:r>
+        <w:t>Hero Section</w:t>
+      </w:r>
+    </w:p>
+    <w:p>
+      <w:pPr>
+        <w:pStyle w:val="Heading3"/>
+      </w:pPr>
+      <w:r>
+        <w:t>Purpose of the Hero Section</w:t>
+      </w:r>
+    </w:p>
+    <w:p>
+      <w:pPr>
+        <w:pStyle w:val="NormalWeb"/>
+      </w:pPr>
+      <w:r>
+        <w:t>The Hero section should answer these questions within a few seconds:</w:t>
+      </w:r>
+    </w:p>
+    <w:p>
+      <w:pPr>
+        <w:numPr>
+          <w:ilvl w:val="0"/>
+          <w:numId w:val="13"/>
+        </w:numPr>
+        <w:spacing w:before="100" w:beforeAutospacing="1" w:after="100" w:afterAutospacing="1" w:line="240" w:lineRule="auto"/>
+      </w:pPr>
+      <w:r>
+        <w:t xml:space="preserve">Who are you? </w:t>
+      </w:r>
+    </w:p>
+    <w:p>
+      <w:pPr>
+        <w:numPr>
+          <w:ilvl w:val="0"/>
+          <w:numId w:val="13"/>
+        </w:numPr>
+        <w:spacing w:before="100" w:beforeAutospacing="1" w:after="100" w:afterAutospacing="1" w:line="240" w:lineRule="auto"/>
+      </w:pPr>
+      <w:r>
+        <w:t xml:space="preserve">What do you do? </w:t>
+      </w:r>
+    </w:p>
+    <w:p>
+      <w:pPr>
+        <w:numPr>
+          <w:ilvl w:val="0"/>
+          <w:numId w:val="13"/>
+        </w:numPr>
+        <w:spacing w:before="100" w:beforeAutospacing="1" w:after="100" w:afterAutospacing="1" w:line="240" w:lineRule="auto"/>
+      </w:pPr>
+      <w:r>
+        <w:t xml:space="preserve">What is this website about? </w:t>
+      </w:r>
+    </w:p>
+    <w:p>
+      <w:pPr>
+        <w:numPr>
+          <w:ilvl w:val="0"/>
+          <w:numId w:val="13"/>
+        </w:numPr>
+        <w:spacing w:before="100" w:beforeAutospacing="1" w:after="100" w:afterAutospacing="1" w:line="240" w:lineRule="auto"/>
+      </w:pPr>
+      <w:r>
+        <w:t>What should the visitor do next?</w:t>
+      </w:r>
+    </w:p>
+    <w:p>
+      <w:pPr>
+        <w:pStyle w:val="Heading2"/>
+      </w:pPr>
+      <w:proofErr w:type="gramStart"/>
+      <w:r>
+        <w:t>1.Why</w:t>
+      </w:r>
+      <w:proofErr w:type="gramEnd"/>
+      <w:r>
+        <w:t xml:space="preserve"> are we using </w:t>
+      </w:r>
+      <w:r>
+        <w:rPr>
+          <w:rStyle w:val="HTMLCode"/>
+          <w:rFonts w:eastAsiaTheme="majorEastAsia"/>
+        </w:rPr>
+        <w:t>&lt;div&gt;</w:t>
+      </w:r>
+      <w:r>
+        <w:t>?</w:t>
+      </w:r>
+    </w:p>
+    <w:p>
+      <w:pPr>
+        <w:pStyle w:val="NormalWeb"/>
+      </w:pPr>
+      <w:r>
+        <w:t xml:space="preserve">You already know semantic tags like </w:t>
+      </w:r>
+      <w:r>
+        <w:rPr>
+          <w:rStyle w:val="HTMLCode"/>
+        </w:rPr>
+        <w:t>&lt;section&gt;</w:t>
+      </w:r>
+      <w:r>
+        <w:t xml:space="preserve">, </w:t>
+      </w:r>
+      <w:r>
+        <w:rPr>
+          <w:rStyle w:val="HTMLCode"/>
+        </w:rPr>
+        <w:t>&lt;header&gt;</w:t>
+      </w:r>
+      <w:r>
+        <w:t xml:space="preserve">, and </w:t>
+      </w:r>
+      <w:r>
+        <w:rPr>
+          <w:rStyle w:val="HTMLCode"/>
+        </w:rPr>
+        <w:t>&lt;</w:t>
+      </w:r>
+      <w:proofErr w:type="spellStart"/>
+      <w:r>
+        <w:rPr>
+          <w:rStyle w:val="HTMLCode"/>
+        </w:rPr>
+        <w:t>nav</w:t>
+      </w:r>
+      <w:proofErr w:type="spellEnd"/>
+      <w:r>
+        <w:rPr>
+          <w:rStyle w:val="HTMLCode"/>
+        </w:rPr>
+        <w:t>&gt;</w:t>
+      </w:r>
+      <w:r>
+        <w:t>.</w:t>
+      </w:r>
+    </w:p>
+    <w:p>
+      <w:pPr>
+        <w:pStyle w:val="NormalWeb"/>
+      </w:pPr>
+      <w:r>
+        <w:t xml:space="preserve">A </w:t>
+      </w:r>
+      <w:r>
+        <w:rPr>
+          <w:rStyle w:val="HTMLCode"/>
+        </w:rPr>
+        <w:t>&lt;div&gt;</w:t>
+      </w:r>
+      <w:r>
+        <w:t xml:space="preserve"> is different.</w:t>
+      </w:r>
+    </w:p>
+    <w:p>
+      <w:pPr>
+        <w:pStyle w:val="NormalWeb"/>
+      </w:pPr>
+      <w:r>
+        <w:t xml:space="preserve">It has </w:t>
+      </w:r>
+      <w:r>
+        <w:rPr>
+          <w:rStyle w:val="Strong"/>
+          <w:rFonts w:eastAsiaTheme="majorEastAsia"/>
+        </w:rPr>
+        <w:t>no meaning by itself</w:t>
+      </w:r>
+      <w:r>
+        <w:t xml:space="preserve">. It's simply a </w:t>
+      </w:r>
+      <w:r>
+        <w:rPr>
+          <w:rStyle w:val="Strong"/>
+          <w:rFonts w:eastAsiaTheme="majorEastAsia"/>
+        </w:rPr>
+        <w:t>container</w:t>
+      </w:r>
+      <w:r>
+        <w:t xml:space="preserve"> used to group related elements.</w:t>
+      </w:r>
+    </w:p>
+    <w:p>
+      <w:pPr>
+        <w:pStyle w:val="NormalWeb"/>
+      </w:pPr>
+      <w:r>
+        <w:t>Here:</w:t>
+      </w:r>
+    </w:p>
+    <w:p>
+      <w:pPr>
+        <w:pStyle w:val="HTMLPreformatted"/>
+      </w:pPr>
+      <w:r>
+        <w:rPr>
+          <w:rStyle w:val="13"/>
+        </w:rPr>
+        <w:t>&lt;div</w:t>
+      </w:r>
+      <w:r>
+        <w:rPr>
+          <w:rStyle w:val="HTMLCode"/>
+        </w:rPr>
+        <w:t xml:space="preserve"> </w:t>
+      </w:r>
+      <w:r>
+        <w:rPr>
+          <w:rStyle w:val="12"/>
+        </w:rPr>
+        <w:t>class</w:t>
+      </w:r>
+      <w:r>
+        <w:rPr>
+          <w:rStyle w:val="v"/>
+          <w:rFonts w:eastAsiaTheme="majorEastAsia"/>
+        </w:rPr>
+        <w:t>=</w:t>
+      </w:r>
+      <w:r>
+        <w:rPr>
+          <w:rStyle w:val="z"/>
+        </w:rPr>
+        <w:t>"hero-content"</w:t>
+      </w:r>
+      <w:r>
+        <w:rPr>
+          <w:rStyle w:val="13"/>
+        </w:rPr>
+        <w:t>&gt;</w:t>
+      </w:r>
+    </w:p>
+    <w:p>
+      <w:pPr>
+        <w:pStyle w:val="NormalWeb"/>
+      </w:pPr>
+      <w:proofErr w:type="gramStart"/>
+      <w:r>
+        <w:t>groups</w:t>
+      </w:r>
+      <w:proofErr w:type="gramEnd"/>
+      <w:r>
+        <w:t xml:space="preserve"> all the text together.</w:t>
+      </w:r>
+    </w:p>
+    <w:p>
+      <w:pPr>
+        <w:pStyle w:val="NormalWeb"/>
+      </w:pPr>
+      <w:r>
+        <w:t>And:</w:t>
+      </w:r>
+    </w:p>
+    <w:p>
+      <w:pPr>
+        <w:pStyle w:val="HTMLPreformatted"/>
+      </w:pPr>
+      <w:r>
+        <w:rPr>
+          <w:rStyle w:val="13"/>
+        </w:rPr>
+        <w:t>&lt;div</w:t>
+      </w:r>
+      <w:r>
+        <w:rPr>
+          <w:rStyle w:val="HTMLCode"/>
+        </w:rPr>
+        <w:t xml:space="preserve"> </w:t>
+      </w:r>
+      <w:r>
+        <w:rPr>
+          <w:rStyle w:val="12"/>
+        </w:rPr>
+        <w:t>class</w:t>
+      </w:r>
+      <w:r>
+        <w:rPr>
+          <w:rStyle w:val="v"/>
+          <w:rFonts w:eastAsiaTheme="majorEastAsia"/>
+        </w:rPr>
+        <w:t>=</w:t>
+      </w:r>
+      <w:r>
+        <w:rPr>
+          <w:rStyle w:val="z"/>
+        </w:rPr>
+        <w:t>"hero-image"</w:t>
+      </w:r>
+      <w:r>
+        <w:rPr>
+          <w:rStyle w:val="13"/>
+        </w:rPr>
+        <w:t>&gt;</w:t>
+      </w:r>
+    </w:p>
+    <w:p>
+      <w:pPr>
+        <w:pStyle w:val="NormalWeb"/>
+      </w:pPr>
+      <w:proofErr w:type="gramStart"/>
+      <w:r>
+        <w:t>groups</w:t>
+      </w:r>
+      <w:proofErr w:type="gramEnd"/>
+      <w:r>
+        <w:t xml:space="preserve"> the image separately.</w:t>
+      </w:r>
+    </w:p>
+    <w:p>
+      <w:pPr>
+        <w:pStyle w:val="Heading3"/>
+      </w:pPr>
+      <w:r>
+        <w:t xml:space="preserve">2. Why did we use </w:t>
+      </w:r>
+      <w:r>
+        <w:rPr>
+          <w:rStyle w:val="HTMLCode"/>
+          <w:rFonts w:eastAsiaTheme="majorEastAsia"/>
+        </w:rPr>
+        <w:t>class</w:t>
+      </w:r>
+      <w:r>
+        <w:t xml:space="preserve"> instead of </w:t>
+      </w:r>
+      <w:r>
+        <w:rPr>
+          <w:rStyle w:val="HTMLCode"/>
+          <w:rFonts w:eastAsiaTheme="majorEastAsia"/>
+        </w:rPr>
+        <w:t>id</w:t>
+      </w:r>
+      <w:r>
+        <w:t>?</w:t>
+      </w:r>
+    </w:p>
+    <w:p>
+      <w:pPr>
+        <w:pStyle w:val="NormalWeb"/>
+      </w:pPr>
+      <w:r>
+        <w:t>Notice:</w:t>
+      </w:r>
+    </w:p>
+    <w:p>
+      <w:pPr>
+        <w:pStyle w:val="HTMLPreformatted"/>
+      </w:pPr>
+      <w:proofErr w:type="gramStart"/>
+      <w:r>
+        <w:rPr>
+          <w:rStyle w:val="HTMLCode"/>
+        </w:rPr>
+        <w:t>class</w:t>
+      </w:r>
+      <w:proofErr w:type="gramEnd"/>
+      <w:r>
+        <w:rPr>
+          <w:rStyle w:val="HTMLCode"/>
+        </w:rPr>
+        <w:t>="hero-content"</w:t>
+      </w:r>
+    </w:p>
+    <w:p>
+      <w:pPr>
+        <w:pStyle w:val="NormalWeb"/>
+      </w:pPr>
+      <w:r>
+        <w:lastRenderedPageBreak/>
+        <w:t>Earlier, we used:</w:t>
+      </w:r>
+    </w:p>
+    <w:p>
+      <w:pPr>
+        <w:pStyle w:val="HTMLPreformatted"/>
+      </w:pPr>
+      <w:proofErr w:type="gramStart"/>
+      <w:r>
+        <w:rPr>
+          <w:rStyle w:val="HTMLCode"/>
+        </w:rPr>
+        <w:t>id</w:t>
+      </w:r>
+      <w:proofErr w:type="gramEnd"/>
+      <w:r>
+        <w:rPr>
+          <w:rStyle w:val="HTMLCode"/>
+        </w:rPr>
+        <w:t>="hero"</w:t>
+      </w:r>
+    </w:p>
+    <w:p>
+      <w:pPr>
+        <w:pStyle w:val="Heading4"/>
+      </w:pPr>
+      <w:r>
+        <w:t>Difference:</w:t>
+      </w:r>
+    </w:p>
+    <w:p>
+      <w:pPr>
+        <w:pStyle w:val="Heading5"/>
+      </w:pPr>
+      <w:proofErr w:type="gramStart"/>
+      <w:r>
+        <w:rPr>
+          <w:rStyle w:val="HTMLCode"/>
+          <w:rFonts w:eastAsiaTheme="majorEastAsia"/>
+        </w:rPr>
+        <w:t>id</w:t>
+      </w:r>
+      <w:proofErr w:type="gramEnd"/>
+    </w:p>
+    <w:p>
+      <w:pPr>
+        <w:numPr>
+          <w:ilvl w:val="0"/>
+          <w:numId w:val="14"/>
+        </w:numPr>
+        <w:spacing w:before="100" w:beforeAutospacing="1" w:after="100" w:afterAutospacing="1" w:line="240" w:lineRule="auto"/>
+      </w:pPr>
+      <w:r>
+        <w:t xml:space="preserve">Unique </w:t>
+      </w:r>
+    </w:p>
+    <w:p>
+      <w:pPr>
+        <w:numPr>
+          <w:ilvl w:val="0"/>
+          <w:numId w:val="14"/>
+        </w:numPr>
+        <w:spacing w:before="100" w:beforeAutospacing="1" w:after="100" w:afterAutospacing="1" w:line="240" w:lineRule="auto"/>
+      </w:pPr>
+      <w:r>
+        <w:t xml:space="preserve">Used once on a page </w:t>
+      </w:r>
+    </w:p>
+    <w:p>
+      <w:pPr>
+        <w:pStyle w:val="NormalWeb"/>
+      </w:pPr>
+      <w:r>
+        <w:t>Example:</w:t>
+      </w:r>
+    </w:p>
+    <w:p>
+      <w:pPr>
+        <w:pStyle w:val="HTMLPreformatted"/>
+      </w:pPr>
+      <w:r>
+        <w:rPr>
+          <w:rStyle w:val="13"/>
+        </w:rPr>
+        <w:t>&lt;section</w:t>
+      </w:r>
+      <w:r>
+        <w:rPr>
+          <w:rStyle w:val="HTMLCode"/>
+        </w:rPr>
+        <w:t xml:space="preserve"> </w:t>
+      </w:r>
+      <w:r>
+        <w:rPr>
+          <w:rStyle w:val="12"/>
+        </w:rPr>
+        <w:t>id</w:t>
+      </w:r>
+      <w:r>
+        <w:rPr>
+          <w:rStyle w:val="v"/>
+          <w:rFonts w:eastAsiaTheme="majorEastAsia"/>
+        </w:rPr>
+        <w:t>=</w:t>
+      </w:r>
+      <w:r>
+        <w:rPr>
+          <w:rStyle w:val="z"/>
+        </w:rPr>
+        <w:t>"hero"</w:t>
+      </w:r>
+      <w:r>
+        <w:rPr>
+          <w:rStyle w:val="13"/>
+        </w:rPr>
+        <w:t>&gt;</w:t>
+      </w:r>
+    </w:p>
+    <w:p>
+      <w:pPr>
+        <w:pStyle w:val="NormalWeb"/>
+      </w:pPr>
+      <w:r>
+        <w:t>There should only be one Hero section.</w:t>
+      </w:r>
+    </w:p>
+    <w:p>
+      <w:pPr>
+        <w:pStyle w:val="Heading5"/>
+      </w:pPr>
+      <w:proofErr w:type="gramStart"/>
+      <w:r>
+        <w:rPr>
+          <w:rStyle w:val="HTMLCode"/>
+          <w:rFonts w:eastAsiaTheme="majorEastAsia"/>
+        </w:rPr>
+        <w:t>class</w:t>
+      </w:r>
+      <w:proofErr w:type="gramEnd"/>
+    </w:p>
+    <w:p>
+      <w:pPr>
+        <w:pStyle w:val="NormalWeb"/>
+      </w:pPr>
+      <w:proofErr w:type="gramStart"/>
+      <w:r>
+        <w:t>Can be reused.</w:t>
+      </w:r>
+      <w:proofErr w:type="gramEnd"/>
+    </w:p>
+    <w:p>
+      <w:pPr>
+        <w:pStyle w:val="NormalWeb"/>
+      </w:pPr>
+      <w:r>
+        <w:t>Example:</w:t>
+      </w:r>
+    </w:p>
+    <w:p>
+      <w:pPr>
+        <w:pStyle w:val="HTMLPreformatted"/>
+      </w:pPr>
+      <w:proofErr w:type="gramStart"/>
+      <w:r>
+        <w:rPr>
+          <w:rStyle w:val="HTMLCode"/>
+        </w:rPr>
+        <w:t>class</w:t>
+      </w:r>
+      <w:proofErr w:type="gramEnd"/>
+      <w:r>
+        <w:rPr>
+          <w:rStyle w:val="HTMLCode"/>
+        </w:rPr>
+        <w:t>="hero-content"</w:t>
+      </w:r>
+    </w:p>
+    <w:p>
+      <w:pPr>
+        <w:pStyle w:val="NormalWeb"/>
+      </w:pPr>
+      <w:r>
+        <w:t xml:space="preserve">You can have many elements with the same class if they share styling or </w:t>
+      </w:r>
+      <w:proofErr w:type="spellStart"/>
+      <w:r>
+        <w:t>behaviour</w:t>
+      </w:r>
+      <w:proofErr w:type="spellEnd"/>
+      <w:r>
+        <w:t>.</w:t>
+      </w:r>
+    </w:p>
+    <w:p>
+      <w:pPr>
+        <w:pStyle w:val="Heading4"/>
+      </w:pPr>
+      <w:r>
+        <w:t>Easy way to remember:</w:t>
+      </w:r>
+    </w:p>
+    <w:p>
+      <w:pPr>
+        <w:numPr>
+          <w:ilvl w:val="0"/>
+          <w:numId w:val="15"/>
+        </w:numPr>
+        <w:spacing w:before="100" w:beforeAutospacing="1" w:after="100" w:afterAutospacing="1" w:line="240" w:lineRule="auto"/>
+      </w:pPr>
+      <w:r>
+        <w:rPr>
+          <w:rStyle w:val="Strong"/>
+        </w:rPr>
+        <w:t xml:space="preserve">ID = One unique person (like your </w:t>
+      </w:r>
+      <w:proofErr w:type="spellStart"/>
+      <w:r>
+        <w:rPr>
+          <w:rStyle w:val="Strong"/>
+        </w:rPr>
+        <w:t>Aadhaar</w:t>
+      </w:r>
+      <w:proofErr w:type="spellEnd"/>
+      <w:r>
+        <w:rPr>
+          <w:rStyle w:val="Strong"/>
+        </w:rPr>
+        <w:t xml:space="preserve"> number).</w:t>
+      </w:r>
+      <w:r>
+        <w:t xml:space="preserve"> </w:t>
+      </w:r>
+    </w:p>
+    <w:p>
+      <w:pPr>
+        <w:numPr>
+          <w:ilvl w:val="0"/>
+          <w:numId w:val="15"/>
+        </w:numPr>
+        <w:spacing w:before="100" w:beforeAutospacing="1" w:after="100" w:afterAutospacing="1" w:line="240" w:lineRule="auto"/>
+      </w:pPr>
+      <w:r>
+        <w:rPr>
+          <w:rStyle w:val="Strong"/>
+        </w:rPr>
+        <w:t>Class = A group (like all students in Class 12).</w:t>
+      </w:r>
+    </w:p>
+    <w:p>
+      <w:pPr>
+        <w:pStyle w:val="Heading3"/>
+      </w:pPr>
+      <w:r>
+        <w:t xml:space="preserve">3. Why </w:t>
+      </w:r>
+      <w:r>
+        <w:rPr>
+          <w:rStyle w:val="HTMLCode"/>
+          <w:rFonts w:eastAsiaTheme="majorEastAsia"/>
+        </w:rPr>
+        <w:t>&lt;span&gt;</w:t>
+      </w:r>
+      <w:r>
+        <w:t>?</w:t>
+      </w:r>
+    </w:p>
+    <w:p>
+      <w:pPr>
+        <w:pStyle w:val="HTMLPreformatted"/>
+      </w:pPr>
+      <w:r>
+        <w:rPr>
+          <w:rStyle w:val="13"/>
+        </w:rPr>
+        <w:t>&lt;h2&gt;</w:t>
+      </w:r>
+      <w:r>
+        <w:rPr>
+          <w:rStyle w:val="HTMLCode"/>
+        </w:rPr>
+        <w:t xml:space="preserve">Hello, I'm </w:t>
+      </w:r>
+      <w:r>
+        <w:rPr>
+          <w:rStyle w:val="13"/>
+        </w:rPr>
+        <w:t>&lt;span&gt;</w:t>
+      </w:r>
+      <w:r>
+        <w:rPr>
+          <w:rStyle w:val="HTMLCode"/>
+        </w:rPr>
+        <w:t>Anshal Shukla</w:t>
+      </w:r>
+      <w:r>
+        <w:rPr>
+          <w:rStyle w:val="13"/>
+        </w:rPr>
+        <w:t>&lt;/span&gt;&lt;/h2&gt;</w:t>
+      </w:r>
+    </w:p>
+    <w:p>
+      <w:pPr>
+        <w:pStyle w:val="NormalWeb"/>
+      </w:pPr>
+      <w:r>
+        <w:t xml:space="preserve">A </w:t>
+      </w:r>
+      <w:r>
+        <w:rPr>
+          <w:rStyle w:val="HTMLCode"/>
+        </w:rPr>
+        <w:t>&lt;span&gt;</w:t>
+      </w:r>
+      <w:r>
+        <w:t xml:space="preserve"> is an </w:t>
+      </w:r>
+      <w:r>
+        <w:rPr>
+          <w:rStyle w:val="Strong"/>
+        </w:rPr>
+        <w:t>inline container</w:t>
+      </w:r>
+      <w:r>
+        <w:t>.</w:t>
+      </w:r>
+    </w:p>
+    <w:p>
+      <w:pPr>
+        <w:pStyle w:val="NormalWeb"/>
+      </w:pPr>
+      <w:r>
+        <w:t>It doesn't start a new line.</w:t>
+      </w:r>
+    </w:p>
+    <w:p>
+      <w:pPr>
+        <w:pStyle w:val="NormalWeb"/>
+      </w:pPr>
+      <w:r>
+        <w:t xml:space="preserve">We use it when we want to style </w:t>
+      </w:r>
+      <w:r>
+        <w:rPr>
+          <w:rStyle w:val="Strong"/>
+        </w:rPr>
+        <w:t>part</w:t>
+      </w:r>
+      <w:r>
+        <w:t xml:space="preserve"> of a sentence differently.</w:t>
+      </w:r>
+    </w:p>
+    <w:p>
+      <w:pPr>
+        <w:pStyle w:val="NormalWeb"/>
+      </w:pPr>
+      <w:r>
+        <w:t>Tomorrow we might make your name:</w:t>
+      </w:r>
+    </w:p>
+    <w:p>
+      <w:pPr>
+        <w:numPr>
+          <w:ilvl w:val="0"/>
+          <w:numId w:val="16"/>
+        </w:numPr>
+        <w:spacing w:before="100" w:beforeAutospacing="1" w:after="100" w:afterAutospacing="1" w:line="240" w:lineRule="auto"/>
+      </w:pPr>
+      <w:r>
+        <w:t xml:space="preserve">Blue </w:t>
+      </w:r>
+    </w:p>
+    <w:p>
+      <w:pPr>
+        <w:numPr>
+          <w:ilvl w:val="0"/>
+          <w:numId w:val="16"/>
+        </w:numPr>
+        <w:spacing w:before="100" w:beforeAutospacing="1" w:after="100" w:afterAutospacing="1" w:line="240" w:lineRule="auto"/>
+      </w:pPr>
+      <w:r>
+        <w:t xml:space="preserve">Bold </w:t>
+      </w:r>
+    </w:p>
+    <w:p>
+      <w:pPr>
+        <w:numPr>
+          <w:ilvl w:val="0"/>
+          <w:numId w:val="16"/>
+        </w:numPr>
+        <w:spacing w:before="100" w:beforeAutospacing="1" w:after="100" w:afterAutospacing="1" w:line="240" w:lineRule="auto"/>
+      </w:pPr>
+      <w:r>
+        <w:t xml:space="preserve">Larger </w:t>
+      </w:r>
+    </w:p>
+    <w:p>
+      <w:pPr>
+        <w:numPr>
+          <w:ilvl w:val="0"/>
+          <w:numId w:val="16"/>
+        </w:numPr>
+        <w:spacing w:before="100" w:beforeAutospacing="1" w:after="100" w:afterAutospacing="1" w:line="240" w:lineRule="auto"/>
+      </w:pPr>
+      <w:r>
+        <w:t xml:space="preserve">Animated </w:t>
+      </w:r>
+    </w:p>
+    <w:p>
+      <w:pPr>
+        <w:pStyle w:val="NormalWeb"/>
+      </w:pPr>
+      <w:proofErr w:type="gramStart"/>
+      <w:r>
+        <w:t>without</w:t>
+      </w:r>
+      <w:proofErr w:type="gramEnd"/>
+      <w:r>
+        <w:t xml:space="preserve"> affecting the rest of the heading.</w:t>
+      </w:r>
+    </w:p>
+    <w:p/>
+    <w:p>
+      <w:pPr>
+        <w:pStyle w:val="Heading3"/>
+      </w:pPr>
+      <w:r>
+        <w:lastRenderedPageBreak/>
+        <w:t xml:space="preserve">4. Why add </w:t>
+      </w:r>
+      <w:proofErr w:type="spellStart"/>
+      <w:r>
+        <w:rPr>
+          <w:rStyle w:val="HTMLCode"/>
+          <w:rFonts w:eastAsiaTheme="majorEastAsia"/>
+        </w:rPr>
+        <w:t>alt</w:t>
+      </w:r>
+      <w:proofErr w:type="spellEnd"/>
+      <w:r>
+        <w:t xml:space="preserve"> to the image?</w:t>
+      </w:r>
+    </w:p>
+    <w:p>
+      <w:pPr>
+        <w:pStyle w:val="HTMLPreformatted"/>
+      </w:pPr>
+      <w:r>
+        <w:rPr>
+          <w:rStyle w:val="13"/>
+        </w:rPr>
+        <w:t>&lt;</w:t>
+      </w:r>
+      <w:proofErr w:type="spellStart"/>
+      <w:r>
+        <w:rPr>
+          <w:rStyle w:val="13"/>
+        </w:rPr>
+        <w:t>img</w:t>
+      </w:r>
+      <w:proofErr w:type="spellEnd"/>
+      <w:r>
+        <w:rPr>
+          <w:rStyle w:val="HTMLCode"/>
+        </w:rPr>
+        <w:t xml:space="preserve"> </w:t>
+      </w:r>
+      <w:proofErr w:type="spellStart"/>
+      <w:r>
+        <w:rPr>
+          <w:rStyle w:val="12"/>
+        </w:rPr>
+        <w:t>src</w:t>
+      </w:r>
+      <w:proofErr w:type="spellEnd"/>
+      <w:r>
+        <w:rPr>
+          <w:rStyle w:val="v"/>
+          <w:rFonts w:eastAsiaTheme="majorEastAsia"/>
+        </w:rPr>
+        <w:t>=</w:t>
+      </w:r>
+      <w:r>
+        <w:rPr>
+          <w:rStyle w:val="z"/>
+        </w:rPr>
+        <w:t>"images/profile.jpg"</w:t>
+      </w:r>
+      <w:r>
+        <w:rPr>
+          <w:rStyle w:val="HTMLCode"/>
+        </w:rPr>
+        <w:t xml:space="preserve"> </w:t>
+      </w:r>
+      <w:r>
+        <w:rPr>
+          <w:rStyle w:val="12"/>
+        </w:rPr>
+        <w:t>alt</w:t>
+      </w:r>
+      <w:r>
+        <w:rPr>
+          <w:rStyle w:val="v"/>
+          <w:rFonts w:eastAsiaTheme="majorEastAsia"/>
+        </w:rPr>
+        <w:t>=</w:t>
+      </w:r>
+      <w:r>
+        <w:rPr>
+          <w:rStyle w:val="z"/>
+        </w:rPr>
+        <w:t>"Profile picture of Anshal Shukla"</w:t>
+      </w:r>
+      <w:r>
+        <w:rPr>
+          <w:rStyle w:val="13"/>
+        </w:rPr>
+        <w:t>&gt;</w:t>
+      </w:r>
+    </w:p>
+    <w:p>
+      <w:pPr>
+        <w:pStyle w:val="NormalWeb"/>
+      </w:pPr>
+      <w:r>
+        <w:t xml:space="preserve">The </w:t>
+      </w:r>
+      <w:r>
+        <w:rPr>
+          <w:rStyle w:val="HTMLCode"/>
+        </w:rPr>
+        <w:t>alt</w:t>
+      </w:r>
+      <w:r>
+        <w:t xml:space="preserve"> (alternative text) is important because:</w:t>
+      </w:r>
+    </w:p>
+    <w:p>
+      <w:pPr>
+        <w:numPr>
+          <w:ilvl w:val="0"/>
+          <w:numId w:val="17"/>
+        </w:numPr>
+        <w:spacing w:before="100" w:beforeAutospacing="1" w:after="100" w:afterAutospacing="1" w:line="240" w:lineRule="auto"/>
+      </w:pPr>
+      <w:r>
+        <w:t xml:space="preserve">Screen readers read it aloud for users who can't see the image. </w:t>
+      </w:r>
+    </w:p>
+    <w:p>
+      <w:pPr>
+        <w:numPr>
+          <w:ilvl w:val="0"/>
+          <w:numId w:val="17"/>
+        </w:numPr>
+        <w:spacing w:before="100" w:beforeAutospacing="1" w:after="100" w:afterAutospacing="1" w:line="240" w:lineRule="auto"/>
+      </w:pPr>
+      <w:r>
+        <w:t xml:space="preserve">It appears if the image fails to load. </w:t>
+      </w:r>
+    </w:p>
+    <w:p>
+      <w:pPr>
+        <w:numPr>
+          <w:ilvl w:val="0"/>
+          <w:numId w:val="17"/>
+        </w:numPr>
+        <w:spacing w:before="100" w:beforeAutospacing="1" w:after="100" w:afterAutospacing="1" w:line="240" w:lineRule="auto"/>
+      </w:pPr>
+      <w:r>
+        <w:t xml:space="preserve">It improves accessibility. </w:t>
+      </w:r>
+    </w:p>
+    <w:p>
+      <w:pPr>
+        <w:pStyle w:val="NormalWeb"/>
+      </w:pPr>
+      <w:r>
+        <w:t xml:space="preserve">A good </w:t>
+      </w:r>
+      <w:r>
+        <w:rPr>
+          <w:rStyle w:val="HTMLCode"/>
+        </w:rPr>
+        <w:t>alt</w:t>
+      </w:r>
+      <w:r>
+        <w:t xml:space="preserve"> describes the image briefly and accurately.</w:t>
+      </w:r>
+    </w:p>
+    <w:p>
+      <w:pPr>
+        <w:pStyle w:val="Heading2"/>
+      </w:pPr>
+      <w:r>
+        <w:t>About Section</w:t>
+      </w:r>
+    </w:p>
+    <w:p>
+      <w:pPr>
+        <w:pStyle w:val="Heading3"/>
+      </w:pPr>
+      <w:r>
+        <w:t>Purpose</w:t>
+      </w:r>
+    </w:p>
+    <w:p>
+      <w:pPr>
+        <w:pStyle w:val="NormalWeb"/>
+      </w:pPr>
+      <w:r>
+        <w:t xml:space="preserve">The About section </w:t>
+      </w:r>
+      <w:proofErr w:type="gramStart"/>
+      <w:r>
+        <w:t>tells visitors</w:t>
+      </w:r>
+      <w:proofErr w:type="gramEnd"/>
+      <w:r>
+        <w:t>:</w:t>
+      </w:r>
+    </w:p>
+    <w:p>
+      <w:pPr>
+        <w:numPr>
+          <w:ilvl w:val="0"/>
+          <w:numId w:val="18"/>
+        </w:numPr>
+        <w:spacing w:before="100" w:beforeAutospacing="1" w:after="100" w:afterAutospacing="1" w:line="240" w:lineRule="auto"/>
+      </w:pPr>
+      <w:r>
+        <w:t xml:space="preserve">Who are you? </w:t>
+      </w:r>
+    </w:p>
+    <w:p>
+      <w:pPr>
+        <w:numPr>
+          <w:ilvl w:val="0"/>
+          <w:numId w:val="18"/>
+        </w:numPr>
+        <w:spacing w:before="100" w:beforeAutospacing="1" w:after="100" w:afterAutospacing="1" w:line="240" w:lineRule="auto"/>
+      </w:pPr>
+      <w:r>
+        <w:t xml:space="preserve">What are you studying? </w:t>
+      </w:r>
+    </w:p>
+    <w:p>
+      <w:pPr>
+        <w:numPr>
+          <w:ilvl w:val="0"/>
+          <w:numId w:val="18"/>
+        </w:numPr>
+        <w:spacing w:before="100" w:beforeAutospacing="1" w:after="100" w:afterAutospacing="1" w:line="240" w:lineRule="auto"/>
+      </w:pPr>
+      <w:r>
+        <w:t xml:space="preserve">What are your interests? </w:t>
+      </w:r>
+    </w:p>
+    <w:p>
+      <w:pPr>
+        <w:numPr>
+          <w:ilvl w:val="0"/>
+          <w:numId w:val="18"/>
+        </w:numPr>
+        <w:spacing w:before="100" w:beforeAutospacing="1" w:after="100" w:afterAutospacing="1" w:line="240" w:lineRule="auto"/>
+      </w:pPr>
+      <w:r>
+        <w:t xml:space="preserve">What are your career goals? </w:t>
+      </w:r>
+    </w:p>
+    <w:p>
+      <w:pPr>
+        <w:pStyle w:val="NormalWeb"/>
+      </w:pPr>
+      <w:r>
+        <w:t xml:space="preserve">This is where people get to know </w:t>
+      </w:r>
+      <w:r>
+        <w:rPr>
+          <w:rStyle w:val="Strong"/>
+        </w:rPr>
+        <w:t>you</w:t>
+      </w:r>
+      <w:r>
+        <w:t>, not your projects.</w:t>
+      </w:r>
+    </w:p>
+    <w:p/>
+    <w:p>
+      <w:pPr>
+        <w:pStyle w:val="Heading3"/>
+      </w:pPr>
+      <w:r>
+        <w:t xml:space="preserve">Why multiple </w:t>
+      </w:r>
+      <w:r>
+        <w:rPr>
+          <w:rStyle w:val="HTMLCode"/>
+          <w:rFonts w:eastAsiaTheme="majorEastAsia"/>
+        </w:rPr>
+        <w:t>&lt;p&gt;</w:t>
+      </w:r>
+      <w:r>
+        <w:t xml:space="preserve"> tags?</w:t>
+      </w:r>
+    </w:p>
+    <w:p>
+      <w:pPr>
+        <w:pStyle w:val="NormalWeb"/>
+      </w:pPr>
+      <w:r>
+        <w:t>Many beginners write:</w:t>
+      </w:r>
+    </w:p>
+    <w:p>
+      <w:pPr>
+        <w:pStyle w:val="HTMLPreformatted"/>
+        <w:rPr>
+          <w:rStyle w:val="HTMLCode"/>
+        </w:rPr>
+      </w:pPr>
+      <w:r>
+        <w:rPr>
+          <w:rStyle w:val="13"/>
+        </w:rPr>
+        <w:t>&lt;p&gt;</w:t>
+      </w:r>
+    </w:p>
+    <w:p>
+      <w:pPr>
+        <w:pStyle w:val="HTMLPreformatted"/>
+        <w:rPr>
+          <w:rStyle w:val="HTMLCode"/>
+        </w:rPr>
+      </w:pPr>
+      <w:r>
+        <w:rPr>
+          <w:rStyle w:val="HTMLCode"/>
+        </w:rPr>
+        <w:t>Paragraph 1</w:t>
+      </w:r>
+    </w:p>
+    <w:p>
+      <w:pPr>
+        <w:pStyle w:val="HTMLPreformatted"/>
+        <w:rPr>
+          <w:rStyle w:val="HTMLCode"/>
+        </w:rPr>
+      </w:pPr>
+    </w:p>
+    <w:p>
+      <w:pPr>
+        <w:pStyle w:val="HTMLPreformatted"/>
+        <w:rPr>
+          <w:rStyle w:val="HTMLCode"/>
+        </w:rPr>
+      </w:pPr>
+      <w:r>
+        <w:rPr>
+          <w:rStyle w:val="HTMLCode"/>
+        </w:rPr>
+        <w:t>Paragraph 2</w:t>
+      </w:r>
+    </w:p>
+    <w:p>
+      <w:pPr>
+        <w:pStyle w:val="HTMLPreformatted"/>
+        <w:rPr>
+          <w:rStyle w:val="HTMLCode"/>
+        </w:rPr>
+      </w:pPr>
+    </w:p>
+    <w:p>
+      <w:pPr>
+        <w:pStyle w:val="HTMLPreformatted"/>
+        <w:rPr>
+          <w:rStyle w:val="HTMLCode"/>
+        </w:rPr>
+      </w:pPr>
+      <w:r>
+        <w:rPr>
+          <w:rStyle w:val="HTMLCode"/>
+        </w:rPr>
+        <w:t>Paragraph 3</w:t>
+      </w:r>
+    </w:p>
+    <w:p>
+      <w:pPr>
+        <w:pStyle w:val="HTMLPreformatted"/>
+      </w:pPr>
+      <w:r>
+        <w:rPr>
+          <w:rStyle w:val="13"/>
+        </w:rPr>
+        <w:t>&lt;/p&gt;</w:t>
+      </w:r>
+    </w:p>
+    <w:p>
+      <w:pPr>
+        <w:pStyle w:val="NormalWeb"/>
+      </w:pPr>
+      <w:r>
+        <w:t>That's not correct.</w:t>
+      </w:r>
+    </w:p>
+    <w:p>
+      <w:pPr>
+        <w:pStyle w:val="NormalWeb"/>
+      </w:pPr>
+      <w:r>
+        <w:t xml:space="preserve">Each distinct paragraph should have its own </w:t>
+      </w:r>
+      <w:r>
+        <w:rPr>
+          <w:rStyle w:val="HTMLCode"/>
+        </w:rPr>
+        <w:t>&lt;p&gt;</w:t>
+      </w:r>
+      <w:r>
+        <w:t xml:space="preserve"> element.</w:t>
+      </w:r>
+    </w:p>
+    <w:p>
+      <w:pPr>
+        <w:pStyle w:val="NormalWeb"/>
+      </w:pPr>
+      <w:r>
+        <w:t>Good example:</w:t>
+      </w:r>
+    </w:p>
+    <w:p>
+      <w:pPr>
+        <w:pStyle w:val="HTMLPreformatted"/>
+        <w:rPr>
+          <w:rStyle w:val="HTMLCode"/>
+        </w:rPr>
+      </w:pPr>
+      <w:r>
+        <w:rPr>
+          <w:rStyle w:val="13"/>
+        </w:rPr>
+        <w:t>&lt;p&gt;</w:t>
+      </w:r>
+      <w:r>
+        <w:rPr>
+          <w:rStyle w:val="HTMLCode"/>
+        </w:rPr>
+        <w:t>Introduction...</w:t>
+      </w:r>
+      <w:r>
+        <w:rPr>
+          <w:rStyle w:val="13"/>
+        </w:rPr>
+        <w:t>&lt;/p&gt;</w:t>
+      </w:r>
+    </w:p>
+    <w:p>
+      <w:pPr>
+        <w:pStyle w:val="HTMLPreformatted"/>
+        <w:rPr>
+          <w:rStyle w:val="HTMLCode"/>
+        </w:rPr>
+      </w:pPr>
+    </w:p>
+    <w:p>
+      <w:pPr>
+        <w:pStyle w:val="HTMLPreformatted"/>
+        <w:rPr>
+          <w:rStyle w:val="HTMLCode"/>
+        </w:rPr>
+      </w:pPr>
+      <w:r>
+        <w:rPr>
+          <w:rStyle w:val="13"/>
+        </w:rPr>
+        <w:t>&lt;p&gt;</w:t>
+      </w:r>
+      <w:r>
+        <w:rPr>
+          <w:rStyle w:val="HTMLCode"/>
+        </w:rPr>
+        <w:t>Education...</w:t>
+      </w:r>
+      <w:r>
+        <w:rPr>
+          <w:rStyle w:val="13"/>
+        </w:rPr>
+        <w:t>&lt;/p&gt;</w:t>
+      </w:r>
+    </w:p>
+    <w:p>
+      <w:pPr>
+        <w:pStyle w:val="HTMLPreformatted"/>
+        <w:rPr>
+          <w:rStyle w:val="HTMLCode"/>
+        </w:rPr>
+      </w:pPr>
+    </w:p>
+    <w:p>
+      <w:pPr>
+        <w:pStyle w:val="HTMLPreformatted"/>
+      </w:pPr>
+      <w:r>
+        <w:rPr>
+          <w:rStyle w:val="13"/>
+        </w:rPr>
+        <w:t>&lt;p&gt;</w:t>
+      </w:r>
+      <w:r>
+        <w:rPr>
+          <w:rStyle w:val="HTMLCode"/>
+        </w:rPr>
+        <w:t>Goals...</w:t>
+      </w:r>
+      <w:r>
+        <w:rPr>
+          <w:rStyle w:val="13"/>
+        </w:rPr>
+        <w:t>&lt;/p&gt;</w:t>
+      </w:r>
+    </w:p>
+    <w:p>
+      <w:pPr>
+        <w:pStyle w:val="NormalWeb"/>
+      </w:pPr>
+      <w:r>
+        <w:t>This improves readability and document structure.</w:t>
+      </w:r>
+    </w:p>
+    <w:p>
+      <w:r>
+        <w:pict>
+          <v:rect id="_x0000_i1030" style="width:0;height:1.5pt" o:hralign="center" o:hrstd="t" o:hr="t" fillcolor="#a0a0a0" stroked="f"/>
+        </w:pict>
+      </w:r>
+    </w:p>
+    <w:p>
+      <w:pPr>
+        <w:pStyle w:val="Heading3"/>
+      </w:pPr>
+      <w:r>
+        <w:lastRenderedPageBreak/>
+        <w:t xml:space="preserve">Why not use </w:t>
+      </w:r>
+      <w:r>
+        <w:rPr>
+          <w:rStyle w:val="HTMLCode"/>
+          <w:rFonts w:eastAsiaTheme="majorEastAsia"/>
+        </w:rPr>
+        <w:t>&lt;</w:t>
+      </w:r>
+      <w:proofErr w:type="spellStart"/>
+      <w:r>
+        <w:rPr>
+          <w:rStyle w:val="HTMLCode"/>
+          <w:rFonts w:eastAsiaTheme="majorEastAsia"/>
+        </w:rPr>
+        <w:t>br</w:t>
+      </w:r>
+      <w:proofErr w:type="spellEnd"/>
+      <w:r>
+        <w:rPr>
+          <w:rStyle w:val="HTMLCode"/>
+          <w:rFonts w:eastAsiaTheme="majorEastAsia"/>
+        </w:rPr>
+        <w:t>&gt;</w:t>
+      </w:r>
+      <w:r>
+        <w:t>?</w:t>
+      </w:r>
+    </w:p>
+    <w:p>
+      <w:pPr>
+        <w:pStyle w:val="NormalWeb"/>
+      </w:pPr>
+      <w:r>
+        <w:t>Some beginners write:</w:t>
+      </w:r>
+    </w:p>
+    <w:p>
+      <w:pPr>
+        <w:pStyle w:val="HTMLPreformatted"/>
+        <w:rPr>
+          <w:rStyle w:val="HTMLCode"/>
+        </w:rPr>
+      </w:pPr>
+      <w:r>
+        <w:rPr>
+          <w:rStyle w:val="13"/>
+        </w:rPr>
+        <w:t>&lt;p&gt;</w:t>
+      </w:r>
+    </w:p>
+    <w:p>
+      <w:pPr>
+        <w:pStyle w:val="HTMLPreformatted"/>
+        <w:rPr>
+          <w:rStyle w:val="HTMLCode"/>
+        </w:rPr>
+      </w:pPr>
+      <w:r>
+        <w:rPr>
+          <w:rStyle w:val="HTMLCode"/>
+        </w:rPr>
+        <w:t>Hello</w:t>
+      </w:r>
+      <w:r>
+        <w:rPr>
+          <w:rStyle w:val="13"/>
+        </w:rPr>
+        <w:t>&lt;</w:t>
+      </w:r>
+      <w:proofErr w:type="spellStart"/>
+      <w:r>
+        <w:rPr>
+          <w:rStyle w:val="13"/>
+        </w:rPr>
+        <w:t>br</w:t>
+      </w:r>
+      <w:proofErr w:type="spellEnd"/>
+      <w:r>
+        <w:rPr>
+          <w:rStyle w:val="13"/>
+        </w:rPr>
+        <w:t>&gt;&lt;</w:t>
+      </w:r>
+      <w:proofErr w:type="spellStart"/>
+      <w:r>
+        <w:rPr>
+          <w:rStyle w:val="13"/>
+        </w:rPr>
+        <w:t>br</w:t>
+      </w:r>
+      <w:proofErr w:type="spellEnd"/>
+      <w:r>
+        <w:rPr>
+          <w:rStyle w:val="13"/>
+        </w:rPr>
+        <w:t>&gt;</w:t>
+      </w:r>
+    </w:p>
+    <w:p>
+      <w:pPr>
+        <w:pStyle w:val="HTMLPreformatted"/>
+        <w:rPr>
+          <w:rStyle w:val="HTMLCode"/>
+        </w:rPr>
+      </w:pPr>
+      <w:r>
+        <w:rPr>
+          <w:rStyle w:val="HTMLCode"/>
+        </w:rPr>
+        <w:t>I am a student</w:t>
+      </w:r>
+      <w:r>
+        <w:rPr>
+          <w:rStyle w:val="13"/>
+        </w:rPr>
+        <w:t>&lt;</w:t>
+      </w:r>
+      <w:proofErr w:type="spellStart"/>
+      <w:r>
+        <w:rPr>
+          <w:rStyle w:val="13"/>
+        </w:rPr>
+        <w:t>br</w:t>
+      </w:r>
+      <w:proofErr w:type="spellEnd"/>
+      <w:r>
+        <w:rPr>
+          <w:rStyle w:val="13"/>
+        </w:rPr>
+        <w:t>&gt;&lt;</w:t>
+      </w:r>
+      <w:proofErr w:type="spellStart"/>
+      <w:r>
+        <w:rPr>
+          <w:rStyle w:val="13"/>
+        </w:rPr>
+        <w:t>br</w:t>
+      </w:r>
+      <w:proofErr w:type="spellEnd"/>
+      <w:r>
+        <w:rPr>
+          <w:rStyle w:val="13"/>
+        </w:rPr>
+        <w:t>&gt;</w:t>
+      </w:r>
+    </w:p>
+    <w:p>
+      <w:pPr>
+        <w:pStyle w:val="HTMLPreformatted"/>
+        <w:rPr>
+          <w:rStyle w:val="HTMLCode"/>
+        </w:rPr>
+      </w:pPr>
+      <w:r>
+        <w:rPr>
+          <w:rStyle w:val="HTMLCode"/>
+        </w:rPr>
+        <w:t>I like coding</w:t>
+      </w:r>
+    </w:p>
+    <w:p>
+      <w:pPr>
+        <w:pStyle w:val="HTMLPreformatted"/>
+      </w:pPr>
+      <w:r>
+        <w:rPr>
+          <w:rStyle w:val="13"/>
+        </w:rPr>
+        <w:t>&lt;/p&gt;</w:t>
+      </w:r>
+    </w:p>
+    <w:p>
+      <w:pPr>
+        <w:pStyle w:val="NormalWeb"/>
+      </w:pPr>
+      <w:r>
+        <w:t>This creates spacing visually, but it doesn't define separate paragraphs.</w:t>
+      </w:r>
+    </w:p>
+    <w:p>
+      <w:pPr>
+        <w:pStyle w:val="NormalWeb"/>
+      </w:pPr>
+      <w:r>
+        <w:t xml:space="preserve">Use separate </w:t>
+      </w:r>
+      <w:r>
+        <w:rPr>
+          <w:rStyle w:val="HTMLCode"/>
+        </w:rPr>
+        <w:t>&lt;p&gt;</w:t>
+      </w:r>
+      <w:r>
+        <w:t xml:space="preserve"> elements when the content is made up of separate thoughts.</w:t>
+      </w:r>
+    </w:p>
+    <w:p>
+      <w:pPr>
+        <w:pStyle w:val="Heading2"/>
+      </w:pPr>
+      <w:r>
+        <w:t>Skills Section</w:t>
+      </w:r>
+    </w:p>
+    <w:p>
+      <w:pPr>
+        <w:pStyle w:val="Heading3"/>
+      </w:pPr>
+      <w:r>
+        <w:t>Purpose</w:t>
+      </w:r>
+    </w:p>
+    <w:p>
+      <w:pPr>
+        <w:pStyle w:val="NormalWeb"/>
+      </w:pPr>
+      <w:r>
+        <w:t xml:space="preserve">This section answers the question: </w:t>
+      </w:r>
+      <w:r>
+        <w:rPr>
+          <w:rStyle w:val="Strong"/>
+        </w:rPr>
+        <w:t>"What technologies and tools do you know?"</w:t>
+      </w:r>
+    </w:p>
+    <w:p>
+      <w:pPr>
+        <w:pStyle w:val="NormalWeb"/>
+      </w:pPr>
+      <w:r>
+        <w:t xml:space="preserve">Unlike the </w:t>
+      </w:r>
+      <w:proofErr w:type="gramStart"/>
+      <w:r>
+        <w:t>About</w:t>
+      </w:r>
+      <w:proofErr w:type="gramEnd"/>
+      <w:r>
+        <w:t xml:space="preserve"> section (which is descriptive), the Skills section is </w:t>
+      </w:r>
+      <w:r>
+        <w:rPr>
+          <w:rStyle w:val="Strong"/>
+        </w:rPr>
+        <w:t>structured information</w:t>
+      </w:r>
+      <w:r>
+        <w:t>. That's why we don't use paragraphs here.</w:t>
+      </w:r>
+    </w:p>
+    <w:p>
+      <w:pPr>
+        <w:pStyle w:val="Heading2"/>
+      </w:pPr>
+      <w:r>
+        <w:t>Projects Section</w:t>
+      </w:r>
+    </w:p>
+    <w:p>
+      <w:pPr>
+        <w:pStyle w:val="Heading2"/>
+        <w:rPr>
+          <w:rFonts w:ascii="Times New Roman" w:eastAsia="Times New Roman" w:hAnsi="Times New Roman" w:cs="Times New Roman"/>
+          <w:b w:val="0"/>
+          <w:bCs w:val="0"/>
+          <w:color w:val="auto"/>
+          <w:sz w:val="24"/>
+          <w:szCs w:val="24"/>
+        </w:rPr>
+      </w:pPr>
+      <w:r>
+        <w:rPr>
+          <w:rFonts w:ascii="Times New Roman" w:eastAsia="Times New Roman" w:hAnsi="Times New Roman" w:cs="Times New Roman"/>
+          <w:b w:val="0"/>
+          <w:bCs w:val="0"/>
+          <w:color w:val="auto"/>
+          <w:sz w:val="24"/>
+          <w:szCs w:val="24"/>
+        </w:rPr>
+        <w:t>Before writing any code, ask yourself:</w:t>
+      </w:r>
+    </w:p>
+    <w:p>
+      <w:pPr>
+        <w:pStyle w:val="NormalWeb"/>
+      </w:pPr>
+      <w:r>
+        <w:rPr>
+          <w:rStyle w:val="Strong"/>
+        </w:rPr>
+        <w:t>"What information should every project show?"</w:t>
+      </w:r>
+    </w:p>
+    <w:p>
+      <w:pPr>
+        <w:pStyle w:val="NormalWeb"/>
+      </w:pPr>
+      <w:r>
+        <w:t>A visitor shouldn't have to guess.</w:t>
+      </w:r>
+    </w:p>
+    <w:p>
+      <w:pPr>
+        <w:pStyle w:val="NormalWeb"/>
+      </w:pPr>
+      <w:r>
+        <w:t>A project card usually contains:</w:t>
+      </w:r>
+    </w:p>
+    <w:p>
+      <w:pPr>
+        <w:pStyle w:val="HTMLPreformatted"/>
+        <w:rPr>
+          <w:rStyle w:val="HTMLCode"/>
+        </w:rPr>
+      </w:pPr>
+      <w:r>
+        <w:rPr>
+          <w:rStyle w:val="HTMLCode"/>
+        </w:rPr>
+        <w:t>Project Name</w:t>
+      </w:r>
+    </w:p>
+    <w:p>
+      <w:pPr>
+        <w:pStyle w:val="HTMLPreformatted"/>
+        <w:rPr>
+          <w:rStyle w:val="HTMLCode"/>
+        </w:rPr>
+      </w:pPr>
+      <w:r>
+        <w:rPr>
+          <w:rStyle w:val="HTMLCode"/>
+        </w:rPr>
+        <w:t>↓</w:t>
+      </w:r>
+    </w:p>
+    <w:p>
+      <w:pPr>
+        <w:pStyle w:val="HTMLPreformatted"/>
+        <w:rPr>
+          <w:rStyle w:val="HTMLCode"/>
+        </w:rPr>
+      </w:pPr>
+    </w:p>
+    <w:p>
+      <w:pPr>
+        <w:pStyle w:val="HTMLPreformatted"/>
+        <w:rPr>
+          <w:rStyle w:val="HTMLCode"/>
+        </w:rPr>
+      </w:pPr>
+      <w:r>
+        <w:rPr>
+          <w:rStyle w:val="HTMLCode"/>
+        </w:rPr>
+        <w:t>Short Description</w:t>
+      </w:r>
+    </w:p>
+    <w:p>
+      <w:pPr>
+        <w:pStyle w:val="HTMLPreformatted"/>
+        <w:rPr>
+          <w:rStyle w:val="HTMLCode"/>
+        </w:rPr>
+      </w:pPr>
+      <w:r>
+        <w:rPr>
+          <w:rStyle w:val="HTMLCode"/>
+        </w:rPr>
+        <w:t>↓</w:t>
+      </w:r>
+    </w:p>
+    <w:p>
+      <w:pPr>
+        <w:pStyle w:val="HTMLPreformatted"/>
+        <w:rPr>
+          <w:rStyle w:val="HTMLCode"/>
+        </w:rPr>
+      </w:pPr>
+    </w:p>
+    <w:p>
+      <w:pPr>
+        <w:pStyle w:val="HTMLPreformatted"/>
+        <w:rPr>
+          <w:rStyle w:val="HTMLCode"/>
+        </w:rPr>
+      </w:pPr>
+      <w:r>
+        <w:rPr>
+          <w:rStyle w:val="HTMLCode"/>
+        </w:rPr>
+        <w:t>Technologies Used</w:t>
+      </w:r>
+    </w:p>
+    <w:p>
+      <w:pPr>
+        <w:pStyle w:val="HTMLPreformatted"/>
+        <w:rPr>
+          <w:rStyle w:val="HTMLCode"/>
+        </w:rPr>
+      </w:pPr>
+      <w:r>
+        <w:rPr>
+          <w:rStyle w:val="HTMLCode"/>
+        </w:rPr>
+        <w:t>↓</w:t>
+      </w:r>
+    </w:p>
+    <w:p>
+      <w:pPr>
+        <w:pStyle w:val="HTMLPreformatted"/>
+        <w:rPr>
+          <w:rStyle w:val="HTMLCode"/>
+        </w:rPr>
+      </w:pPr>
+    </w:p>
+    <w:p>
+      <w:pPr>
+        <w:pStyle w:val="HTMLPreformatted"/>
+        <w:rPr>
+          <w:rStyle w:val="HTMLCode"/>
+        </w:rPr>
+      </w:pPr>
+      <w:proofErr w:type="spellStart"/>
+      <w:r>
+        <w:rPr>
+          <w:rStyle w:val="HTMLCode"/>
+        </w:rPr>
+        <w:t>GitHub</w:t>
+      </w:r>
+      <w:proofErr w:type="spellEnd"/>
+      <w:r>
+        <w:rPr>
+          <w:rStyle w:val="HTMLCode"/>
+        </w:rPr>
+        <w:t xml:space="preserve"> Link</w:t>
+      </w:r>
+    </w:p>
+    <w:p>
+      <w:pPr>
+        <w:pStyle w:val="HTMLPreformatted"/>
+        <w:rPr>
+          <w:rStyle w:val="HTMLCode"/>
+        </w:rPr>
+      </w:pPr>
+      <w:r>
+        <w:rPr>
+          <w:rStyle w:val="HTMLCode"/>
+        </w:rPr>
+        <w:t>↓</w:t>
+      </w:r>
+    </w:p>
+    <w:p>
+      <w:pPr>
+        <w:pStyle w:val="HTMLPreformatted"/>
+        <w:rPr>
+          <w:rStyle w:val="HTMLCode"/>
+        </w:rPr>
+      </w:pPr>
+    </w:p>
+    <w:p>
+      <w:pPr>
+        <w:pStyle w:val="HTMLPreformatted"/>
+      </w:pPr>
+      <w:r>
+        <w:rPr>
+          <w:rStyle w:val="HTMLCode"/>
+        </w:rPr>
+        <w:t>Live Demo (optional)</w:t>
+      </w:r>
+    </w:p>
+    <w:p>
+      <w:pPr>
+        <w:pStyle w:val="Heading3"/>
+      </w:pPr>
+      <w:proofErr w:type="gramStart"/>
+      <w:r>
+        <w:t>1.Why</w:t>
+      </w:r>
+      <w:proofErr w:type="gramEnd"/>
+      <w:r>
+        <w:t xml:space="preserve"> </w:t>
+      </w:r>
+      <w:r>
+        <w:rPr>
+          <w:rStyle w:val="HTMLCode"/>
+          <w:rFonts w:eastAsiaTheme="majorEastAsia"/>
+        </w:rPr>
+        <w:t>&lt;article&gt;</w:t>
+      </w:r>
+      <w:r>
+        <w:t xml:space="preserve"> instead of </w:t>
+      </w:r>
+      <w:r>
+        <w:rPr>
+          <w:rStyle w:val="HTMLCode"/>
+          <w:rFonts w:eastAsiaTheme="majorEastAsia"/>
+        </w:rPr>
+        <w:t>&lt;div&gt;</w:t>
+      </w:r>
+      <w:r>
+        <w:t>?</w:t>
+      </w:r>
+    </w:p>
+    <w:p>
+      <w:pPr>
+        <w:pStyle w:val="NormalWeb"/>
+      </w:pPr>
+      <w:r>
+        <w:t>Both would work visually.</w:t>
+      </w:r>
+    </w:p>
+    <w:p>
+      <w:pPr>
+        <w:pStyle w:val="NormalWeb"/>
+      </w:pPr>
+      <w:r>
+        <w:t>But semantically:</w:t>
+      </w:r>
+    </w:p>
+    <w:p>
+      <w:pPr>
+        <w:pStyle w:val="HTMLPreformatted"/>
+      </w:pPr>
+      <w:r>
+        <w:rPr>
+          <w:rStyle w:val="13"/>
+        </w:rPr>
+        <w:t>&lt;</w:t>
+      </w:r>
+      <w:proofErr w:type="gramStart"/>
+      <w:r>
+        <w:rPr>
+          <w:rStyle w:val="13"/>
+        </w:rPr>
+        <w:t>article</w:t>
+      </w:r>
+      <w:proofErr w:type="gramEnd"/>
+      <w:r>
+        <w:rPr>
+          <w:rStyle w:val="13"/>
+        </w:rPr>
+        <w:t>&gt;</w:t>
+      </w:r>
+    </w:p>
+    <w:p>
+      <w:pPr>
+        <w:pStyle w:val="NormalWeb"/>
+      </w:pPr>
+      <w:proofErr w:type="gramStart"/>
+      <w:r>
+        <w:lastRenderedPageBreak/>
+        <w:t>means</w:t>
+      </w:r>
+      <w:proofErr w:type="gramEnd"/>
+    </w:p>
+    <w:p>
+      <w:pPr>
+        <w:pStyle w:val="NormalWeb"/>
+      </w:pPr>
+      <w:r>
+        <w:t>"This is a complete, self-contained piece of content."</w:t>
+      </w:r>
+    </w:p>
+    <w:p>
+      <w:pPr>
+        <w:pStyle w:val="NormalWeb"/>
+      </w:pPr>
+      <w:r>
+        <w:t>That's exactly what a project is.</w:t>
+      </w:r>
+    </w:p>
+    <w:p>
+      <w:r>
+        <w:pict>
+          <v:rect id="_x0000_i1031" style="width:0;height:1.5pt" o:hralign="center" o:hrstd="t" o:hr="t" fillcolor="#a0a0a0" stroked="f"/>
+        </w:pict>
+      </w:r>
+    </w:p>
+    <w:p>
+      <w:pPr>
+        <w:pStyle w:val="Heading3"/>
+      </w:pPr>
+      <w:r>
+        <w:t xml:space="preserve">2. Why </w:t>
+      </w:r>
+      <w:r>
+        <w:rPr>
+          <w:rStyle w:val="HTMLCode"/>
+          <w:rFonts w:eastAsiaTheme="majorEastAsia"/>
+        </w:rPr>
+        <w:t>&lt;strong&gt;</w:t>
+      </w:r>
+      <w:r>
+        <w:t>?</w:t>
+      </w:r>
+    </w:p>
+    <w:p>
+      <w:pPr>
+        <w:pStyle w:val="HTMLPreformatted"/>
+      </w:pPr>
+      <w:r>
+        <w:rPr>
+          <w:rStyle w:val="13"/>
+        </w:rPr>
+        <w:t>&lt;</w:t>
+      </w:r>
+      <w:proofErr w:type="gramStart"/>
+      <w:r>
+        <w:rPr>
+          <w:rStyle w:val="13"/>
+        </w:rPr>
+        <w:t>strong&gt;</w:t>
+      </w:r>
+      <w:proofErr w:type="gramEnd"/>
+      <w:r>
+        <w:rPr>
+          <w:rStyle w:val="HTMLCode"/>
+        </w:rPr>
+        <w:t>Technologies:</w:t>
+      </w:r>
+      <w:r>
+        <w:rPr>
+          <w:rStyle w:val="13"/>
+        </w:rPr>
+        <w:t>&lt;/strong&gt;</w:t>
+      </w:r>
+    </w:p>
+    <w:p>
+      <w:pPr>
+        <w:pStyle w:val="NormalWeb"/>
+      </w:pPr>
+      <w:r>
+        <w:t xml:space="preserve">Many beginners think </w:t>
+      </w:r>
+      <w:r>
+        <w:rPr>
+          <w:rStyle w:val="HTMLCode"/>
+        </w:rPr>
+        <w:t>&lt;strong&gt;</w:t>
+      </w:r>
+      <w:r>
+        <w:t xml:space="preserve"> is only for bold text.</w:t>
+      </w:r>
+    </w:p>
+    <w:p>
+      <w:pPr>
+        <w:pStyle w:val="NormalWeb"/>
+      </w:pPr>
+      <w:r>
+        <w:t>Actually, it means:</w:t>
+      </w:r>
+    </w:p>
+    <w:p>
+      <w:pPr>
+        <w:pStyle w:val="NormalWeb"/>
+      </w:pPr>
+      <w:r>
+        <w:rPr>
+          <w:rStyle w:val="Strong"/>
+        </w:rPr>
+        <w:t>This text is important.</w:t>
+      </w:r>
+    </w:p>
+    <w:p>
+      <w:pPr>
+        <w:pStyle w:val="NormalWeb"/>
+      </w:pPr>
+      <w:r>
+        <w:t>Browsers usually display it in bold, but its real purpose is semantic emphasis.</w:t>
+      </w:r>
+    </w:p>
+    <w:p>
+      <w:r>
+        <w:pict>
+          <v:rect id="_x0000_i1032" style="width:0;height:1.5pt" o:hralign="center" o:hrstd="t" o:hr="t" fillcolor="#a0a0a0" stroked="f"/>
+        </w:pict>
+      </w:r>
+    </w:p>
+    <w:p>
+      <w:pPr>
+        <w:pStyle w:val="Heading3"/>
+      </w:pPr>
+      <w:r>
+        <w:t xml:space="preserve">3. Why </w:t>
+      </w:r>
+      <w:r>
+        <w:rPr>
+          <w:rStyle w:val="HTMLCode"/>
+          <w:rFonts w:eastAsiaTheme="majorEastAsia"/>
+        </w:rPr>
+        <w:t>target="_blank"</w:t>
+      </w:r>
+      <w:r>
+        <w:t>?</w:t>
+      </w:r>
+    </w:p>
+    <w:p>
+      <w:pPr>
+        <w:pStyle w:val="HTMLPreformatted"/>
+      </w:pPr>
+      <w:proofErr w:type="gramStart"/>
+      <w:r>
+        <w:rPr>
+          <w:rStyle w:val="HTMLCode"/>
+        </w:rPr>
+        <w:t>target</w:t>
+      </w:r>
+      <w:proofErr w:type="gramEnd"/>
+      <w:r>
+        <w:rPr>
+          <w:rStyle w:val="HTMLCode"/>
+        </w:rPr>
+        <w:t>="_blank"</w:t>
+      </w:r>
+    </w:p>
+    <w:p>
+      <w:pPr>
+        <w:pStyle w:val="NormalWeb"/>
+      </w:pPr>
+      <w:r>
+        <w:t xml:space="preserve">It opens the </w:t>
+      </w:r>
+      <w:proofErr w:type="spellStart"/>
+      <w:r>
+        <w:t>GitHub</w:t>
+      </w:r>
+      <w:proofErr w:type="spellEnd"/>
+      <w:r>
+        <w:t xml:space="preserve"> repository in a </w:t>
+      </w:r>
+      <w:r>
+        <w:rPr>
+          <w:rStyle w:val="Strong"/>
+        </w:rPr>
+        <w:t>new tab</w:t>
+      </w:r>
+      <w:r>
+        <w:t>.</w:t>
+      </w:r>
+    </w:p>
+    <w:p>
+      <w:pPr>
+        <w:pStyle w:val="NormalWeb"/>
+      </w:pPr>
+      <w:r>
+        <w:t>So visitors don't lose your portfolio page when they click the project link.</w:t>
+      </w:r>
+    </w:p>
+    <w:p>
+      <w:pPr>
+        <w:pStyle w:val="Heading2"/>
+      </w:pPr>
+      <w:r>
+        <w:t>Certificates Section</w:t>
+      </w:r>
+    </w:p>
+    <w:p>
+      <w:pPr>
+        <w:pStyle w:val="Heading3"/>
+      </w:pPr>
+      <w:r>
+        <w:t>Purpose</w:t>
+      </w:r>
+    </w:p>
+    <w:p>
+      <w:pPr>
+        <w:pStyle w:val="NormalWeb"/>
+      </w:pPr>
+      <w:r>
+        <w:t>This section answers:</w:t>
+      </w:r>
+    </w:p>
+    <w:p>
+      <w:pPr>
+        <w:pStyle w:val="NormalWeb"/>
+      </w:pPr>
+      <w:r>
+        <w:rPr>
+          <w:rStyle w:val="Strong"/>
+        </w:rPr>
+        <w:t>"How have you validated your skills?"</w:t>
+      </w:r>
+    </w:p>
+    <w:p>
+      <w:pPr>
+        <w:pStyle w:val="NormalWeb"/>
+      </w:pPr>
+      <w:r>
+        <w:t>A certificate isn't just a PDF—it's evidence that you've learned something.</w:t>
+      </w:r>
+    </w:p>
+    <w:p>
+      <w:pPr>
+        <w:pStyle w:val="Heading2"/>
+      </w:pPr>
+      <w:r>
+        <w:t>Contact Section</w:t>
+      </w:r>
+    </w:p>
+    <w:p>
+      <w:pPr>
+        <w:pStyle w:val="Heading3"/>
+      </w:pPr>
+      <w:r>
+        <w:t>Purpose</w:t>
+      </w:r>
+    </w:p>
+    <w:p>
+      <w:pPr>
+        <w:spacing w:before="100" w:beforeAutospacing="1" w:after="100" w:afterAutospacing="1" w:line="240" w:lineRule="auto"/>
+        <w:rPr>
+          <w:rFonts w:ascii="Times New Roman" w:eastAsia="Times New Roman" w:hAnsi="Times New Roman" w:cs="Times New Roman"/>
+          <w:sz w:val="24"/>
+          <w:szCs w:val="24"/>
+        </w:rPr>
+      </w:pPr>
+      <w:r>
+        <w:rPr>
+          <w:rFonts w:ascii="Times New Roman" w:eastAsia="Times New Roman" w:hAnsi="Times New Roman" w:cs="Times New Roman"/>
+          <w:sz w:val="24"/>
+          <w:szCs w:val="24"/>
+        </w:rPr>
+        <w:t>The Contact section answers:</w:t>
+      </w:r>
+    </w:p>
+    <w:p>
+      <w:pPr>
+        <w:spacing w:beforeAutospacing="1" w:after="100" w:afterAutospacing="1" w:line="240" w:lineRule="auto"/>
+        <w:rPr>
+          <w:rFonts w:ascii="Times New Roman" w:eastAsia="Times New Roman" w:hAnsi="Times New Roman" w:cs="Times New Roman"/>
+          <w:sz w:val="24"/>
+          <w:szCs w:val="24"/>
+        </w:rPr>
+      </w:pPr>
+      <w:r>
+        <w:rPr>
+          <w:rFonts w:ascii="Times New Roman" w:eastAsia="Times New Roman" w:hAnsi="Times New Roman" w:cs="Times New Roman"/>
+          <w:b/>
+          <w:bCs/>
+          <w:sz w:val="24"/>
+          <w:szCs w:val="24"/>
+        </w:rPr>
+        <w:t>"How can someone reach you?"</w:t>
+      </w:r>
+    </w:p>
+    <w:p>
+      <w:pPr>
+        <w:spacing w:before="100" w:beforeAutospacing="1" w:after="100" w:afterAutospacing="1" w:line="240" w:lineRule="auto"/>
+        <w:rPr>
+          <w:rFonts w:ascii="Times New Roman" w:eastAsia="Times New Roman" w:hAnsi="Times New Roman" w:cs="Times New Roman"/>
+          <w:sz w:val="24"/>
+          <w:szCs w:val="24"/>
+        </w:rPr>
+      </w:pPr>
+      <w:r>
+        <w:rPr>
+          <w:rFonts w:ascii="Times New Roman" w:eastAsia="Times New Roman" w:hAnsi="Times New Roman" w:cs="Times New Roman"/>
+          <w:sz w:val="24"/>
+          <w:szCs w:val="24"/>
+        </w:rPr>
+        <w:t>For a portfolio, this usually includes:</w:t>
+      </w:r>
+    </w:p>
+    <w:p>
+      <w:pPr>
+        <w:numPr>
+          <w:ilvl w:val="0"/>
+          <w:numId w:val="19"/>
+        </w:numPr>
+        <w:spacing w:before="100" w:beforeAutospacing="1" w:after="100" w:afterAutospacing="1" w:line="240" w:lineRule="auto"/>
+        <w:rPr>
+          <w:rFonts w:ascii="Times New Roman" w:eastAsia="Times New Roman" w:hAnsi="Times New Roman" w:cs="Times New Roman"/>
+          <w:sz w:val="24"/>
+          <w:szCs w:val="24"/>
+        </w:rPr>
+      </w:pPr>
+      <w:r>
+        <w:rPr>
+          <w:rFonts w:ascii="Times New Roman" w:eastAsia="Times New Roman" w:hAnsi="Times New Roman" w:cs="Times New Roman"/>
+          <w:sz w:val="24"/>
+          <w:szCs w:val="24"/>
+        </w:rPr>
+        <w:t xml:space="preserve"> Email </w:t>
+      </w:r>
+    </w:p>
+    <w:p>
+      <w:pPr>
+        <w:numPr>
+          <w:ilvl w:val="0"/>
+          <w:numId w:val="19"/>
+        </w:numPr>
+        <w:spacing w:before="100" w:beforeAutospacing="1" w:after="100" w:afterAutospacing="1" w:line="240" w:lineRule="auto"/>
+        <w:rPr>
+          <w:rFonts w:ascii="Times New Roman" w:eastAsia="Times New Roman" w:hAnsi="Times New Roman" w:cs="Times New Roman"/>
+          <w:sz w:val="24"/>
+          <w:szCs w:val="24"/>
+        </w:rPr>
+      </w:pPr>
+      <w:r>
+        <w:rPr>
+          <w:rFonts w:ascii="Times New Roman" w:eastAsia="Times New Roman" w:hAnsi="Times New Roman" w:cs="Times New Roman"/>
+          <w:sz w:val="24"/>
+          <w:szCs w:val="24"/>
+        </w:rPr>
+        <w:t xml:space="preserve"> LinkedIn </w:t>
+      </w:r>
+    </w:p>
+    <w:p>
+      <w:pPr>
+        <w:numPr>
+          <w:ilvl w:val="0"/>
+          <w:numId w:val="19"/>
+        </w:numPr>
+        <w:spacing w:before="100" w:beforeAutospacing="1" w:after="100" w:afterAutospacing="1" w:line="240" w:lineRule="auto"/>
+        <w:rPr>
+          <w:rFonts w:ascii="Times New Roman" w:eastAsia="Times New Roman" w:hAnsi="Times New Roman" w:cs="Times New Roman"/>
+          <w:sz w:val="24"/>
+          <w:szCs w:val="24"/>
+        </w:rPr>
+      </w:pPr>
+      <w:r>
+        <w:rPr>
+          <w:rFonts w:ascii="Times New Roman" w:eastAsia="Times New Roman" w:hAnsi="Times New Roman" w:cs="Times New Roman"/>
+          <w:sz w:val="24"/>
+          <w:szCs w:val="24"/>
+        </w:rPr>
+        <w:t xml:space="preserve"> </w:t>
+      </w:r>
+      <w:proofErr w:type="spellStart"/>
+      <w:r>
+        <w:rPr>
+          <w:rFonts w:ascii="Times New Roman" w:eastAsia="Times New Roman" w:hAnsi="Times New Roman" w:cs="Times New Roman"/>
+          <w:sz w:val="24"/>
+          <w:szCs w:val="24"/>
+        </w:rPr>
+        <w:t>GitHub</w:t>
+      </w:r>
+      <w:proofErr w:type="spellEnd"/>
+      <w:r>
+        <w:rPr>
+          <w:rFonts w:ascii="Times New Roman" w:eastAsia="Times New Roman" w:hAnsi="Times New Roman" w:cs="Times New Roman"/>
+          <w:sz w:val="24"/>
+          <w:szCs w:val="24"/>
+        </w:rPr>
+        <w:t xml:space="preserve"> </w:t>
+      </w:r>
+    </w:p>
+    <w:p>
+      <w:pPr>
+        <w:numPr>
+          <w:ilvl w:val="0"/>
+          <w:numId w:val="19"/>
+        </w:numPr>
+        <w:spacing w:before="100" w:beforeAutospacing="1" w:after="100" w:afterAutospacing="1" w:line="240" w:lineRule="auto"/>
+        <w:rPr>
+          <w:rFonts w:ascii="Times New Roman" w:eastAsia="Times New Roman" w:hAnsi="Times New Roman" w:cs="Times New Roman"/>
+          <w:sz w:val="24"/>
+          <w:szCs w:val="24"/>
+        </w:rPr>
+      </w:pPr>
+      <w:r>
+        <w:rPr>
+          <w:rFonts w:ascii="Times New Roman" w:eastAsia="Times New Roman" w:hAnsi="Times New Roman" w:cs="Times New Roman"/>
+          <w:sz w:val="24"/>
+          <w:szCs w:val="24"/>
+        </w:rPr>
+        <w:t xml:space="preserve"> Location (optional)</w:t>
+      </w:r>
+    </w:p>
+    <w:p>
+      <w:pPr>
+        <w:pStyle w:val="Heading3"/>
+      </w:pPr>
+      <w:proofErr w:type="gramStart"/>
+      <w:r>
+        <w:rPr>
+          <w:rStyle w:val="HTMLCode"/>
+          <w:rFonts w:eastAsiaTheme="majorEastAsia"/>
+        </w:rPr>
+        <w:lastRenderedPageBreak/>
+        <w:t>mailto</w:t>
+      </w:r>
+      <w:proofErr w:type="gramEnd"/>
+      <w:r>
+        <w:rPr>
+          <w:rStyle w:val="HTMLCode"/>
+          <w:rFonts w:eastAsiaTheme="majorEastAsia"/>
+        </w:rPr>
+        <w:t>:</w:t>
+      </w:r>
+    </w:p>
+    <w:p>
+      <w:pPr>
+        <w:pStyle w:val="HTMLPreformatted"/>
+      </w:pPr>
+      <w:r>
+        <w:rPr>
+          <w:rStyle w:val="13"/>
+        </w:rPr>
+        <w:t>&lt;a</w:t>
+      </w:r>
+      <w:r>
+        <w:rPr>
+          <w:rStyle w:val="HTMLCode"/>
+        </w:rPr>
+        <w:t xml:space="preserve"> </w:t>
+      </w:r>
+      <w:proofErr w:type="spellStart"/>
+      <w:r>
+        <w:rPr>
+          <w:rStyle w:val="12"/>
+        </w:rPr>
+        <w:t>href</w:t>
+      </w:r>
+      <w:proofErr w:type="spellEnd"/>
+      <w:r>
+        <w:rPr>
+          <w:rStyle w:val="v"/>
+        </w:rPr>
+        <w:t>=</w:t>
+      </w:r>
+      <w:r>
+        <w:rPr>
+          <w:rStyle w:val="z"/>
+        </w:rPr>
+        <w:t>"mailto:yourname@email.com"</w:t>
+      </w:r>
+      <w:r>
+        <w:rPr>
+          <w:rStyle w:val="13"/>
+        </w:rPr>
+        <w:t>&gt;</w:t>
+      </w:r>
+    </w:p>
+    <w:p>
+      <w:pPr>
+        <w:pStyle w:val="NormalWeb"/>
+      </w:pPr>
+      <w:r>
+        <w:t>When someone clicks this link, it opens their default email application with your email address already filled in.</w:t>
+      </w:r>
+    </w:p>
+    <w:p>
+      <w:pPr>
+        <w:pStyle w:val="NormalWeb"/>
+      </w:pPr>
+      <w:r>
+        <w:t>It's much more useful than writing plain text because it's interactive.</w:t>
+      </w:r>
+    </w:p>
+    <w:p>
+      <w:r>
+        <w:pict>
+          <v:rect id="_x0000_i1033" style="width:0;height:1.5pt" o:hralign="center" o:hrstd="t" o:hr="t" fillcolor="#a0a0a0" stroked="f"/>
+        </w:pict>
+      </w:r>
+    </w:p>
+    <w:p>
+      <w:pPr>
+        <w:pStyle w:val="Heading3"/>
+      </w:pPr>
+      <w:r>
+        <w:t>Why are the contact details inside a list?</w:t>
+      </w:r>
+    </w:p>
+    <w:p>
+      <w:pPr>
+        <w:pStyle w:val="NormalWeb"/>
+      </w:pPr>
+      <w:proofErr w:type="gramStart"/>
+      <w:r>
+        <w:t>Because they are a collection of related contact methods.</w:t>
+      </w:r>
+      <w:proofErr w:type="gramEnd"/>
+    </w:p>
+    <w:p>
+      <w:pPr>
+        <w:pStyle w:val="NormalWeb"/>
+      </w:pPr>
+      <w:r>
+        <w:t xml:space="preserve">Using </w:t>
+      </w:r>
+      <w:r>
+        <w:rPr>
+          <w:rStyle w:val="HTMLCode"/>
+        </w:rPr>
+        <w:t>&lt;</w:t>
+      </w:r>
+      <w:proofErr w:type="spellStart"/>
+      <w:r>
+        <w:rPr>
+          <w:rStyle w:val="HTMLCode"/>
+        </w:rPr>
+        <w:t>ul</w:t>
+      </w:r>
+      <w:proofErr w:type="spellEnd"/>
+      <w:r>
+        <w:rPr>
+          <w:rStyle w:val="HTMLCode"/>
+        </w:rPr>
+        <w:t>&gt;</w:t>
+      </w:r>
+      <w:r>
+        <w:t xml:space="preserve"> and </w:t>
+      </w:r>
+      <w:r>
+        <w:rPr>
+          <w:rStyle w:val="HTMLCode"/>
+        </w:rPr>
+        <w:t>&lt;</w:t>
+      </w:r>
+      <w:proofErr w:type="spellStart"/>
+      <w:r>
+        <w:rPr>
+          <w:rStyle w:val="HTMLCode"/>
+        </w:rPr>
+        <w:t>li</w:t>
+      </w:r>
+      <w:proofErr w:type="spellEnd"/>
+      <w:r>
+        <w:rPr>
+          <w:rStyle w:val="HTMLCode"/>
+        </w:rPr>
+        <w:t>&gt;</w:t>
+      </w:r>
+      <w:r>
+        <w:t xml:space="preserve"> makes the HTML semantic and easier to style later.</w:t>
+      </w:r>
+    </w:p>
+    <w:p>
+      <w:pPr>
+        <w:pStyle w:val="Heading2"/>
+      </w:pPr>
+      <w:r>
+        <w:t>Footer</w:t>
+      </w:r>
+    </w:p>
+    <w:p>
+      <w:pPr>
+        <w:pStyle w:val="Heading3"/>
+      </w:pPr>
+      <w:r>
+        <w:t>Purpose</w:t>
+      </w:r>
+    </w:p>
+    <w:p>
+      <w:pPr>
+        <w:pStyle w:val="NormalWeb"/>
+      </w:pPr>
+      <w:r>
+        <w:t>The footer is the bottom section of your website.</w:t>
+      </w:r>
+    </w:p>
+    <w:p>
+      <w:pPr>
+        <w:pStyle w:val="NormalWeb"/>
+      </w:pPr>
+      <w:r>
+        <w:t>It usually contains:</w:t>
+      </w:r>
+    </w:p>
+    <w:p>
+      <w:pPr>
+        <w:numPr>
+          <w:ilvl w:val="0"/>
+          <w:numId w:val="20"/>
+        </w:numPr>
+        <w:spacing w:before="100" w:beforeAutospacing="1" w:after="100" w:afterAutospacing="1" w:line="240" w:lineRule="auto"/>
+      </w:pPr>
+      <w:r>
+        <w:t xml:space="preserve">Copyright </w:t>
+      </w:r>
+    </w:p>
+    <w:p>
+      <w:pPr>
+        <w:numPr>
+          <w:ilvl w:val="0"/>
+          <w:numId w:val="20"/>
+        </w:numPr>
+        <w:spacing w:before="100" w:beforeAutospacing="1" w:after="100" w:afterAutospacing="1" w:line="240" w:lineRule="auto"/>
+      </w:pPr>
+      <w:r>
+        <w:t xml:space="preserve">Your name </w:t>
+      </w:r>
+    </w:p>
+    <w:p>
+      <w:pPr>
+        <w:numPr>
+          <w:ilvl w:val="0"/>
+          <w:numId w:val="20"/>
+        </w:numPr>
+        <w:spacing w:before="100" w:beforeAutospacing="1" w:after="100" w:afterAutospacing="1" w:line="240" w:lineRule="auto"/>
+      </w:pPr>
+      <w:r>
+        <w:t xml:space="preserve">Quick links (optional) </w:t>
+      </w:r>
+    </w:p>
+    <w:p>
+      <w:pPr>
+        <w:numPr>
+          <w:ilvl w:val="0"/>
+          <w:numId w:val="20"/>
+        </w:numPr>
+        <w:spacing w:before="100" w:beforeAutospacing="1" w:after="100" w:afterAutospacing="1" w:line="240" w:lineRule="auto"/>
+      </w:pPr>
+      <w:r>
+        <w:t xml:space="preserve">Social links (optional) </w:t>
+      </w:r>
+    </w:p>
+    <w:p>
+      <w:pPr>
+        <w:pStyle w:val="NormalWeb"/>
+      </w:pPr>
+      <w:r>
+        <w:t>Think of it as the closing part of your webpage.</w:t>
+      </w:r>
+    </w:p>
+    <w:p>
+      <w:pPr>
+        <w:pStyle w:val="Heading3"/>
+      </w:pPr>
+      <w:r>
+        <w:t xml:space="preserve">Why </w:t>
+      </w:r>
+      <w:r>
+        <w:rPr>
+          <w:rStyle w:val="HTMLCode"/>
+          <w:rFonts w:eastAsiaTheme="majorEastAsia"/>
+        </w:rPr>
+        <w:t>&lt;footer&gt;</w:t>
+      </w:r>
+      <w:r>
+        <w:t>?</w:t>
+      </w:r>
+    </w:p>
+    <w:p>
+      <w:pPr>
+        <w:pStyle w:val="NormalWeb"/>
+      </w:pPr>
+      <w:r>
+        <w:t>Just like:</w:t>
+      </w:r>
+    </w:p>
+    <w:p>
+      <w:pPr>
+        <w:numPr>
+          <w:ilvl w:val="0"/>
+          <w:numId w:val="21"/>
+        </w:numPr>
+        <w:spacing w:before="100" w:beforeAutospacing="1" w:after="100" w:afterAutospacing="1" w:line="240" w:lineRule="auto"/>
+      </w:pPr>
+      <w:r>
+        <w:rPr>
+          <w:rStyle w:val="HTMLCode"/>
+          <w:rFonts w:eastAsiaTheme="minorEastAsia"/>
+        </w:rPr>
+        <w:t>&lt;header&gt;</w:t>
+      </w:r>
+      <w:r>
+        <w:t xml:space="preserve"> → Beginning </w:t>
+      </w:r>
+    </w:p>
+    <w:p>
+      <w:pPr>
+        <w:numPr>
+          <w:ilvl w:val="0"/>
+          <w:numId w:val="21"/>
+        </w:numPr>
+        <w:spacing w:before="100" w:beforeAutospacing="1" w:after="100" w:afterAutospacing="1" w:line="240" w:lineRule="auto"/>
+      </w:pPr>
+      <w:r>
+        <w:rPr>
+          <w:rStyle w:val="HTMLCode"/>
+          <w:rFonts w:eastAsiaTheme="minorEastAsia"/>
+        </w:rPr>
+        <w:t>&lt;main&gt;</w:t>
+      </w:r>
+      <w:r>
+        <w:t xml:space="preserve"> → Main Content </w:t>
+      </w:r>
+    </w:p>
+    <w:p>
+      <w:pPr>
+        <w:pStyle w:val="NormalWeb"/>
+      </w:pPr>
+      <w:proofErr w:type="gramStart"/>
+      <w:r>
+        <w:t>we</w:t>
+      </w:r>
+      <w:proofErr w:type="gramEnd"/>
+      <w:r>
+        <w:t xml:space="preserve"> use:</w:t>
+      </w:r>
+    </w:p>
+    <w:p>
+      <w:pPr>
+        <w:numPr>
+          <w:ilvl w:val="0"/>
+          <w:numId w:val="22"/>
+        </w:numPr>
+        <w:spacing w:before="100" w:beforeAutospacing="1" w:after="100" w:afterAutospacing="1" w:line="240" w:lineRule="auto"/>
+      </w:pPr>
+      <w:r>
+        <w:rPr>
+          <w:rStyle w:val="HTMLCode"/>
+          <w:rFonts w:eastAsiaTheme="minorEastAsia"/>
+        </w:rPr>
+        <w:t>&lt;footer&gt;</w:t>
+      </w:r>
+      <w:r>
+        <w:t xml:space="preserve"> → Ending information </w:t>
+      </w:r>
+    </w:p>
+    <w:p>
+      <w:pPr>
+        <w:pStyle w:val="NormalWeb"/>
+      </w:pPr>
+      <w:r>
+        <w:t>This makes the page structure meaningful.</w:t>
+      </w:r>
+    </w:p>
+    <w:p>
+      <w:r>
+        <w:pict>
+          <v:rect id="_x0000_i1034" style="width:0;height:1.5pt" o:hralign="center" o:hrstd="t" o:hr="t" fillcolor="#a0a0a0" stroked="f"/>
+        </w:pict>
+      </w:r>
+    </w:p>
+    <w:p>
+      <w:pPr>
+        <w:pStyle w:val="Heading3"/>
+      </w:pPr>
+      <w:r>
+        <w:t xml:space="preserve">What is </w:t>
+      </w:r>
+      <w:r>
+        <w:rPr>
+          <w:rStyle w:val="HTMLCode"/>
+          <w:rFonts w:eastAsiaTheme="majorEastAsia"/>
+        </w:rPr>
+        <w:t>&amp;copy;</w:t>
+      </w:r>
+      <w:r>
+        <w:t>?</w:t>
+      </w:r>
+    </w:p>
+    <w:p>
+      <w:pPr>
+        <w:pStyle w:val="HTMLPreformatted"/>
+      </w:pPr>
+      <w:r>
+        <w:rPr>
+          <w:rStyle w:val="z"/>
+        </w:rPr>
+        <w:t>&amp;copy;</w:t>
+      </w:r>
+    </w:p>
+    <w:p>
+      <w:pPr>
+        <w:pStyle w:val="NormalWeb"/>
+      </w:pPr>
+      <w:r>
+        <w:t xml:space="preserve">This is called an </w:t>
+      </w:r>
+      <w:r>
+        <w:rPr>
+          <w:rStyle w:val="Strong"/>
+        </w:rPr>
+        <w:t>HTML Entity</w:t>
+      </w:r>
+      <w:r>
+        <w:t>.</w:t>
+      </w:r>
+    </w:p>
+    <w:p>
+      <w:pPr>
+        <w:pStyle w:val="NormalWeb"/>
+      </w:pPr>
+      <w:r>
+        <w:t>It displays:</w:t>
+      </w:r>
+    </w:p>
+    <w:p>
+      <w:pPr>
+        <w:pStyle w:val="HTMLPreformatted"/>
+      </w:pPr>
+      <w:r>
+        <w:rPr>
+          <w:rStyle w:val="HTMLCode"/>
+        </w:rPr>
+        <w:t>©</w:t>
+      </w:r>
+    </w:p>
+    <w:p>
+      <w:pPr>
+        <w:pStyle w:val="NormalWeb"/>
+      </w:pPr>
+      <w:proofErr w:type="gramStart"/>
+      <w:r>
+        <w:lastRenderedPageBreak/>
+        <w:t>instead</w:t>
+      </w:r>
+      <w:proofErr w:type="gramEnd"/>
+      <w:r>
+        <w:t xml:space="preserve"> of writing the symbol directly.</w:t>
+      </w:r>
+    </w:p>
+    <w:p>
+      <w:pPr>
+        <w:pStyle w:val="NormalWeb"/>
+      </w:pPr>
+      <w:r>
+        <w:t>HTML has many entities.</w:t>
+      </w:r>
+    </w:p>
+    <w:p>
+      <w:pPr>
+        <w:pStyle w:val="NormalWeb"/>
+      </w:pPr>
+      <w:r>
+        <w:t>Examples:</w:t>
+      </w:r>
+    </w:p>
+    <w:p>
+      <w:pPr>
+        <w:pStyle w:val="HTMLPreformatted"/>
+        <w:rPr>
+          <w:rStyle w:val="HTMLCode"/>
+        </w:rPr>
+      </w:pPr>
+      <w:r>
+        <w:rPr>
+          <w:rStyle w:val="HTMLCode"/>
+        </w:rPr>
+        <w:t>&amp;copy;   → ©</w:t>
+      </w:r>
+    </w:p>
+    <w:p>
+      <w:pPr>
+        <w:pStyle w:val="HTMLPreformatted"/>
+        <w:rPr>
+          <w:rStyle w:val="HTMLCode"/>
+        </w:rPr>
+      </w:pPr>
+      <w:r>
+        <w:rPr>
+          <w:rStyle w:val="HTMLCode"/>
+        </w:rPr>
+        <w:t>&amp;</w:t>
+      </w:r>
+      <w:proofErr w:type="spellStart"/>
+      <w:r>
+        <w:rPr>
+          <w:rStyle w:val="HTMLCode"/>
+        </w:rPr>
+        <w:t>lt</w:t>
+      </w:r>
+      <w:proofErr w:type="spellEnd"/>
+      <w:r>
+        <w:rPr>
+          <w:rStyle w:val="HTMLCode"/>
+        </w:rPr>
+        <w:t>;      → &lt;</w:t>
+      </w:r>
+    </w:p>
+    <w:p>
+      <w:pPr>
+        <w:pStyle w:val="HTMLPreformatted"/>
+        <w:rPr>
+          <w:rStyle w:val="HTMLCode"/>
+        </w:rPr>
+      </w:pPr>
+      <w:r>
+        <w:rPr>
+          <w:rStyle w:val="HTMLCode"/>
+        </w:rPr>
+        <w:t>&amp;</w:t>
+      </w:r>
+      <w:proofErr w:type="spellStart"/>
+      <w:r>
+        <w:rPr>
+          <w:rStyle w:val="HTMLCode"/>
+        </w:rPr>
+        <w:t>gt</w:t>
+      </w:r>
+      <w:proofErr w:type="spellEnd"/>
+      <w:r>
+        <w:rPr>
+          <w:rStyle w:val="HTMLCode"/>
+        </w:rPr>
+        <w:t>;      → &gt;</w:t>
+      </w:r>
+    </w:p>
+    <w:p>
+      <w:pPr>
+        <w:pStyle w:val="HTMLPreformatted"/>
+        <w:rPr>
+          <w:rStyle w:val="HTMLCode"/>
+        </w:rPr>
+      </w:pPr>
+      <w:r>
+        <w:rPr>
+          <w:rStyle w:val="HTMLCode"/>
+        </w:rPr>
+        <w:t>&amp;amp;     → &amp;</w:t>
+      </w:r>
+    </w:p>
+    <w:p>
+      <w:pPr>
+        <w:pStyle w:val="HTMLPreformatted"/>
+      </w:pPr>
+      <w:r>
+        <w:rPr>
+          <w:rStyle w:val="HTMLCode"/>
+        </w:rPr>
+        <w:t>&amp;</w:t>
+      </w:r>
+      <w:proofErr w:type="spellStart"/>
+      <w:r>
+        <w:rPr>
+          <w:rStyle w:val="HTMLCode"/>
+        </w:rPr>
+        <w:t>nbsp</w:t>
+      </w:r>
+      <w:proofErr w:type="spellEnd"/>
+      <w:r>
+        <w:rPr>
+          <w:rStyle w:val="HTMLCode"/>
+        </w:rPr>
+        <w:t>;    → Space</w:t>
+      </w:r>
+    </w:p>
+    <w:p>
+      <w:pPr>
+        <w:pStyle w:val="NormalWeb"/>
+      </w:pPr>
+      <w:r>
+        <w:t>You'll encounter these often while building websites.</w:t>
       </w:r>
     </w:p>
     <w:p/>
@@ -3067,6 +6456,155 @@
 <file path=word/numbering.xml><?xml version="1.0" encoding="utf-8"?>
 <w:numbering xmlns:ve="http://schemas.openxmlformats.org/markup-compatibility/2006" xmlns:o="urn:schemas-microsoft-com:office:office" xmlns:r="http://schemas.openxmlformats.org/officeDocument/2006/relationships" xmlns:m="http://schemas.openxmlformats.org/officeDocument/2006/math" xmlns:v="urn:schemas-microsoft-com:vml" xmlns:wp="http://schemas.openxmlformats.org/drawingml/2006/wordprocessingDrawing" xmlns:w10="urn:schemas-microsoft-com:office:word" xmlns:w="http://schemas.openxmlformats.org/wordprocessingml/2006/main" xmlns:wne="http://schemas.microsoft.com/office/word/2006/wordml">
   <w:abstractNum w:abstractNumId="0">
+    <w:nsid w:val="02A366B1"/>
+    <w:multiLevelType w:val="multilevel"/>
+    <w:tmpl w:val="D2385FCC"/>
+    <w:lvl w:ilvl="0">
+      <w:start w:val="1"/>
+      <w:numFmt w:val="bullet"/>
+      <w:lvlText w:val=""/>
+      <w:lvlJc w:val="left"/>
+      <w:pPr>
+        <w:tabs>
+          <w:tab w:val="num" w:pos="720"/>
+        </w:tabs>
+        <w:ind w:left="720" w:hanging="360"/>
+      </w:pPr>
+      <w:rPr>
+        <w:rFonts w:ascii="Symbol" w:hAnsi="Symbol" w:hint="default"/>
+        <w:sz w:val="20"/>
+      </w:rPr>
+    </w:lvl>
+    <w:lvl w:ilvl="1" w:tentative="1">
+      <w:start w:val="1"/>
+      <w:numFmt w:val="bullet"/>
+      <w:lvlText w:val="o"/>
+      <w:lvlJc w:val="left"/>
+      <w:pPr>
+        <w:tabs>
+          <w:tab w:val="num" w:pos="1440"/>
+        </w:tabs>
+        <w:ind w:left="1440" w:hanging="360"/>
+      </w:pPr>
+      <w:rPr>
+        <w:rFonts w:ascii="Courier New" w:hAnsi="Courier New" w:hint="default"/>
+        <w:sz w:val="20"/>
+      </w:rPr>
+    </w:lvl>
+    <w:lvl w:ilvl="2" w:tentative="1">
+      <w:start w:val="1"/>
+      <w:numFmt w:val="bullet"/>
+      <w:lvlText w:val=""/>
+      <w:lvlJc w:val="left"/>
+      <w:pPr>
+        <w:tabs>
+          <w:tab w:val="num" w:pos="2160"/>
+        </w:tabs>
+        <w:ind w:left="2160" w:hanging="360"/>
+      </w:pPr>
+      <w:rPr>
+        <w:rFonts w:ascii="Wingdings" w:hAnsi="Wingdings" w:hint="default"/>
+        <w:sz w:val="20"/>
+      </w:rPr>
+    </w:lvl>
+    <w:lvl w:ilvl="3" w:tentative="1">
+      <w:start w:val="1"/>
+      <w:numFmt w:val="bullet"/>
+      <w:lvlText w:val=""/>
+      <w:lvlJc w:val="left"/>
+      <w:pPr>
+        <w:tabs>
+          <w:tab w:val="num" w:pos="2880"/>
+        </w:tabs>
+        <w:ind w:left="2880" w:hanging="360"/>
+      </w:pPr>
+      <w:rPr>
+        <w:rFonts w:ascii="Wingdings" w:hAnsi="Wingdings" w:hint="default"/>
+        <w:sz w:val="20"/>
+      </w:rPr>
+    </w:lvl>
+    <w:lvl w:ilvl="4" w:tentative="1">
+      <w:start w:val="1"/>
+      <w:numFmt w:val="bullet"/>
+      <w:lvlText w:val=""/>
+      <w:lvlJc w:val="left"/>
+      <w:pPr>
+        <w:tabs>
+          <w:tab w:val="num" w:pos="3600"/>
+        </w:tabs>
+        <w:ind w:left="3600" w:hanging="360"/>
+      </w:pPr>
+      <w:rPr>
+        <w:rFonts w:ascii="Wingdings" w:hAnsi="Wingdings" w:hint="default"/>
+        <w:sz w:val="20"/>
+      </w:rPr>
+    </w:lvl>
+    <w:lvl w:ilvl="5" w:tentative="1">
+      <w:start w:val="1"/>
+      <w:numFmt w:val="bullet"/>
+      <w:lvlText w:val=""/>
+      <w:lvlJc w:val="left"/>
+      <w:pPr>
+        <w:tabs>
+          <w:tab w:val="num" w:pos="4320"/>
+        </w:tabs>
+        <w:ind w:left="4320" w:hanging="360"/>
+      </w:pPr>
+      <w:rPr>
+        <w:rFonts w:ascii="Wingdings" w:hAnsi="Wingdings" w:hint="default"/>
+        <w:sz w:val="20"/>
+      </w:rPr>
+    </w:lvl>
+    <w:lvl w:ilvl="6" w:tentative="1">
+      <w:start w:val="1"/>
+      <w:numFmt w:val="bullet"/>
+      <w:lvlText w:val=""/>
+      <w:lvlJc w:val="left"/>
+      <w:pPr>
+        <w:tabs>
+          <w:tab w:val="num" w:pos="5040"/>
+        </w:tabs>
+        <w:ind w:left="5040" w:hanging="360"/>
+      </w:pPr>
+      <w:rPr>
+        <w:rFonts w:ascii="Wingdings" w:hAnsi="Wingdings" w:hint="default"/>
+        <w:sz w:val="20"/>
+      </w:rPr>
+    </w:lvl>
+    <w:lvl w:ilvl="7" w:tentative="1">
+      <w:start w:val="1"/>
+      <w:numFmt w:val="bullet"/>
+      <w:lvlText w:val=""/>
+      <w:lvlJc w:val="left"/>
+      <w:pPr>
+        <w:tabs>
+          <w:tab w:val="num" w:pos="5760"/>
+        </w:tabs>
+        <w:ind w:left="5760" w:hanging="360"/>
+      </w:pPr>
+      <w:rPr>
+        <w:rFonts w:ascii="Wingdings" w:hAnsi="Wingdings" w:hint="default"/>
+        <w:sz w:val="20"/>
+      </w:rPr>
+    </w:lvl>
+    <w:lvl w:ilvl="8" w:tentative="1">
+      <w:start w:val="1"/>
+      <w:numFmt w:val="bullet"/>
+      <w:lvlText w:val=""/>
+      <w:lvlJc w:val="left"/>
+      <w:pPr>
+        <w:tabs>
+          <w:tab w:val="num" w:pos="6480"/>
+        </w:tabs>
+        <w:ind w:left="6480" w:hanging="360"/>
+      </w:pPr>
+      <w:rPr>
+        <w:rFonts w:ascii="Wingdings" w:hAnsi="Wingdings" w:hint="default"/>
+        <w:sz w:val="20"/>
+      </w:rPr>
+    </w:lvl>
+  </w:abstractNum>
+  <w:abstractNum w:abstractNumId="1">
     <w:nsid w:val="0C1F3FEA"/>
     <w:multiLevelType w:val="multilevel"/>
     <w:tmpl w:val="81460396"/>
@@ -3215,7 +6753,305 @@
       </w:rPr>
     </w:lvl>
   </w:abstractNum>
-  <w:abstractNum w:abstractNumId="1">
+  <w:abstractNum w:abstractNumId="2">
+    <w:nsid w:val="1692196A"/>
+    <w:multiLevelType w:val="multilevel"/>
+    <w:tmpl w:val="5A363282"/>
+    <w:lvl w:ilvl="0">
+      <w:start w:val="1"/>
+      <w:numFmt w:val="bullet"/>
+      <w:lvlText w:val=""/>
+      <w:lvlJc w:val="left"/>
+      <w:pPr>
+        <w:tabs>
+          <w:tab w:val="num" w:pos="720"/>
+        </w:tabs>
+        <w:ind w:left="720" w:hanging="360"/>
+      </w:pPr>
+      <w:rPr>
+        <w:rFonts w:ascii="Symbol" w:hAnsi="Symbol" w:hint="default"/>
+        <w:sz w:val="20"/>
+      </w:rPr>
+    </w:lvl>
+    <w:lvl w:ilvl="1" w:tentative="1">
+      <w:start w:val="1"/>
+      <w:numFmt w:val="bullet"/>
+      <w:lvlText w:val="o"/>
+      <w:lvlJc w:val="left"/>
+      <w:pPr>
+        <w:tabs>
+          <w:tab w:val="num" w:pos="1440"/>
+        </w:tabs>
+        <w:ind w:left="1440" w:hanging="360"/>
+      </w:pPr>
+      <w:rPr>
+        <w:rFonts w:ascii="Courier New" w:hAnsi="Courier New" w:hint="default"/>
+        <w:sz w:val="20"/>
+      </w:rPr>
+    </w:lvl>
+    <w:lvl w:ilvl="2" w:tentative="1">
+      <w:start w:val="1"/>
+      <w:numFmt w:val="bullet"/>
+      <w:lvlText w:val=""/>
+      <w:lvlJc w:val="left"/>
+      <w:pPr>
+        <w:tabs>
+          <w:tab w:val="num" w:pos="2160"/>
+        </w:tabs>
+        <w:ind w:left="2160" w:hanging="360"/>
+      </w:pPr>
+      <w:rPr>
+        <w:rFonts w:ascii="Wingdings" w:hAnsi="Wingdings" w:hint="default"/>
+        <w:sz w:val="20"/>
+      </w:rPr>
+    </w:lvl>
+    <w:lvl w:ilvl="3" w:tentative="1">
+      <w:start w:val="1"/>
+      <w:numFmt w:val="bullet"/>
+      <w:lvlText w:val=""/>
+      <w:lvlJc w:val="left"/>
+      <w:pPr>
+        <w:tabs>
+          <w:tab w:val="num" w:pos="2880"/>
+        </w:tabs>
+        <w:ind w:left="2880" w:hanging="360"/>
+      </w:pPr>
+      <w:rPr>
+        <w:rFonts w:ascii="Wingdings" w:hAnsi="Wingdings" w:hint="default"/>
+        <w:sz w:val="20"/>
+      </w:rPr>
+    </w:lvl>
+    <w:lvl w:ilvl="4" w:tentative="1">
+      <w:start w:val="1"/>
+      <w:numFmt w:val="bullet"/>
+      <w:lvlText w:val=""/>
+      <w:lvlJc w:val="left"/>
+      <w:pPr>
+        <w:tabs>
+          <w:tab w:val="num" w:pos="3600"/>
+        </w:tabs>
+        <w:ind w:left="3600" w:hanging="360"/>
+      </w:pPr>
+      <w:rPr>
+        <w:rFonts w:ascii="Wingdings" w:hAnsi="Wingdings" w:hint="default"/>
+        <w:sz w:val="20"/>
+      </w:rPr>
+    </w:lvl>
+    <w:lvl w:ilvl="5" w:tentative="1">
+      <w:start w:val="1"/>
+      <w:numFmt w:val="bullet"/>
+      <w:lvlText w:val=""/>
+      <w:lvlJc w:val="left"/>
+      <w:pPr>
+        <w:tabs>
+          <w:tab w:val="num" w:pos="4320"/>
+        </w:tabs>
+        <w:ind w:left="4320" w:hanging="360"/>
+      </w:pPr>
+      <w:rPr>
+        <w:rFonts w:ascii="Wingdings" w:hAnsi="Wingdings" w:hint="default"/>
+        <w:sz w:val="20"/>
+      </w:rPr>
+    </w:lvl>
+    <w:lvl w:ilvl="6" w:tentative="1">
+      <w:start w:val="1"/>
+      <w:numFmt w:val="bullet"/>
+      <w:lvlText w:val=""/>
+      <w:lvlJc w:val="left"/>
+      <w:pPr>
+        <w:tabs>
+          <w:tab w:val="num" w:pos="5040"/>
+        </w:tabs>
+        <w:ind w:left="5040" w:hanging="360"/>
+      </w:pPr>
+      <w:rPr>
+        <w:rFonts w:ascii="Wingdings" w:hAnsi="Wingdings" w:hint="default"/>
+        <w:sz w:val="20"/>
+      </w:rPr>
+    </w:lvl>
+    <w:lvl w:ilvl="7" w:tentative="1">
+      <w:start w:val="1"/>
+      <w:numFmt w:val="bullet"/>
+      <w:lvlText w:val=""/>
+      <w:lvlJc w:val="left"/>
+      <w:pPr>
+        <w:tabs>
+          <w:tab w:val="num" w:pos="5760"/>
+        </w:tabs>
+        <w:ind w:left="5760" w:hanging="360"/>
+      </w:pPr>
+      <w:rPr>
+        <w:rFonts w:ascii="Wingdings" w:hAnsi="Wingdings" w:hint="default"/>
+        <w:sz w:val="20"/>
+      </w:rPr>
+    </w:lvl>
+    <w:lvl w:ilvl="8" w:tentative="1">
+      <w:start w:val="1"/>
+      <w:numFmt w:val="bullet"/>
+      <w:lvlText w:val=""/>
+      <w:lvlJc w:val="left"/>
+      <w:pPr>
+        <w:tabs>
+          <w:tab w:val="num" w:pos="6480"/>
+        </w:tabs>
+        <w:ind w:left="6480" w:hanging="360"/>
+      </w:pPr>
+      <w:rPr>
+        <w:rFonts w:ascii="Wingdings" w:hAnsi="Wingdings" w:hint="default"/>
+        <w:sz w:val="20"/>
+      </w:rPr>
+    </w:lvl>
+  </w:abstractNum>
+  <w:abstractNum w:abstractNumId="3">
+    <w:nsid w:val="22BB0B73"/>
+    <w:multiLevelType w:val="multilevel"/>
+    <w:tmpl w:val="FB1ABE08"/>
+    <w:lvl w:ilvl="0">
+      <w:start w:val="1"/>
+      <w:numFmt w:val="bullet"/>
+      <w:lvlText w:val=""/>
+      <w:lvlJc w:val="left"/>
+      <w:pPr>
+        <w:tabs>
+          <w:tab w:val="num" w:pos="720"/>
+        </w:tabs>
+        <w:ind w:left="720" w:hanging="360"/>
+      </w:pPr>
+      <w:rPr>
+        <w:rFonts w:ascii="Symbol" w:hAnsi="Symbol" w:hint="default"/>
+        <w:sz w:val="20"/>
+      </w:rPr>
+    </w:lvl>
+    <w:lvl w:ilvl="1" w:tentative="1">
+      <w:start w:val="1"/>
+      <w:numFmt w:val="bullet"/>
+      <w:lvlText w:val="o"/>
+      <w:lvlJc w:val="left"/>
+      <w:pPr>
+        <w:tabs>
+          <w:tab w:val="num" w:pos="1440"/>
+        </w:tabs>
+        <w:ind w:left="1440" w:hanging="360"/>
+      </w:pPr>
+      <w:rPr>
+        <w:rFonts w:ascii="Courier New" w:hAnsi="Courier New" w:hint="default"/>
+        <w:sz w:val="20"/>
+      </w:rPr>
+    </w:lvl>
+    <w:lvl w:ilvl="2" w:tentative="1">
+      <w:start w:val="1"/>
+      <w:numFmt w:val="bullet"/>
+      <w:lvlText w:val=""/>
+      <w:lvlJc w:val="left"/>
+      <w:pPr>
+        <w:tabs>
+          <w:tab w:val="num" w:pos="2160"/>
+        </w:tabs>
+        <w:ind w:left="2160" w:hanging="360"/>
+      </w:pPr>
+      <w:rPr>
+        <w:rFonts w:ascii="Wingdings" w:hAnsi="Wingdings" w:hint="default"/>
+        <w:sz w:val="20"/>
+      </w:rPr>
+    </w:lvl>
+    <w:lvl w:ilvl="3" w:tentative="1">
+      <w:start w:val="1"/>
+      <w:numFmt w:val="bullet"/>
+      <w:lvlText w:val=""/>
+      <w:lvlJc w:val="left"/>
+      <w:pPr>
+        <w:tabs>
+          <w:tab w:val="num" w:pos="2880"/>
+        </w:tabs>
+        <w:ind w:left="2880" w:hanging="360"/>
+      </w:pPr>
+      <w:rPr>
+        <w:rFonts w:ascii="Wingdings" w:hAnsi="Wingdings" w:hint="default"/>
+        <w:sz w:val="20"/>
+      </w:rPr>
+    </w:lvl>
+    <w:lvl w:ilvl="4" w:tentative="1">
+      <w:start w:val="1"/>
+      <w:numFmt w:val="bullet"/>
+      <w:lvlText w:val=""/>
+      <w:lvlJc w:val="left"/>
+      <w:pPr>
+        <w:tabs>
+          <w:tab w:val="num" w:pos="3600"/>
+        </w:tabs>
+        <w:ind w:left="3600" w:hanging="360"/>
+      </w:pPr>
+      <w:rPr>
+        <w:rFonts w:ascii="Wingdings" w:hAnsi="Wingdings" w:hint="default"/>
+        <w:sz w:val="20"/>
+      </w:rPr>
+    </w:lvl>
+    <w:lvl w:ilvl="5" w:tentative="1">
+      <w:start w:val="1"/>
+      <w:numFmt w:val="bullet"/>
+      <w:lvlText w:val=""/>
+      <w:lvlJc w:val="left"/>
+      <w:pPr>
+        <w:tabs>
+          <w:tab w:val="num" w:pos="4320"/>
+        </w:tabs>
+        <w:ind w:left="4320" w:hanging="360"/>
+      </w:pPr>
+      <w:rPr>
+        <w:rFonts w:ascii="Wingdings" w:hAnsi="Wingdings" w:hint="default"/>
+        <w:sz w:val="20"/>
+      </w:rPr>
+    </w:lvl>
+    <w:lvl w:ilvl="6" w:tentative="1">
+      <w:start w:val="1"/>
+      <w:numFmt w:val="bullet"/>
+      <w:lvlText w:val=""/>
+      <w:lvlJc w:val="left"/>
+      <w:pPr>
+        <w:tabs>
+          <w:tab w:val="num" w:pos="5040"/>
+        </w:tabs>
+        <w:ind w:left="5040" w:hanging="360"/>
+      </w:pPr>
+      <w:rPr>
+        <w:rFonts w:ascii="Wingdings" w:hAnsi="Wingdings" w:hint="default"/>
+        <w:sz w:val="20"/>
+      </w:rPr>
+    </w:lvl>
+    <w:lvl w:ilvl="7" w:tentative="1">
+      <w:start w:val="1"/>
+      <w:numFmt w:val="bullet"/>
+      <w:lvlText w:val=""/>
+      <w:lvlJc w:val="left"/>
+      <w:pPr>
+        <w:tabs>
+          <w:tab w:val="num" w:pos="5760"/>
+        </w:tabs>
+        <w:ind w:left="5760" w:hanging="360"/>
+      </w:pPr>
+      <w:rPr>
+        <w:rFonts w:ascii="Wingdings" w:hAnsi="Wingdings" w:hint="default"/>
+        <w:sz w:val="20"/>
+      </w:rPr>
+    </w:lvl>
+    <w:lvl w:ilvl="8" w:tentative="1">
+      <w:start w:val="1"/>
+      <w:numFmt w:val="bullet"/>
+      <w:lvlText w:val=""/>
+      <w:lvlJc w:val="left"/>
+      <w:pPr>
+        <w:tabs>
+          <w:tab w:val="num" w:pos="6480"/>
+        </w:tabs>
+        <w:ind w:left="6480" w:hanging="360"/>
+      </w:pPr>
+      <w:rPr>
+        <w:rFonts w:ascii="Wingdings" w:hAnsi="Wingdings" w:hint="default"/>
+        <w:sz w:val="20"/>
+      </w:rPr>
+    </w:lvl>
+  </w:abstractNum>
+  <w:abstractNum w:abstractNumId="4">
     <w:nsid w:val="235B1560"/>
     <w:multiLevelType w:val="multilevel"/>
     <w:tmpl w:val="81460396"/>
@@ -3364,7 +7200,7 @@
       </w:rPr>
     </w:lvl>
   </w:abstractNum>
-  <w:abstractNum w:abstractNumId="2">
+  <w:abstractNum w:abstractNumId="5">
     <w:nsid w:val="29D045D9"/>
     <w:multiLevelType w:val="multilevel"/>
     <w:tmpl w:val="81460396"/>
@@ -3513,7 +7349,7 @@
       </w:rPr>
     </w:lvl>
   </w:abstractNum>
-  <w:abstractNum w:abstractNumId="3">
+  <w:abstractNum w:abstractNumId="6">
     <w:nsid w:val="2BCC7141"/>
     <w:multiLevelType w:val="multilevel"/>
     <w:tmpl w:val="81460396"/>
@@ -3662,7 +7498,7 @@
       </w:rPr>
     </w:lvl>
   </w:abstractNum>
-  <w:abstractNum w:abstractNumId="4">
+  <w:abstractNum w:abstractNumId="7">
     <w:nsid w:val="30A85204"/>
     <w:multiLevelType w:val="multilevel"/>
     <w:tmpl w:val="81460396"/>
@@ -3811,7 +7647,7 @@
       </w:rPr>
     </w:lvl>
   </w:abstractNum>
-  <w:abstractNum w:abstractNumId="5">
+  <w:abstractNum w:abstractNumId="8">
     <w:nsid w:val="366E6260"/>
     <w:multiLevelType w:val="multilevel"/>
     <w:tmpl w:val="81460396"/>
@@ -3960,7 +7796,7 @@
       </w:rPr>
     </w:lvl>
   </w:abstractNum>
-  <w:abstractNum w:abstractNumId="6">
+  <w:abstractNum w:abstractNumId="9">
     <w:nsid w:val="38682C80"/>
     <w:multiLevelType w:val="multilevel"/>
     <w:tmpl w:val="81460396"/>
@@ -4109,7 +7945,156 @@
       </w:rPr>
     </w:lvl>
   </w:abstractNum>
-  <w:abstractNum w:abstractNumId="7">
+  <w:abstractNum w:abstractNumId="10">
+    <w:nsid w:val="3C8D22D7"/>
+    <w:multiLevelType w:val="multilevel"/>
+    <w:tmpl w:val="74EE65FA"/>
+    <w:lvl w:ilvl="0">
+      <w:start w:val="1"/>
+      <w:numFmt w:val="bullet"/>
+      <w:lvlText w:val=""/>
+      <w:lvlJc w:val="left"/>
+      <w:pPr>
+        <w:tabs>
+          <w:tab w:val="num" w:pos="720"/>
+        </w:tabs>
+        <w:ind w:left="720" w:hanging="360"/>
+      </w:pPr>
+      <w:rPr>
+        <w:rFonts w:ascii="Symbol" w:hAnsi="Symbol" w:hint="default"/>
+        <w:sz w:val="20"/>
+      </w:rPr>
+    </w:lvl>
+    <w:lvl w:ilvl="1" w:tentative="1">
+      <w:start w:val="1"/>
+      <w:numFmt w:val="bullet"/>
+      <w:lvlText w:val="o"/>
+      <w:lvlJc w:val="left"/>
+      <w:pPr>
+        <w:tabs>
+          <w:tab w:val="num" w:pos="1440"/>
+        </w:tabs>
+        <w:ind w:left="1440" w:hanging="360"/>
+      </w:pPr>
+      <w:rPr>
+        <w:rFonts w:ascii="Courier New" w:hAnsi="Courier New" w:hint="default"/>
+        <w:sz w:val="20"/>
+      </w:rPr>
+    </w:lvl>
+    <w:lvl w:ilvl="2" w:tentative="1">
+      <w:start w:val="1"/>
+      <w:numFmt w:val="bullet"/>
+      <w:lvlText w:val=""/>
+      <w:lvlJc w:val="left"/>
+      <w:pPr>
+        <w:tabs>
+          <w:tab w:val="num" w:pos="2160"/>
+        </w:tabs>
+        <w:ind w:left="2160" w:hanging="360"/>
+      </w:pPr>
+      <w:rPr>
+        <w:rFonts w:ascii="Wingdings" w:hAnsi="Wingdings" w:hint="default"/>
+        <w:sz w:val="20"/>
+      </w:rPr>
+    </w:lvl>
+    <w:lvl w:ilvl="3" w:tentative="1">
+      <w:start w:val="1"/>
+      <w:numFmt w:val="bullet"/>
+      <w:lvlText w:val=""/>
+      <w:lvlJc w:val="left"/>
+      <w:pPr>
+        <w:tabs>
+          <w:tab w:val="num" w:pos="2880"/>
+        </w:tabs>
+        <w:ind w:left="2880" w:hanging="360"/>
+      </w:pPr>
+      <w:rPr>
+        <w:rFonts w:ascii="Wingdings" w:hAnsi="Wingdings" w:hint="default"/>
+        <w:sz w:val="20"/>
+      </w:rPr>
+    </w:lvl>
+    <w:lvl w:ilvl="4" w:tentative="1">
+      <w:start w:val="1"/>
+      <w:numFmt w:val="bullet"/>
+      <w:lvlText w:val=""/>
+      <w:lvlJc w:val="left"/>
+      <w:pPr>
+        <w:tabs>
+          <w:tab w:val="num" w:pos="3600"/>
+        </w:tabs>
+        <w:ind w:left="3600" w:hanging="360"/>
+      </w:pPr>
+      <w:rPr>
+        <w:rFonts w:ascii="Wingdings" w:hAnsi="Wingdings" w:hint="default"/>
+        <w:sz w:val="20"/>
+      </w:rPr>
+    </w:lvl>
+    <w:lvl w:ilvl="5" w:tentative="1">
+      <w:start w:val="1"/>
+      <w:numFmt w:val="bullet"/>
+      <w:lvlText w:val=""/>
+      <w:lvlJc w:val="left"/>
+      <w:pPr>
+        <w:tabs>
+          <w:tab w:val="num" w:pos="4320"/>
+        </w:tabs>
+        <w:ind w:left="4320" w:hanging="360"/>
+      </w:pPr>
+      <w:rPr>
+        <w:rFonts w:ascii="Wingdings" w:hAnsi="Wingdings" w:hint="default"/>
+        <w:sz w:val="20"/>
+      </w:rPr>
+    </w:lvl>
+    <w:lvl w:ilvl="6" w:tentative="1">
+      <w:start w:val="1"/>
+      <w:numFmt w:val="bullet"/>
+      <w:lvlText w:val=""/>
+      <w:lvlJc w:val="left"/>
+      <w:pPr>
+        <w:tabs>
+          <w:tab w:val="num" w:pos="5040"/>
+        </w:tabs>
+        <w:ind w:left="5040" w:hanging="360"/>
+      </w:pPr>
+      <w:rPr>
+        <w:rFonts w:ascii="Wingdings" w:hAnsi="Wingdings" w:hint="default"/>
+        <w:sz w:val="20"/>
+      </w:rPr>
+    </w:lvl>
+    <w:lvl w:ilvl="7" w:tentative="1">
+      <w:start w:val="1"/>
+      <w:numFmt w:val="bullet"/>
+      <w:lvlText w:val=""/>
+      <w:lvlJc w:val="left"/>
+      <w:pPr>
+        <w:tabs>
+          <w:tab w:val="num" w:pos="5760"/>
+        </w:tabs>
+        <w:ind w:left="5760" w:hanging="360"/>
+      </w:pPr>
+      <w:rPr>
+        <w:rFonts w:ascii="Wingdings" w:hAnsi="Wingdings" w:hint="default"/>
+        <w:sz w:val="20"/>
+      </w:rPr>
+    </w:lvl>
+    <w:lvl w:ilvl="8" w:tentative="1">
+      <w:start w:val="1"/>
+      <w:numFmt w:val="bullet"/>
+      <w:lvlText w:val=""/>
+      <w:lvlJc w:val="left"/>
+      <w:pPr>
+        <w:tabs>
+          <w:tab w:val="num" w:pos="6480"/>
+        </w:tabs>
+        <w:ind w:left="6480" w:hanging="360"/>
+      </w:pPr>
+      <w:rPr>
+        <w:rFonts w:ascii="Wingdings" w:hAnsi="Wingdings" w:hint="default"/>
+        <w:sz w:val="20"/>
+      </w:rPr>
+    </w:lvl>
+  </w:abstractNum>
+  <w:abstractNum w:abstractNumId="11">
     <w:nsid w:val="452D142D"/>
     <w:multiLevelType w:val="multilevel"/>
     <w:tmpl w:val="81460396"/>
@@ -4258,7 +8243,603 @@
       </w:rPr>
     </w:lvl>
   </w:abstractNum>
-  <w:abstractNum w:abstractNumId="8">
+  <w:abstractNum w:abstractNumId="12">
+    <w:nsid w:val="46CE1178"/>
+    <w:multiLevelType w:val="multilevel"/>
+    <w:tmpl w:val="94A4EB10"/>
+    <w:lvl w:ilvl="0">
+      <w:start w:val="1"/>
+      <w:numFmt w:val="bullet"/>
+      <w:lvlText w:val=""/>
+      <w:lvlJc w:val="left"/>
+      <w:pPr>
+        <w:tabs>
+          <w:tab w:val="num" w:pos="720"/>
+        </w:tabs>
+        <w:ind w:left="720" w:hanging="360"/>
+      </w:pPr>
+      <w:rPr>
+        <w:rFonts w:ascii="Symbol" w:hAnsi="Symbol" w:hint="default"/>
+        <w:sz w:val="20"/>
+      </w:rPr>
+    </w:lvl>
+    <w:lvl w:ilvl="1" w:tentative="1">
+      <w:start w:val="1"/>
+      <w:numFmt w:val="bullet"/>
+      <w:lvlText w:val="o"/>
+      <w:lvlJc w:val="left"/>
+      <w:pPr>
+        <w:tabs>
+          <w:tab w:val="num" w:pos="1440"/>
+        </w:tabs>
+        <w:ind w:left="1440" w:hanging="360"/>
+      </w:pPr>
+      <w:rPr>
+        <w:rFonts w:ascii="Courier New" w:hAnsi="Courier New" w:hint="default"/>
+        <w:sz w:val="20"/>
+      </w:rPr>
+    </w:lvl>
+    <w:lvl w:ilvl="2" w:tentative="1">
+      <w:start w:val="1"/>
+      <w:numFmt w:val="bullet"/>
+      <w:lvlText w:val=""/>
+      <w:lvlJc w:val="left"/>
+      <w:pPr>
+        <w:tabs>
+          <w:tab w:val="num" w:pos="2160"/>
+        </w:tabs>
+        <w:ind w:left="2160" w:hanging="360"/>
+      </w:pPr>
+      <w:rPr>
+        <w:rFonts w:ascii="Wingdings" w:hAnsi="Wingdings" w:hint="default"/>
+        <w:sz w:val="20"/>
+      </w:rPr>
+    </w:lvl>
+    <w:lvl w:ilvl="3" w:tentative="1">
+      <w:start w:val="1"/>
+      <w:numFmt w:val="bullet"/>
+      <w:lvlText w:val=""/>
+      <w:lvlJc w:val="left"/>
+      <w:pPr>
+        <w:tabs>
+          <w:tab w:val="num" w:pos="2880"/>
+        </w:tabs>
+        <w:ind w:left="2880" w:hanging="360"/>
+      </w:pPr>
+      <w:rPr>
+        <w:rFonts w:ascii="Wingdings" w:hAnsi="Wingdings" w:hint="default"/>
+        <w:sz w:val="20"/>
+      </w:rPr>
+    </w:lvl>
+    <w:lvl w:ilvl="4" w:tentative="1">
+      <w:start w:val="1"/>
+      <w:numFmt w:val="bullet"/>
+      <w:lvlText w:val=""/>
+      <w:lvlJc w:val="left"/>
+      <w:pPr>
+        <w:tabs>
+          <w:tab w:val="num" w:pos="3600"/>
+        </w:tabs>
+        <w:ind w:left="3600" w:hanging="360"/>
+      </w:pPr>
+      <w:rPr>
+        <w:rFonts w:ascii="Wingdings" w:hAnsi="Wingdings" w:hint="default"/>
+        <w:sz w:val="20"/>
+      </w:rPr>
+    </w:lvl>
+    <w:lvl w:ilvl="5" w:tentative="1">
+      <w:start w:val="1"/>
+      <w:numFmt w:val="bullet"/>
+      <w:lvlText w:val=""/>
+      <w:lvlJc w:val="left"/>
+      <w:pPr>
+        <w:tabs>
+          <w:tab w:val="num" w:pos="4320"/>
+        </w:tabs>
+        <w:ind w:left="4320" w:hanging="360"/>
+      </w:pPr>
+      <w:rPr>
+        <w:rFonts w:ascii="Wingdings" w:hAnsi="Wingdings" w:hint="default"/>
+        <w:sz w:val="20"/>
+      </w:rPr>
+    </w:lvl>
+    <w:lvl w:ilvl="6" w:tentative="1">
+      <w:start w:val="1"/>
+      <w:numFmt w:val="bullet"/>
+      <w:lvlText w:val=""/>
+      <w:lvlJc w:val="left"/>
+      <w:pPr>
+        <w:tabs>
+          <w:tab w:val="num" w:pos="5040"/>
+        </w:tabs>
+        <w:ind w:left="5040" w:hanging="360"/>
+      </w:pPr>
+      <w:rPr>
+        <w:rFonts w:ascii="Wingdings" w:hAnsi="Wingdings" w:hint="default"/>
+        <w:sz w:val="20"/>
+      </w:rPr>
+    </w:lvl>
+    <w:lvl w:ilvl="7" w:tentative="1">
+      <w:start w:val="1"/>
+      <w:numFmt w:val="bullet"/>
+      <w:lvlText w:val=""/>
+      <w:lvlJc w:val="left"/>
+      <w:pPr>
+        <w:tabs>
+          <w:tab w:val="num" w:pos="5760"/>
+        </w:tabs>
+        <w:ind w:left="5760" w:hanging="360"/>
+      </w:pPr>
+      <w:rPr>
+        <w:rFonts w:ascii="Wingdings" w:hAnsi="Wingdings" w:hint="default"/>
+        <w:sz w:val="20"/>
+      </w:rPr>
+    </w:lvl>
+    <w:lvl w:ilvl="8" w:tentative="1">
+      <w:start w:val="1"/>
+      <w:numFmt w:val="bullet"/>
+      <w:lvlText w:val=""/>
+      <w:lvlJc w:val="left"/>
+      <w:pPr>
+        <w:tabs>
+          <w:tab w:val="num" w:pos="6480"/>
+        </w:tabs>
+        <w:ind w:left="6480" w:hanging="360"/>
+      </w:pPr>
+      <w:rPr>
+        <w:rFonts w:ascii="Wingdings" w:hAnsi="Wingdings" w:hint="default"/>
+        <w:sz w:val="20"/>
+      </w:rPr>
+    </w:lvl>
+  </w:abstractNum>
+  <w:abstractNum w:abstractNumId="13">
+    <w:nsid w:val="534A0EE2"/>
+    <w:multiLevelType w:val="multilevel"/>
+    <w:tmpl w:val="43163450"/>
+    <w:lvl w:ilvl="0">
+      <w:start w:val="1"/>
+      <w:numFmt w:val="bullet"/>
+      <w:lvlText w:val=""/>
+      <w:lvlJc w:val="left"/>
+      <w:pPr>
+        <w:tabs>
+          <w:tab w:val="num" w:pos="720"/>
+        </w:tabs>
+        <w:ind w:left="720" w:hanging="360"/>
+      </w:pPr>
+      <w:rPr>
+        <w:rFonts w:ascii="Symbol" w:hAnsi="Symbol" w:hint="default"/>
+        <w:sz w:val="20"/>
+      </w:rPr>
+    </w:lvl>
+    <w:lvl w:ilvl="1" w:tentative="1">
+      <w:start w:val="1"/>
+      <w:numFmt w:val="bullet"/>
+      <w:lvlText w:val="o"/>
+      <w:lvlJc w:val="left"/>
+      <w:pPr>
+        <w:tabs>
+          <w:tab w:val="num" w:pos="1440"/>
+        </w:tabs>
+        <w:ind w:left="1440" w:hanging="360"/>
+      </w:pPr>
+      <w:rPr>
+        <w:rFonts w:ascii="Courier New" w:hAnsi="Courier New" w:hint="default"/>
+        <w:sz w:val="20"/>
+      </w:rPr>
+    </w:lvl>
+    <w:lvl w:ilvl="2" w:tentative="1">
+      <w:start w:val="1"/>
+      <w:numFmt w:val="bullet"/>
+      <w:lvlText w:val=""/>
+      <w:lvlJc w:val="left"/>
+      <w:pPr>
+        <w:tabs>
+          <w:tab w:val="num" w:pos="2160"/>
+        </w:tabs>
+        <w:ind w:left="2160" w:hanging="360"/>
+      </w:pPr>
+      <w:rPr>
+        <w:rFonts w:ascii="Wingdings" w:hAnsi="Wingdings" w:hint="default"/>
+        <w:sz w:val="20"/>
+      </w:rPr>
+    </w:lvl>
+    <w:lvl w:ilvl="3" w:tentative="1">
+      <w:start w:val="1"/>
+      <w:numFmt w:val="bullet"/>
+      <w:lvlText w:val=""/>
+      <w:lvlJc w:val="left"/>
+      <w:pPr>
+        <w:tabs>
+          <w:tab w:val="num" w:pos="2880"/>
+        </w:tabs>
+        <w:ind w:left="2880" w:hanging="360"/>
+      </w:pPr>
+      <w:rPr>
+        <w:rFonts w:ascii="Wingdings" w:hAnsi="Wingdings" w:hint="default"/>
+        <w:sz w:val="20"/>
+      </w:rPr>
+    </w:lvl>
+    <w:lvl w:ilvl="4" w:tentative="1">
+      <w:start w:val="1"/>
+      <w:numFmt w:val="bullet"/>
+      <w:lvlText w:val=""/>
+      <w:lvlJc w:val="left"/>
+      <w:pPr>
+        <w:tabs>
+          <w:tab w:val="num" w:pos="3600"/>
+        </w:tabs>
+        <w:ind w:left="3600" w:hanging="360"/>
+      </w:pPr>
+      <w:rPr>
+        <w:rFonts w:ascii="Wingdings" w:hAnsi="Wingdings" w:hint="default"/>
+        <w:sz w:val="20"/>
+      </w:rPr>
+    </w:lvl>
+    <w:lvl w:ilvl="5" w:tentative="1">
+      <w:start w:val="1"/>
+      <w:numFmt w:val="bullet"/>
+      <w:lvlText w:val=""/>
+      <w:lvlJc w:val="left"/>
+      <w:pPr>
+        <w:tabs>
+          <w:tab w:val="num" w:pos="4320"/>
+        </w:tabs>
+        <w:ind w:left="4320" w:hanging="360"/>
+      </w:pPr>
+      <w:rPr>
+        <w:rFonts w:ascii="Wingdings" w:hAnsi="Wingdings" w:hint="default"/>
+        <w:sz w:val="20"/>
+      </w:rPr>
+    </w:lvl>
+    <w:lvl w:ilvl="6" w:tentative="1">
+      <w:start w:val="1"/>
+      <w:numFmt w:val="bullet"/>
+      <w:lvlText w:val=""/>
+      <w:lvlJc w:val="left"/>
+      <w:pPr>
+        <w:tabs>
+          <w:tab w:val="num" w:pos="5040"/>
+        </w:tabs>
+        <w:ind w:left="5040" w:hanging="360"/>
+      </w:pPr>
+      <w:rPr>
+        <w:rFonts w:ascii="Wingdings" w:hAnsi="Wingdings" w:hint="default"/>
+        <w:sz w:val="20"/>
+      </w:rPr>
+    </w:lvl>
+    <w:lvl w:ilvl="7" w:tentative="1">
+      <w:start w:val="1"/>
+      <w:numFmt w:val="bullet"/>
+      <w:lvlText w:val=""/>
+      <w:lvlJc w:val="left"/>
+      <w:pPr>
+        <w:tabs>
+          <w:tab w:val="num" w:pos="5760"/>
+        </w:tabs>
+        <w:ind w:left="5760" w:hanging="360"/>
+      </w:pPr>
+      <w:rPr>
+        <w:rFonts w:ascii="Wingdings" w:hAnsi="Wingdings" w:hint="default"/>
+        <w:sz w:val="20"/>
+      </w:rPr>
+    </w:lvl>
+    <w:lvl w:ilvl="8" w:tentative="1">
+      <w:start w:val="1"/>
+      <w:numFmt w:val="bullet"/>
+      <w:lvlText w:val=""/>
+      <w:lvlJc w:val="left"/>
+      <w:pPr>
+        <w:tabs>
+          <w:tab w:val="num" w:pos="6480"/>
+        </w:tabs>
+        <w:ind w:left="6480" w:hanging="360"/>
+      </w:pPr>
+      <w:rPr>
+        <w:rFonts w:ascii="Wingdings" w:hAnsi="Wingdings" w:hint="default"/>
+        <w:sz w:val="20"/>
+      </w:rPr>
+    </w:lvl>
+  </w:abstractNum>
+  <w:abstractNum w:abstractNumId="14">
+    <w:nsid w:val="53DA17D5"/>
+    <w:multiLevelType w:val="multilevel"/>
+    <w:tmpl w:val="D302AC22"/>
+    <w:lvl w:ilvl="0">
+      <w:start w:val="1"/>
+      <w:numFmt w:val="bullet"/>
+      <w:lvlText w:val=""/>
+      <w:lvlJc w:val="left"/>
+      <w:pPr>
+        <w:tabs>
+          <w:tab w:val="num" w:pos="720"/>
+        </w:tabs>
+        <w:ind w:left="720" w:hanging="360"/>
+      </w:pPr>
+      <w:rPr>
+        <w:rFonts w:ascii="Symbol" w:hAnsi="Symbol" w:hint="default"/>
+        <w:sz w:val="20"/>
+      </w:rPr>
+    </w:lvl>
+    <w:lvl w:ilvl="1" w:tentative="1">
+      <w:start w:val="1"/>
+      <w:numFmt w:val="bullet"/>
+      <w:lvlText w:val="o"/>
+      <w:lvlJc w:val="left"/>
+      <w:pPr>
+        <w:tabs>
+          <w:tab w:val="num" w:pos="1440"/>
+        </w:tabs>
+        <w:ind w:left="1440" w:hanging="360"/>
+      </w:pPr>
+      <w:rPr>
+        <w:rFonts w:ascii="Courier New" w:hAnsi="Courier New" w:hint="default"/>
+        <w:sz w:val="20"/>
+      </w:rPr>
+    </w:lvl>
+    <w:lvl w:ilvl="2" w:tentative="1">
+      <w:start w:val="1"/>
+      <w:numFmt w:val="bullet"/>
+      <w:lvlText w:val=""/>
+      <w:lvlJc w:val="left"/>
+      <w:pPr>
+        <w:tabs>
+          <w:tab w:val="num" w:pos="2160"/>
+        </w:tabs>
+        <w:ind w:left="2160" w:hanging="360"/>
+      </w:pPr>
+      <w:rPr>
+        <w:rFonts w:ascii="Wingdings" w:hAnsi="Wingdings" w:hint="default"/>
+        <w:sz w:val="20"/>
+      </w:rPr>
+    </w:lvl>
+    <w:lvl w:ilvl="3" w:tentative="1">
+      <w:start w:val="1"/>
+      <w:numFmt w:val="bullet"/>
+      <w:lvlText w:val=""/>
+      <w:lvlJc w:val="left"/>
+      <w:pPr>
+        <w:tabs>
+          <w:tab w:val="num" w:pos="2880"/>
+        </w:tabs>
+        <w:ind w:left="2880" w:hanging="360"/>
+      </w:pPr>
+      <w:rPr>
+        <w:rFonts w:ascii="Wingdings" w:hAnsi="Wingdings" w:hint="default"/>
+        <w:sz w:val="20"/>
+      </w:rPr>
+    </w:lvl>
+    <w:lvl w:ilvl="4" w:tentative="1">
+      <w:start w:val="1"/>
+      <w:numFmt w:val="bullet"/>
+      <w:lvlText w:val=""/>
+      <w:lvlJc w:val="left"/>
+      <w:pPr>
+        <w:tabs>
+          <w:tab w:val="num" w:pos="3600"/>
+        </w:tabs>
+        <w:ind w:left="3600" w:hanging="360"/>
+      </w:pPr>
+      <w:rPr>
+        <w:rFonts w:ascii="Wingdings" w:hAnsi="Wingdings" w:hint="default"/>
+        <w:sz w:val="20"/>
+      </w:rPr>
+    </w:lvl>
+    <w:lvl w:ilvl="5" w:tentative="1">
+      <w:start w:val="1"/>
+      <w:numFmt w:val="bullet"/>
+      <w:lvlText w:val=""/>
+      <w:lvlJc w:val="left"/>
+      <w:pPr>
+        <w:tabs>
+          <w:tab w:val="num" w:pos="4320"/>
+        </w:tabs>
+        <w:ind w:left="4320" w:hanging="360"/>
+      </w:pPr>
+      <w:rPr>
+        <w:rFonts w:ascii="Wingdings" w:hAnsi="Wingdings" w:hint="default"/>
+        <w:sz w:val="20"/>
+      </w:rPr>
+    </w:lvl>
+    <w:lvl w:ilvl="6" w:tentative="1">
+      <w:start w:val="1"/>
+      <w:numFmt w:val="bullet"/>
+      <w:lvlText w:val=""/>
+      <w:lvlJc w:val="left"/>
+      <w:pPr>
+        <w:tabs>
+          <w:tab w:val="num" w:pos="5040"/>
+        </w:tabs>
+        <w:ind w:left="5040" w:hanging="360"/>
+      </w:pPr>
+      <w:rPr>
+        <w:rFonts w:ascii="Wingdings" w:hAnsi="Wingdings" w:hint="default"/>
+        <w:sz w:val="20"/>
+      </w:rPr>
+    </w:lvl>
+    <w:lvl w:ilvl="7" w:tentative="1">
+      <w:start w:val="1"/>
+      <w:numFmt w:val="bullet"/>
+      <w:lvlText w:val=""/>
+      <w:lvlJc w:val="left"/>
+      <w:pPr>
+        <w:tabs>
+          <w:tab w:val="num" w:pos="5760"/>
+        </w:tabs>
+        <w:ind w:left="5760" w:hanging="360"/>
+      </w:pPr>
+      <w:rPr>
+        <w:rFonts w:ascii="Wingdings" w:hAnsi="Wingdings" w:hint="default"/>
+        <w:sz w:val="20"/>
+      </w:rPr>
+    </w:lvl>
+    <w:lvl w:ilvl="8" w:tentative="1">
+      <w:start w:val="1"/>
+      <w:numFmt w:val="bullet"/>
+      <w:lvlText w:val=""/>
+      <w:lvlJc w:val="left"/>
+      <w:pPr>
+        <w:tabs>
+          <w:tab w:val="num" w:pos="6480"/>
+        </w:tabs>
+        <w:ind w:left="6480" w:hanging="360"/>
+      </w:pPr>
+      <w:rPr>
+        <w:rFonts w:ascii="Wingdings" w:hAnsi="Wingdings" w:hint="default"/>
+        <w:sz w:val="20"/>
+      </w:rPr>
+    </w:lvl>
+  </w:abstractNum>
+  <w:abstractNum w:abstractNumId="15">
+    <w:nsid w:val="55E16BEC"/>
+    <w:multiLevelType w:val="multilevel"/>
+    <w:tmpl w:val="11CAB034"/>
+    <w:lvl w:ilvl="0">
+      <w:start w:val="1"/>
+      <w:numFmt w:val="bullet"/>
+      <w:lvlText w:val=""/>
+      <w:lvlJc w:val="left"/>
+      <w:pPr>
+        <w:tabs>
+          <w:tab w:val="num" w:pos="720"/>
+        </w:tabs>
+        <w:ind w:left="720" w:hanging="360"/>
+      </w:pPr>
+      <w:rPr>
+        <w:rFonts w:ascii="Symbol" w:hAnsi="Symbol" w:hint="default"/>
+        <w:sz w:val="20"/>
+      </w:rPr>
+    </w:lvl>
+    <w:lvl w:ilvl="1" w:tentative="1">
+      <w:start w:val="1"/>
+      <w:numFmt w:val="bullet"/>
+      <w:lvlText w:val="o"/>
+      <w:lvlJc w:val="left"/>
+      <w:pPr>
+        <w:tabs>
+          <w:tab w:val="num" w:pos="1440"/>
+        </w:tabs>
+        <w:ind w:left="1440" w:hanging="360"/>
+      </w:pPr>
+      <w:rPr>
+        <w:rFonts w:ascii="Courier New" w:hAnsi="Courier New" w:hint="default"/>
+        <w:sz w:val="20"/>
+      </w:rPr>
+    </w:lvl>
+    <w:lvl w:ilvl="2" w:tentative="1">
+      <w:start w:val="1"/>
+      <w:numFmt w:val="bullet"/>
+      <w:lvlText w:val=""/>
+      <w:lvlJc w:val="left"/>
+      <w:pPr>
+        <w:tabs>
+          <w:tab w:val="num" w:pos="2160"/>
+        </w:tabs>
+        <w:ind w:left="2160" w:hanging="360"/>
+      </w:pPr>
+      <w:rPr>
+        <w:rFonts w:ascii="Wingdings" w:hAnsi="Wingdings" w:hint="default"/>
+        <w:sz w:val="20"/>
+      </w:rPr>
+    </w:lvl>
+    <w:lvl w:ilvl="3" w:tentative="1">
+      <w:start w:val="1"/>
+      <w:numFmt w:val="bullet"/>
+      <w:lvlText w:val=""/>
+      <w:lvlJc w:val="left"/>
+      <w:pPr>
+        <w:tabs>
+          <w:tab w:val="num" w:pos="2880"/>
+        </w:tabs>
+        <w:ind w:left="2880" w:hanging="360"/>
+      </w:pPr>
+      <w:rPr>
+        <w:rFonts w:ascii="Wingdings" w:hAnsi="Wingdings" w:hint="default"/>
+        <w:sz w:val="20"/>
+      </w:rPr>
+    </w:lvl>
+    <w:lvl w:ilvl="4" w:tentative="1">
+      <w:start w:val="1"/>
+      <w:numFmt w:val="bullet"/>
+      <w:lvlText w:val=""/>
+      <w:lvlJc w:val="left"/>
+      <w:pPr>
+        <w:tabs>
+          <w:tab w:val="num" w:pos="3600"/>
+        </w:tabs>
+        <w:ind w:left="3600" w:hanging="360"/>
+      </w:pPr>
+      <w:rPr>
+        <w:rFonts w:ascii="Wingdings" w:hAnsi="Wingdings" w:hint="default"/>
+        <w:sz w:val="20"/>
+      </w:rPr>
+    </w:lvl>
+    <w:lvl w:ilvl="5" w:tentative="1">
+      <w:start w:val="1"/>
+      <w:numFmt w:val="bullet"/>
+      <w:lvlText w:val=""/>
+      <w:lvlJc w:val="left"/>
+      <w:pPr>
+        <w:tabs>
+          <w:tab w:val="num" w:pos="4320"/>
+        </w:tabs>
+        <w:ind w:left="4320" w:hanging="360"/>
+      </w:pPr>
+      <w:rPr>
+        <w:rFonts w:ascii="Wingdings" w:hAnsi="Wingdings" w:hint="default"/>
+        <w:sz w:val="20"/>
+      </w:rPr>
+    </w:lvl>
+    <w:lvl w:ilvl="6" w:tentative="1">
+      <w:start w:val="1"/>
+      <w:numFmt w:val="bullet"/>
+      <w:lvlText w:val=""/>
+      <w:lvlJc w:val="left"/>
+      <w:pPr>
+        <w:tabs>
+          <w:tab w:val="num" w:pos="5040"/>
+        </w:tabs>
+        <w:ind w:left="5040" w:hanging="360"/>
+      </w:pPr>
+      <w:rPr>
+        <w:rFonts w:ascii="Wingdings" w:hAnsi="Wingdings" w:hint="default"/>
+        <w:sz w:val="20"/>
+      </w:rPr>
+    </w:lvl>
+    <w:lvl w:ilvl="7" w:tentative="1">
+      <w:start w:val="1"/>
+      <w:numFmt w:val="bullet"/>
+      <w:lvlText w:val=""/>
+      <w:lvlJc w:val="left"/>
+      <w:pPr>
+        <w:tabs>
+          <w:tab w:val="num" w:pos="5760"/>
+        </w:tabs>
+        <w:ind w:left="5760" w:hanging="360"/>
+      </w:pPr>
+      <w:rPr>
+        <w:rFonts w:ascii="Wingdings" w:hAnsi="Wingdings" w:hint="default"/>
+        <w:sz w:val="20"/>
+      </w:rPr>
+    </w:lvl>
+    <w:lvl w:ilvl="8" w:tentative="1">
+      <w:start w:val="1"/>
+      <w:numFmt w:val="bullet"/>
+      <w:lvlText w:val=""/>
+      <w:lvlJc w:val="left"/>
+      <w:pPr>
+        <w:tabs>
+          <w:tab w:val="num" w:pos="6480"/>
+        </w:tabs>
+        <w:ind w:left="6480" w:hanging="360"/>
+      </w:pPr>
+      <w:rPr>
+        <w:rFonts w:ascii="Wingdings" w:hAnsi="Wingdings" w:hint="default"/>
+        <w:sz w:val="20"/>
+      </w:rPr>
+    </w:lvl>
+  </w:abstractNum>
+  <w:abstractNum w:abstractNumId="16">
     <w:nsid w:val="56DE5456"/>
     <w:multiLevelType w:val="hybridMultilevel"/>
     <w:tmpl w:val="548AC8C6"/>
@@ -4348,7 +8929,7 @@
       </w:pPr>
     </w:lvl>
   </w:abstractNum>
-  <w:abstractNum w:abstractNumId="9">
+  <w:abstractNum w:abstractNumId="17">
     <w:nsid w:val="5E756958"/>
     <w:multiLevelType w:val="multilevel"/>
     <w:tmpl w:val="81460396"/>
@@ -4497,7 +9078,305 @@
       </w:rPr>
     </w:lvl>
   </w:abstractNum>
-  <w:abstractNum w:abstractNumId="10">
+  <w:abstractNum w:abstractNumId="18">
+    <w:nsid w:val="6AB02E96"/>
+    <w:multiLevelType w:val="multilevel"/>
+    <w:tmpl w:val="EF3EC056"/>
+    <w:lvl w:ilvl="0">
+      <w:start w:val="1"/>
+      <w:numFmt w:val="bullet"/>
+      <w:lvlText w:val=""/>
+      <w:lvlJc w:val="left"/>
+      <w:pPr>
+        <w:tabs>
+          <w:tab w:val="num" w:pos="720"/>
+        </w:tabs>
+        <w:ind w:left="720" w:hanging="360"/>
+      </w:pPr>
+      <w:rPr>
+        <w:rFonts w:ascii="Symbol" w:hAnsi="Symbol" w:hint="default"/>
+        <w:sz w:val="20"/>
+      </w:rPr>
+    </w:lvl>
+    <w:lvl w:ilvl="1" w:tentative="1">
+      <w:start w:val="1"/>
+      <w:numFmt w:val="bullet"/>
+      <w:lvlText w:val="o"/>
+      <w:lvlJc w:val="left"/>
+      <w:pPr>
+        <w:tabs>
+          <w:tab w:val="num" w:pos="1440"/>
+        </w:tabs>
+        <w:ind w:left="1440" w:hanging="360"/>
+      </w:pPr>
+      <w:rPr>
+        <w:rFonts w:ascii="Courier New" w:hAnsi="Courier New" w:hint="default"/>
+        <w:sz w:val="20"/>
+      </w:rPr>
+    </w:lvl>
+    <w:lvl w:ilvl="2" w:tentative="1">
+      <w:start w:val="1"/>
+      <w:numFmt w:val="bullet"/>
+      <w:lvlText w:val=""/>
+      <w:lvlJc w:val="left"/>
+      <w:pPr>
+        <w:tabs>
+          <w:tab w:val="num" w:pos="2160"/>
+        </w:tabs>
+        <w:ind w:left="2160" w:hanging="360"/>
+      </w:pPr>
+      <w:rPr>
+        <w:rFonts w:ascii="Wingdings" w:hAnsi="Wingdings" w:hint="default"/>
+        <w:sz w:val="20"/>
+      </w:rPr>
+    </w:lvl>
+    <w:lvl w:ilvl="3" w:tentative="1">
+      <w:start w:val="1"/>
+      <w:numFmt w:val="bullet"/>
+      <w:lvlText w:val=""/>
+      <w:lvlJc w:val="left"/>
+      <w:pPr>
+        <w:tabs>
+          <w:tab w:val="num" w:pos="2880"/>
+        </w:tabs>
+        <w:ind w:left="2880" w:hanging="360"/>
+      </w:pPr>
+      <w:rPr>
+        <w:rFonts w:ascii="Wingdings" w:hAnsi="Wingdings" w:hint="default"/>
+        <w:sz w:val="20"/>
+      </w:rPr>
+    </w:lvl>
+    <w:lvl w:ilvl="4" w:tentative="1">
+      <w:start w:val="1"/>
+      <w:numFmt w:val="bullet"/>
+      <w:lvlText w:val=""/>
+      <w:lvlJc w:val="left"/>
+      <w:pPr>
+        <w:tabs>
+          <w:tab w:val="num" w:pos="3600"/>
+        </w:tabs>
+        <w:ind w:left="3600" w:hanging="360"/>
+      </w:pPr>
+      <w:rPr>
+        <w:rFonts w:ascii="Wingdings" w:hAnsi="Wingdings" w:hint="default"/>
+        <w:sz w:val="20"/>
+      </w:rPr>
+    </w:lvl>
+    <w:lvl w:ilvl="5" w:tentative="1">
+      <w:start w:val="1"/>
+      <w:numFmt w:val="bullet"/>
+      <w:lvlText w:val=""/>
+      <w:lvlJc w:val="left"/>
+      <w:pPr>
+        <w:tabs>
+          <w:tab w:val="num" w:pos="4320"/>
+        </w:tabs>
+        <w:ind w:left="4320" w:hanging="360"/>
+      </w:pPr>
+      <w:rPr>
+        <w:rFonts w:ascii="Wingdings" w:hAnsi="Wingdings" w:hint="default"/>
+        <w:sz w:val="20"/>
+      </w:rPr>
+    </w:lvl>
+    <w:lvl w:ilvl="6" w:tentative="1">
+      <w:start w:val="1"/>
+      <w:numFmt w:val="bullet"/>
+      <w:lvlText w:val=""/>
+      <w:lvlJc w:val="left"/>
+      <w:pPr>
+        <w:tabs>
+          <w:tab w:val="num" w:pos="5040"/>
+        </w:tabs>
+        <w:ind w:left="5040" w:hanging="360"/>
+      </w:pPr>
+      <w:rPr>
+        <w:rFonts w:ascii="Wingdings" w:hAnsi="Wingdings" w:hint="default"/>
+        <w:sz w:val="20"/>
+      </w:rPr>
+    </w:lvl>
+    <w:lvl w:ilvl="7" w:tentative="1">
+      <w:start w:val="1"/>
+      <w:numFmt w:val="bullet"/>
+      <w:lvlText w:val=""/>
+      <w:lvlJc w:val="left"/>
+      <w:pPr>
+        <w:tabs>
+          <w:tab w:val="num" w:pos="5760"/>
+        </w:tabs>
+        <w:ind w:left="5760" w:hanging="360"/>
+      </w:pPr>
+      <w:rPr>
+        <w:rFonts w:ascii="Wingdings" w:hAnsi="Wingdings" w:hint="default"/>
+        <w:sz w:val="20"/>
+      </w:rPr>
+    </w:lvl>
+    <w:lvl w:ilvl="8" w:tentative="1">
+      <w:start w:val="1"/>
+      <w:numFmt w:val="bullet"/>
+      <w:lvlText w:val=""/>
+      <w:lvlJc w:val="left"/>
+      <w:pPr>
+        <w:tabs>
+          <w:tab w:val="num" w:pos="6480"/>
+        </w:tabs>
+        <w:ind w:left="6480" w:hanging="360"/>
+      </w:pPr>
+      <w:rPr>
+        <w:rFonts w:ascii="Wingdings" w:hAnsi="Wingdings" w:hint="default"/>
+        <w:sz w:val="20"/>
+      </w:rPr>
+    </w:lvl>
+  </w:abstractNum>
+  <w:abstractNum w:abstractNumId="19">
+    <w:nsid w:val="6BB30C90"/>
+    <w:multiLevelType w:val="multilevel"/>
+    <w:tmpl w:val="5CB64B0A"/>
+    <w:lvl w:ilvl="0">
+      <w:start w:val="1"/>
+      <w:numFmt w:val="bullet"/>
+      <w:lvlText w:val=""/>
+      <w:lvlJc w:val="left"/>
+      <w:pPr>
+        <w:tabs>
+          <w:tab w:val="num" w:pos="720"/>
+        </w:tabs>
+        <w:ind w:left="720" w:hanging="360"/>
+      </w:pPr>
+      <w:rPr>
+        <w:rFonts w:ascii="Symbol" w:hAnsi="Symbol" w:hint="default"/>
+        <w:sz w:val="20"/>
+      </w:rPr>
+    </w:lvl>
+    <w:lvl w:ilvl="1" w:tentative="1">
+      <w:start w:val="1"/>
+      <w:numFmt w:val="bullet"/>
+      <w:lvlText w:val="o"/>
+      <w:lvlJc w:val="left"/>
+      <w:pPr>
+        <w:tabs>
+          <w:tab w:val="num" w:pos="1440"/>
+        </w:tabs>
+        <w:ind w:left="1440" w:hanging="360"/>
+      </w:pPr>
+      <w:rPr>
+        <w:rFonts w:ascii="Courier New" w:hAnsi="Courier New" w:hint="default"/>
+        <w:sz w:val="20"/>
+      </w:rPr>
+    </w:lvl>
+    <w:lvl w:ilvl="2" w:tentative="1">
+      <w:start w:val="1"/>
+      <w:numFmt w:val="bullet"/>
+      <w:lvlText w:val=""/>
+      <w:lvlJc w:val="left"/>
+      <w:pPr>
+        <w:tabs>
+          <w:tab w:val="num" w:pos="2160"/>
+        </w:tabs>
+        <w:ind w:left="2160" w:hanging="360"/>
+      </w:pPr>
+      <w:rPr>
+        <w:rFonts w:ascii="Wingdings" w:hAnsi="Wingdings" w:hint="default"/>
+        <w:sz w:val="20"/>
+      </w:rPr>
+    </w:lvl>
+    <w:lvl w:ilvl="3" w:tentative="1">
+      <w:start w:val="1"/>
+      <w:numFmt w:val="bullet"/>
+      <w:lvlText w:val=""/>
+      <w:lvlJc w:val="left"/>
+      <w:pPr>
+        <w:tabs>
+          <w:tab w:val="num" w:pos="2880"/>
+        </w:tabs>
+        <w:ind w:left="2880" w:hanging="360"/>
+      </w:pPr>
+      <w:rPr>
+        <w:rFonts w:ascii="Wingdings" w:hAnsi="Wingdings" w:hint="default"/>
+        <w:sz w:val="20"/>
+      </w:rPr>
+    </w:lvl>
+    <w:lvl w:ilvl="4" w:tentative="1">
+      <w:start w:val="1"/>
+      <w:numFmt w:val="bullet"/>
+      <w:lvlText w:val=""/>
+      <w:lvlJc w:val="left"/>
+      <w:pPr>
+        <w:tabs>
+          <w:tab w:val="num" w:pos="3600"/>
+        </w:tabs>
+        <w:ind w:left="3600" w:hanging="360"/>
+      </w:pPr>
+      <w:rPr>
+        <w:rFonts w:ascii="Wingdings" w:hAnsi="Wingdings" w:hint="default"/>
+        <w:sz w:val="20"/>
+      </w:rPr>
+    </w:lvl>
+    <w:lvl w:ilvl="5" w:tentative="1">
+      <w:start w:val="1"/>
+      <w:numFmt w:val="bullet"/>
+      <w:lvlText w:val=""/>
+      <w:lvlJc w:val="left"/>
+      <w:pPr>
+        <w:tabs>
+          <w:tab w:val="num" w:pos="4320"/>
+        </w:tabs>
+        <w:ind w:left="4320" w:hanging="360"/>
+      </w:pPr>
+      <w:rPr>
+        <w:rFonts w:ascii="Wingdings" w:hAnsi="Wingdings" w:hint="default"/>
+        <w:sz w:val="20"/>
+      </w:rPr>
+    </w:lvl>
+    <w:lvl w:ilvl="6" w:tentative="1">
+      <w:start w:val="1"/>
+      <w:numFmt w:val="bullet"/>
+      <w:lvlText w:val=""/>
+      <w:lvlJc w:val="left"/>
+      <w:pPr>
+        <w:tabs>
+          <w:tab w:val="num" w:pos="5040"/>
+        </w:tabs>
+        <w:ind w:left="5040" w:hanging="360"/>
+      </w:pPr>
+      <w:rPr>
+        <w:rFonts w:ascii="Wingdings" w:hAnsi="Wingdings" w:hint="default"/>
+        <w:sz w:val="20"/>
+      </w:rPr>
+    </w:lvl>
+    <w:lvl w:ilvl="7" w:tentative="1">
+      <w:start w:val="1"/>
+      <w:numFmt w:val="bullet"/>
+      <w:lvlText w:val=""/>
+      <w:lvlJc w:val="left"/>
+      <w:pPr>
+        <w:tabs>
+          <w:tab w:val="num" w:pos="5760"/>
+        </w:tabs>
+        <w:ind w:left="5760" w:hanging="360"/>
+      </w:pPr>
+      <w:rPr>
+        <w:rFonts w:ascii="Wingdings" w:hAnsi="Wingdings" w:hint="default"/>
+        <w:sz w:val="20"/>
+      </w:rPr>
+    </w:lvl>
+    <w:lvl w:ilvl="8" w:tentative="1">
+      <w:start w:val="1"/>
+      <w:numFmt w:val="bullet"/>
+      <w:lvlText w:val=""/>
+      <w:lvlJc w:val="left"/>
+      <w:pPr>
+        <w:tabs>
+          <w:tab w:val="num" w:pos="6480"/>
+        </w:tabs>
+        <w:ind w:left="6480" w:hanging="360"/>
+      </w:pPr>
+      <w:rPr>
+        <w:rFonts w:ascii="Wingdings" w:hAnsi="Wingdings" w:hint="default"/>
+        <w:sz w:val="20"/>
+      </w:rPr>
+    </w:lvl>
+  </w:abstractNum>
+  <w:abstractNum w:abstractNumId="20">
     <w:nsid w:val="6E592456"/>
     <w:multiLevelType w:val="multilevel"/>
     <w:tmpl w:val="81460396"/>
@@ -4646,38 +9525,220 @@
       </w:rPr>
     </w:lvl>
   </w:abstractNum>
+  <w:abstractNum w:abstractNumId="21">
+    <w:nsid w:val="74874274"/>
+    <w:multiLevelType w:val="multilevel"/>
+    <w:tmpl w:val="2138B4C4"/>
+    <w:lvl w:ilvl="0">
+      <w:start w:val="1"/>
+      <w:numFmt w:val="bullet"/>
+      <w:lvlText w:val=""/>
+      <w:lvlJc w:val="left"/>
+      <w:pPr>
+        <w:tabs>
+          <w:tab w:val="num" w:pos="720"/>
+        </w:tabs>
+        <w:ind w:left="720" w:hanging="360"/>
+      </w:pPr>
+      <w:rPr>
+        <w:rFonts w:ascii="Symbol" w:hAnsi="Symbol" w:hint="default"/>
+        <w:sz w:val="20"/>
+      </w:rPr>
+    </w:lvl>
+    <w:lvl w:ilvl="1" w:tentative="1">
+      <w:start w:val="1"/>
+      <w:numFmt w:val="bullet"/>
+      <w:lvlText w:val="o"/>
+      <w:lvlJc w:val="left"/>
+      <w:pPr>
+        <w:tabs>
+          <w:tab w:val="num" w:pos="1440"/>
+        </w:tabs>
+        <w:ind w:left="1440" w:hanging="360"/>
+      </w:pPr>
+      <w:rPr>
+        <w:rFonts w:ascii="Courier New" w:hAnsi="Courier New" w:hint="default"/>
+        <w:sz w:val="20"/>
+      </w:rPr>
+    </w:lvl>
+    <w:lvl w:ilvl="2" w:tentative="1">
+      <w:start w:val="1"/>
+      <w:numFmt w:val="bullet"/>
+      <w:lvlText w:val=""/>
+      <w:lvlJc w:val="left"/>
+      <w:pPr>
+        <w:tabs>
+          <w:tab w:val="num" w:pos="2160"/>
+        </w:tabs>
+        <w:ind w:left="2160" w:hanging="360"/>
+      </w:pPr>
+      <w:rPr>
+        <w:rFonts w:ascii="Wingdings" w:hAnsi="Wingdings" w:hint="default"/>
+        <w:sz w:val="20"/>
+      </w:rPr>
+    </w:lvl>
+    <w:lvl w:ilvl="3" w:tentative="1">
+      <w:start w:val="1"/>
+      <w:numFmt w:val="bullet"/>
+      <w:lvlText w:val=""/>
+      <w:lvlJc w:val="left"/>
+      <w:pPr>
+        <w:tabs>
+          <w:tab w:val="num" w:pos="2880"/>
+        </w:tabs>
+        <w:ind w:left="2880" w:hanging="360"/>
+      </w:pPr>
+      <w:rPr>
+        <w:rFonts w:ascii="Wingdings" w:hAnsi="Wingdings" w:hint="default"/>
+        <w:sz w:val="20"/>
+      </w:rPr>
+    </w:lvl>
+    <w:lvl w:ilvl="4" w:tentative="1">
+      <w:start w:val="1"/>
+      <w:numFmt w:val="bullet"/>
+      <w:lvlText w:val=""/>
+      <w:lvlJc w:val="left"/>
+      <w:pPr>
+        <w:tabs>
+          <w:tab w:val="num" w:pos="3600"/>
+        </w:tabs>
+        <w:ind w:left="3600" w:hanging="360"/>
+      </w:pPr>
+      <w:rPr>
+        <w:rFonts w:ascii="Wingdings" w:hAnsi="Wingdings" w:hint="default"/>
+        <w:sz w:val="20"/>
+      </w:rPr>
+    </w:lvl>
+    <w:lvl w:ilvl="5" w:tentative="1">
+      <w:start w:val="1"/>
+      <w:numFmt w:val="bullet"/>
+      <w:lvlText w:val=""/>
+      <w:lvlJc w:val="left"/>
+      <w:pPr>
+        <w:tabs>
+          <w:tab w:val="num" w:pos="4320"/>
+        </w:tabs>
+        <w:ind w:left="4320" w:hanging="360"/>
+      </w:pPr>
+      <w:rPr>
+        <w:rFonts w:ascii="Wingdings" w:hAnsi="Wingdings" w:hint="default"/>
+        <w:sz w:val="20"/>
+      </w:rPr>
+    </w:lvl>
+    <w:lvl w:ilvl="6" w:tentative="1">
+      <w:start w:val="1"/>
+      <w:numFmt w:val="bullet"/>
+      <w:lvlText w:val=""/>
+      <w:lvlJc w:val="left"/>
+      <w:pPr>
+        <w:tabs>
+          <w:tab w:val="num" w:pos="5040"/>
+        </w:tabs>
+        <w:ind w:left="5040" w:hanging="360"/>
+      </w:pPr>
+      <w:rPr>
+        <w:rFonts w:ascii="Wingdings" w:hAnsi="Wingdings" w:hint="default"/>
+        <w:sz w:val="20"/>
+      </w:rPr>
+    </w:lvl>
+    <w:lvl w:ilvl="7" w:tentative="1">
+      <w:start w:val="1"/>
+      <w:numFmt w:val="bullet"/>
+      <w:lvlText w:val=""/>
+      <w:lvlJc w:val="left"/>
+      <w:pPr>
+        <w:tabs>
+          <w:tab w:val="num" w:pos="5760"/>
+        </w:tabs>
+        <w:ind w:left="5760" w:hanging="360"/>
+      </w:pPr>
+      <w:rPr>
+        <w:rFonts w:ascii="Wingdings" w:hAnsi="Wingdings" w:hint="default"/>
+        <w:sz w:val="20"/>
+      </w:rPr>
+    </w:lvl>
+    <w:lvl w:ilvl="8" w:tentative="1">
+      <w:start w:val="1"/>
+      <w:numFmt w:val="bullet"/>
+      <w:lvlText w:val=""/>
+      <w:lvlJc w:val="left"/>
+      <w:pPr>
+        <w:tabs>
+          <w:tab w:val="num" w:pos="6480"/>
+        </w:tabs>
+        <w:ind w:left="6480" w:hanging="360"/>
+      </w:pPr>
+      <w:rPr>
+        <w:rFonts w:ascii="Wingdings" w:hAnsi="Wingdings" w:hint="default"/>
+        <w:sz w:val="20"/>
+      </w:rPr>
+    </w:lvl>
+  </w:abstractNum>
   <w:num w:numId="1">
+    <w:abstractNumId w:val="16"/>
+  </w:num>
+  <w:num w:numId="2">
+    <w:abstractNumId w:val="4"/>
+  </w:num>
+  <w:num w:numId="3">
+    <w:abstractNumId w:val="5"/>
+  </w:num>
+  <w:num w:numId="4">
+    <w:abstractNumId w:val="6"/>
+  </w:num>
+  <w:num w:numId="5">
     <w:abstractNumId w:val="8"/>
   </w:num>
-  <w:num w:numId="2">
+  <w:num w:numId="6">
+    <w:abstractNumId w:val="11"/>
+  </w:num>
+  <w:num w:numId="7">
     <w:abstractNumId w:val="1"/>
   </w:num>
-  <w:num w:numId="3">
+  <w:num w:numId="8">
+    <w:abstractNumId w:val="7"/>
+  </w:num>
+  <w:num w:numId="9">
+    <w:abstractNumId w:val="17"/>
+  </w:num>
+  <w:num w:numId="10">
+    <w:abstractNumId w:val="9"/>
+  </w:num>
+  <w:num w:numId="11">
+    <w:abstractNumId w:val="20"/>
+  </w:num>
+  <w:num w:numId="12">
+    <w:abstractNumId w:val="10"/>
+  </w:num>
+  <w:num w:numId="13">
     <w:abstractNumId w:val="2"/>
   </w:num>
-  <w:num w:numId="4">
-    <w:abstractNumId w:val="3"/>
+  <w:num w:numId="14">
+    <w:abstractNumId w:val="21"/>
   </w:num>
-  <w:num w:numId="5">
-    <w:abstractNumId w:val="5"/>
+  <w:num w:numId="15">
+    <w:abstractNumId w:val="13"/>
   </w:num>
-  <w:num w:numId="6">
-    <w:abstractNumId w:val="7"/>
+  <w:num w:numId="16">
+    <w:abstractNumId w:val="12"/>
   </w:num>
-  <w:num w:numId="7">
+  <w:num w:numId="17">
+    <w:abstractNumId w:val="19"/>
+  </w:num>
+  <w:num w:numId="18">
     <w:abstractNumId w:val="0"/>
   </w:num>
-  <w:num w:numId="8">
-    <w:abstractNumId w:val="4"/>
+  <w:num w:numId="19">
+    <w:abstractNumId w:val="18"/>
   </w:num>
-  <w:num w:numId="9">
-    <w:abstractNumId w:val="9"/>
+  <w:num w:numId="20">
+    <w:abstractNumId w:val="14"/>
   </w:num>
-  <w:num w:numId="10">
-    <w:abstractNumId w:val="6"/>
+  <w:num w:numId="21">
+    <w:abstractNumId w:val="15"/>
   </w:num>
-  <w:num w:numId="11">
-    <w:abstractNumId w:val="10"/>
+  <w:num w:numId="22">
+    <w:abstractNumId w:val="3"/>
   </w:num>
 </w:numbering>
 </file>
@@ -4840,6 +9901,7 @@
   <w:style w:type="paragraph" w:default="1" w:styleId="Normal">
     <w:name w:val="Normal"/>
     <w:qFormat/>
+    <w:rsid w:val="003D2D33"/>
     <w:rPr>
       <w:rFonts w:cs="Mangal"/>
     </w:rPr>
@@ -4862,7 +9924,7 @@
       <w:rFonts w:asciiTheme="majorHAnsi" w:eastAsiaTheme="majorEastAsia" w:hAnsiTheme="majorHAnsi" w:cstheme="majorBidi"/>
       <w:b/>
       <w:bCs/>
-      <w:color w:val="365F91" w:themeColor="accent1" w:themeShade="BF"/>
+      <w:color w:val="A8422A" w:themeColor="accent1" w:themeShade="BF"/>
       <w:sz w:val="28"/>
       <w:szCs w:val="25"/>
     </w:rPr>
@@ -4886,7 +9948,7 @@
       <w:rFonts w:asciiTheme="majorHAnsi" w:eastAsiaTheme="majorEastAsia" w:hAnsiTheme="majorHAnsi" w:cstheme="majorBidi"/>
       <w:b/>
       <w:bCs/>
-      <w:color w:val="4F81BD" w:themeColor="accent1"/>
+      <w:color w:val="D16349" w:themeColor="accent1"/>
       <w:sz w:val="26"/>
       <w:szCs w:val="23"/>
     </w:rPr>
@@ -4897,7 +9959,6 @@
     <w:next w:val="Normal"/>
     <w:link w:val="Heading3Char"/>
     <w:uiPriority w:val="9"/>
-    <w:semiHidden/>
     <w:unhideWhenUsed/>
     <w:qFormat/>
     <w:rsid w:val="009D069F"/>
@@ -4911,7 +9972,51 @@
       <w:rFonts w:asciiTheme="majorHAnsi" w:eastAsiaTheme="majorEastAsia" w:hAnsiTheme="majorHAnsi" w:cstheme="majorBidi"/>
       <w:b/>
       <w:bCs/>
-      <w:color w:val="4F81BD" w:themeColor="accent1"/>
+      <w:color w:val="D16349" w:themeColor="accent1"/>
+    </w:rPr>
+  </w:style>
+  <w:style w:type="paragraph" w:styleId="Heading4">
+    <w:name w:val="heading 4"/>
+    <w:basedOn w:val="Normal"/>
+    <w:next w:val="Normal"/>
+    <w:link w:val="Heading4Char"/>
+    <w:uiPriority w:val="9"/>
+    <w:unhideWhenUsed/>
+    <w:qFormat/>
+    <w:rsid w:val="00920108"/>
+    <w:pPr>
+      <w:keepNext/>
+      <w:keepLines/>
+      <w:spacing w:before="200" w:after="0"/>
+      <w:outlineLvl w:val="3"/>
+    </w:pPr>
+    <w:rPr>
+      <w:rFonts w:asciiTheme="majorHAnsi" w:eastAsiaTheme="majorEastAsia" w:hAnsiTheme="majorHAnsi" w:cstheme="majorBidi"/>
+      <w:b/>
+      <w:bCs/>
+      <w:i/>
+      <w:iCs/>
+      <w:color w:val="D16349" w:themeColor="accent1"/>
+    </w:rPr>
+  </w:style>
+  <w:style w:type="paragraph" w:styleId="Heading5">
+    <w:name w:val="heading 5"/>
+    <w:basedOn w:val="Normal"/>
+    <w:next w:val="Normal"/>
+    <w:link w:val="Heading5Char"/>
+    <w:uiPriority w:val="9"/>
+    <w:unhideWhenUsed/>
+    <w:qFormat/>
+    <w:rsid w:val="00920108"/>
+    <w:pPr>
+      <w:keepNext/>
+      <w:keepLines/>
+      <w:spacing w:before="200" w:after="0"/>
+      <w:outlineLvl w:val="4"/>
+    </w:pPr>
+    <w:rPr>
+      <w:rFonts w:asciiTheme="majorHAnsi" w:eastAsiaTheme="majorEastAsia" w:hAnsiTheme="majorHAnsi" w:cstheme="majorBidi"/>
+      <w:color w:val="6F2C1C" w:themeColor="accent1" w:themeShade="7F"/>
     </w:rPr>
   </w:style>
   <w:style w:type="character" w:default="1" w:styleId="DefaultParagraphFont">
@@ -4952,7 +10057,7 @@
       <w:rFonts w:asciiTheme="majorHAnsi" w:eastAsiaTheme="majorEastAsia" w:hAnsiTheme="majorHAnsi" w:cstheme="majorBidi"/>
       <w:b/>
       <w:bCs/>
-      <w:color w:val="365F91" w:themeColor="accent1" w:themeShade="BF"/>
+      <w:color w:val="A8422A" w:themeColor="accent1" w:themeShade="BF"/>
       <w:sz w:val="28"/>
       <w:szCs w:val="25"/>
     </w:rPr>
@@ -5010,7 +10115,7 @@
       <w:rFonts w:asciiTheme="majorHAnsi" w:eastAsiaTheme="majorEastAsia" w:hAnsiTheme="majorHAnsi" w:cstheme="majorBidi"/>
       <w:b/>
       <w:bCs/>
-      <w:color w:val="4F81BD" w:themeColor="accent1"/>
+      <w:color w:val="D16349" w:themeColor="accent1"/>
       <w:sz w:val="26"/>
       <w:szCs w:val="23"/>
     </w:rPr>
@@ -5070,13 +10175,12 @@
     <w:basedOn w:val="DefaultParagraphFont"/>
     <w:link w:val="Heading3"/>
     <w:uiPriority w:val="9"/>
-    <w:semiHidden/>
     <w:rsid w:val="009D069F"/>
     <w:rPr>
       <w:rFonts w:asciiTheme="majorHAnsi" w:eastAsiaTheme="majorEastAsia" w:hAnsiTheme="majorHAnsi" w:cstheme="majorBidi"/>
       <w:b/>
       <w:bCs/>
-      <w:color w:val="4F81BD" w:themeColor="accent1"/>
+      <w:color w:val="D16349" w:themeColor="accent1"/>
     </w:rPr>
   </w:style>
   <w:style w:type="character" w:customStyle="1" w:styleId="13">
@@ -5143,13 +10247,44 @@
       <w:sz w:val="20"/>
     </w:rPr>
   </w:style>
+  <w:style w:type="character" w:customStyle="1" w:styleId="t">
+    <w:name w:val="ͼt"/>
+    <w:basedOn w:val="DefaultParagraphFont"/>
+    <w:rsid w:val="00920108"/>
+  </w:style>
+  <w:style w:type="character" w:customStyle="1" w:styleId="Heading4Char">
+    <w:name w:val="Heading 4 Char"/>
+    <w:basedOn w:val="DefaultParagraphFont"/>
+    <w:link w:val="Heading4"/>
+    <w:uiPriority w:val="9"/>
+    <w:rsid w:val="00920108"/>
+    <w:rPr>
+      <w:rFonts w:asciiTheme="majorHAnsi" w:eastAsiaTheme="majorEastAsia" w:hAnsiTheme="majorHAnsi" w:cstheme="majorBidi"/>
+      <w:b/>
+      <w:bCs/>
+      <w:i/>
+      <w:iCs/>
+      <w:color w:val="D16349" w:themeColor="accent1"/>
+    </w:rPr>
+  </w:style>
+  <w:style w:type="character" w:customStyle="1" w:styleId="Heading5Char">
+    <w:name w:val="Heading 5 Char"/>
+    <w:basedOn w:val="DefaultParagraphFont"/>
+    <w:link w:val="Heading5"/>
+    <w:uiPriority w:val="9"/>
+    <w:rsid w:val="00920108"/>
+    <w:rPr>
+      <w:rFonts w:asciiTheme="majorHAnsi" w:eastAsiaTheme="majorEastAsia" w:hAnsiTheme="majorHAnsi" w:cstheme="majorBidi"/>
+      <w:color w:val="6F2C1C" w:themeColor="accent1" w:themeShade="7F"/>
+    </w:rPr>
+  </w:style>
 </w:styles>
 </file>
 
 <file path=word/theme/theme1.xml><?xml version="1.0" encoding="utf-8"?>
 <a:theme xmlns:a="http://schemas.openxmlformats.org/drawingml/2006/main" name="Office Theme">
   <a:themeElements>
-    <a:clrScheme name="Office">
+    <a:clrScheme name="Civic">
       <a:dk1>
         <a:sysClr val="windowText" lastClr="000000"/>
       </a:dk1>
@@ -5157,34 +10292,34 @@
         <a:sysClr val="window" lastClr="FFFFFF"/>
       </a:lt1>
       <a:dk2>
-        <a:srgbClr val="1F497D"/>
+        <a:srgbClr val="646B86"/>
       </a:dk2>
       <a:lt2>
-        <a:srgbClr val="EEECE1"/>
+        <a:srgbClr val="C5D1D7"/>
       </a:lt2>
       <a:accent1>
-        <a:srgbClr val="4F81BD"/>
+        <a:srgbClr val="D16349"/>
       </a:accent1>
       <a:accent2>
-        <a:srgbClr val="C0504D"/>
+        <a:srgbClr val="CCB400"/>
       </a:accent2>
       <a:accent3>
-        <a:srgbClr val="9BBB59"/>
+        <a:srgbClr val="8CADAE"/>
       </a:accent3>
       <a:accent4>
-        <a:srgbClr val="8064A2"/>
+        <a:srgbClr val="8C7B70"/>
       </a:accent4>
       <a:accent5>
-        <a:srgbClr val="4BACC6"/>
+        <a:srgbClr val="8FB08C"/>
       </a:accent5>
       <a:accent6>
-        <a:srgbClr val="F79646"/>
+        <a:srgbClr val="D19049"/>
       </a:accent6>
       <a:hlink>
-        <a:srgbClr val="0000FF"/>
+        <a:srgbClr val="00A3D6"/>
       </a:hlink>
       <a:folHlink>
-        <a:srgbClr val="800080"/>
+        <a:srgbClr val="694F07"/>
       </a:folHlink>
     </a:clrScheme>
     <a:fontScheme name="Office">
@@ -5427,4 +10562,16 @@
   <a:objectDefaults/>
   <a:extraClrSchemeLst/>
 </a:theme>
+</file>
+
+<file path=customXml/item1.xml><?xml version="1.0" encoding="utf-8"?>
+<b:Sources xmlns:b="http://schemas.openxmlformats.org/officeDocument/2006/bibliography" xmlns="http://schemas.openxmlformats.org/officeDocument/2006/bibliography" SelectedStyle="\APA.XSL" StyleName="APA"/>
+</file>
+
+<file path=customXml/itemProps1.xml><?xml version="1.0" encoding="utf-8"?>
+<ds:datastoreItem xmlns:ds="http://schemas.openxmlformats.org/officeDocument/2006/customXml" ds:itemID="{703EAF57-C831-41CE-8D8F-654B62762AE3}">
+  <ds:schemaRefs>
+    <ds:schemaRef ds:uri="http://schemas.openxmlformats.org/officeDocument/2006/bibliography"/>
+  </ds:schemaRefs>
+</ds:datastoreItem>
 </file>
--- a/Portfolio/Analysis.docx
+++ b/Portfolio/Analysis.docx
@@ -2660,7 +2660,7 @@
     <w:p>
       <w:r>
         <w:pict>
-          <v:rect id="_x0000_i1027" style="width:0;height:1.5pt" o:hralign="center" o:hrstd="t" o:hr="t" fillcolor="#a0a0a0" stroked="f"/>
+          <v:rect id="_x0000_i1025" style="width:0;height:1.5pt" o:hralign="center" o:hrstd="t" o:hr="t" fillcolor="#a0a0a0" stroked="f"/>
         </w:pict>
       </w:r>
     </w:p>
@@ -2844,7 +2844,7 @@
     <w:p>
       <w:r>
         <w:pict>
-          <v:rect id="_x0000_i1028" style="width:0;height:1.5pt" o:hralign="center" o:hrstd="t" o:hr="t" fillcolor="#a0a0a0" stroked="f"/>
+          <v:rect id="_x0000_i1026" style="width:0;height:1.5pt" o:hralign="center" o:hrstd="t" o:hr="t" fillcolor="#a0a0a0" stroked="f"/>
         </w:pict>
       </w:r>
     </w:p>
@@ -2918,7 +2918,7 @@
     <w:p>
       <w:r>
         <w:pict>
-          <v:rect id="_x0000_i1029" style="width:0;height:1.5pt" o:hralign="center" o:hrstd="t" o:hr="t" fillcolor="#a0a0a0" stroked="f"/>
+          <v:rect id="_x0000_i1027" style="width:0;height:1.5pt" o:hralign="center" o:hrstd="t" o:hr="t" fillcolor="#a0a0a0" stroked="f"/>
         </w:pict>
       </w:r>
     </w:p>
@@ -3070,7 +3070,7 @@
     <w:p>
       <w:r>
         <w:pict>
-          <v:rect id="_x0000_i1025" style="width:0;height:1.5pt" o:hralign="center" o:hrstd="t" o:hr="t" fillcolor="#a0a0a0" stroked="f"/>
+          <v:rect id="_x0000_i1028" style="width:0;height:1.5pt" o:hralign="center" o:hrstd="t" o:hr="t" fillcolor="#a0a0a0" stroked="f"/>
         </w:pict>
       </w:r>
     </w:p>
@@ -3197,7 +3197,7 @@
       </w:pPr>
       <w:r>
         <w:pict>
-          <v:rect id="_x0000_i1026" style="width:0;height:1.5pt" o:hralign="center" o:hrstd="t" o:hr="t" fillcolor="#a0a0a0" stroked="f"/>
+          <v:rect id="_x0000_i1029" style="width:0;height:1.5pt" o:hralign="center" o:hrstd="t" o:hr="t" fillcolor="#a0a0a0" stroked="f"/>
         </w:pict>
       </w:r>
     </w:p>
@@ -6440,6 +6440,4472 @@
       </w:pPr>
       <w:r>
         <w:t>You'll encounter these often while building websites.</w:t>
+      </w:r>
+    </w:p>
+    <w:p>
+      <w:pPr>
+        <w:pStyle w:val="Heading1"/>
+      </w:pPr>
+      <w:r>
+        <w:t>CSS Reset &amp; Global Styles</w:t>
+      </w:r>
+    </w:p>
+    <w:p>
+      <w:pPr>
+        <w:pStyle w:val="Heading2"/>
+      </w:pPr>
+      <w:r>
+        <w:rPr>
+          <w:rStyle w:val="HTMLCode"/>
+          <w:rFonts w:eastAsiaTheme="majorEastAsia"/>
+        </w:rPr>
+        <w:t>*</w:t>
+      </w:r>
+    </w:p>
+    <w:p>
+      <w:pPr>
+        <w:pStyle w:val="HTMLPreformatted"/>
+      </w:pPr>
+      <w:r>
+        <w:rPr>
+          <w:rStyle w:val="v"/>
+        </w:rPr>
+        <w:t>*</w:t>
+      </w:r>
+      <w:r>
+        <w:rPr>
+          <w:rStyle w:val="HTMLCode"/>
+        </w:rPr>
+        <w:t>{</w:t>
+      </w:r>
+    </w:p>
+    <w:p>
+      <w:pPr>
+        <w:pStyle w:val="NormalWeb"/>
+      </w:pPr>
+      <w:r>
+        <w:t xml:space="preserve">The </w:t>
+      </w:r>
+      <w:r>
+        <w:rPr>
+          <w:rStyle w:val="HTMLCode"/>
+        </w:rPr>
+        <w:t>*</w:t>
+      </w:r>
+      <w:r>
+        <w:t xml:space="preserve"> is called the </w:t>
+      </w:r>
+      <w:r>
+        <w:rPr>
+          <w:rStyle w:val="Strong"/>
+        </w:rPr>
+        <w:t>Universal Selector</w:t>
+      </w:r>
+      <w:r>
+        <w:t>.</w:t>
+      </w:r>
+    </w:p>
+    <w:p>
+      <w:pPr>
+        <w:spacing w:before="100" w:beforeAutospacing="1" w:after="100" w:afterAutospacing="1"/>
+      </w:pPr>
+      <w:r>
+        <w:t xml:space="preserve">It selects </w:t>
+      </w:r>
+      <w:r>
+        <w:rPr>
+          <w:rStyle w:val="Strong"/>
+        </w:rPr>
+        <w:t>every element</w:t>
+      </w:r>
+      <w:r>
+        <w:t xml:space="preserve"> on the page.</w:t>
+      </w:r>
+    </w:p>
+    <w:p>
+      <w:pPr>
+        <w:pStyle w:val="NormalWeb"/>
+      </w:pPr>
+      <w:r>
+        <w:t>That means:</w:t>
+      </w:r>
+    </w:p>
+    <w:p>
+      <w:pPr>
+        <w:numPr>
+          <w:ilvl w:val="0"/>
+          <w:numId w:val="23"/>
+        </w:numPr>
+        <w:spacing w:before="100" w:beforeAutospacing="1" w:after="100" w:afterAutospacing="1" w:line="240" w:lineRule="auto"/>
+      </w:pPr>
+      <w:r>
+        <w:t xml:space="preserve">body </w:t>
+      </w:r>
+    </w:p>
+    <w:p>
+      <w:pPr>
+        <w:numPr>
+          <w:ilvl w:val="0"/>
+          <w:numId w:val="23"/>
+        </w:numPr>
+        <w:spacing w:before="100" w:beforeAutospacing="1" w:after="100" w:afterAutospacing="1" w:line="240" w:lineRule="auto"/>
+      </w:pPr>
+      <w:r>
+        <w:t xml:space="preserve">h1 </w:t>
+      </w:r>
+    </w:p>
+    <w:p>
+      <w:pPr>
+        <w:numPr>
+          <w:ilvl w:val="0"/>
+          <w:numId w:val="23"/>
+        </w:numPr>
+        <w:spacing w:before="100" w:beforeAutospacing="1" w:after="100" w:afterAutospacing="1" w:line="240" w:lineRule="auto"/>
+      </w:pPr>
+      <w:r>
+        <w:t xml:space="preserve">p </w:t>
+      </w:r>
+    </w:p>
+    <w:p>
+      <w:pPr>
+        <w:numPr>
+          <w:ilvl w:val="0"/>
+          <w:numId w:val="23"/>
+        </w:numPr>
+        <w:spacing w:before="100" w:beforeAutospacing="1" w:after="100" w:afterAutospacing="1" w:line="240" w:lineRule="auto"/>
+      </w:pPr>
+      <w:proofErr w:type="spellStart"/>
+      <w:r>
+        <w:t>img</w:t>
+      </w:r>
+      <w:proofErr w:type="spellEnd"/>
+      <w:r>
+        <w:t xml:space="preserve"> </w:t>
+      </w:r>
+    </w:p>
+    <w:p>
+      <w:pPr>
+        <w:numPr>
+          <w:ilvl w:val="0"/>
+          <w:numId w:val="23"/>
+        </w:numPr>
+        <w:spacing w:before="100" w:beforeAutospacing="1" w:after="100" w:afterAutospacing="1" w:line="240" w:lineRule="auto"/>
+      </w:pPr>
+      <w:r>
+        <w:t xml:space="preserve">div </w:t>
+      </w:r>
+    </w:p>
+    <w:p>
+      <w:pPr>
+        <w:numPr>
+          <w:ilvl w:val="0"/>
+          <w:numId w:val="23"/>
+        </w:numPr>
+        <w:spacing w:before="100" w:beforeAutospacing="1" w:after="100" w:afterAutospacing="1" w:line="240" w:lineRule="auto"/>
+      </w:pPr>
+      <w:proofErr w:type="spellStart"/>
+      <w:r>
+        <w:t>nav</w:t>
+      </w:r>
+      <w:proofErr w:type="spellEnd"/>
+      <w:r>
+        <w:t xml:space="preserve"> </w:t>
+      </w:r>
+    </w:p>
+    <w:p>
+      <w:pPr>
+        <w:numPr>
+          <w:ilvl w:val="0"/>
+          <w:numId w:val="23"/>
+        </w:numPr>
+        <w:spacing w:before="100" w:beforeAutospacing="1" w:after="100" w:afterAutospacing="1" w:line="240" w:lineRule="auto"/>
+      </w:pPr>
+      <w:r>
+        <w:t xml:space="preserve">section </w:t>
+      </w:r>
+    </w:p>
+    <w:p>
+      <w:pPr>
+        <w:pStyle w:val="NormalWeb"/>
+      </w:pPr>
+      <w:proofErr w:type="gramStart"/>
+      <w:r>
+        <w:t>Everything.</w:t>
+      </w:r>
+      <w:proofErr w:type="gramEnd"/>
+    </w:p>
+    <w:p>
+      <w:r>
+        <w:pict>
+          <v:rect id="_x0000_i1035" style="width:0;height:1.5pt" o:hralign="center" o:hrstd="t" o:hr="t" fillcolor="#a0a0a0" stroked="f"/>
+        </w:pict>
+      </w:r>
+    </w:p>
+    <w:p>
+      <w:pPr>
+        <w:pStyle w:val="Heading2"/>
+      </w:pPr>
+      <w:r>
+        <w:t>Why remove margin?</w:t>
+      </w:r>
+    </w:p>
+    <w:p>
+      <w:pPr>
+        <w:pStyle w:val="NormalWeb"/>
+      </w:pPr>
+      <w:r>
+        <w:t>Browsers automatically add margins.</w:t>
+      </w:r>
+    </w:p>
+    <w:p>
+      <w:pPr>
+        <w:pStyle w:val="NormalWeb"/>
+      </w:pPr>
+      <w:r>
+        <w:t>Example:</w:t>
+      </w:r>
+    </w:p>
+    <w:p>
+      <w:pPr>
+        <w:pStyle w:val="HTMLPreformatted"/>
+      </w:pPr>
+      <w:r>
+        <w:rPr>
+          <w:rStyle w:val="13"/>
+        </w:rPr>
+        <w:t>&lt;h1&gt;</w:t>
+      </w:r>
+      <w:r>
+        <w:rPr>
+          <w:rStyle w:val="HTMLCode"/>
+        </w:rPr>
+        <w:t>Hello</w:t>
+      </w:r>
+      <w:r>
+        <w:rPr>
+          <w:rStyle w:val="13"/>
+        </w:rPr>
+        <w:t>&lt;/h1&gt;</w:t>
+      </w:r>
+    </w:p>
+    <w:p>
+      <w:pPr>
+        <w:pStyle w:val="NormalWeb"/>
+      </w:pPr>
+      <w:r>
+        <w:t>Without CSS, you'll notice space around it.</w:t>
+      </w:r>
+    </w:p>
+    <w:p>
+      <w:pPr>
+        <w:pStyle w:val="NormalWeb"/>
+      </w:pPr>
+      <w:r>
+        <w:t>That's because browsers apply default styles.</w:t>
+      </w:r>
+    </w:p>
+    <w:p>
+      <w:pPr>
+        <w:pStyle w:val="NormalWeb"/>
+      </w:pPr>
+      <w:r>
+        <w:t>If every browser used different default margins, websites would look inconsistent.</w:t>
+      </w:r>
+    </w:p>
+    <w:p>
+      <w:pPr>
+        <w:pStyle w:val="NormalWeb"/>
+      </w:pPr>
+      <w:r>
+        <w:t>So we start with:</w:t>
+      </w:r>
+    </w:p>
+    <w:p>
+      <w:pPr>
+        <w:pStyle w:val="HTMLPreformatted"/>
+      </w:pPr>
+      <w:proofErr w:type="gramStart"/>
+      <w:r>
+        <w:rPr>
+          <w:rStyle w:val="13"/>
+        </w:rPr>
+        <w:lastRenderedPageBreak/>
+        <w:t>margin</w:t>
+      </w:r>
+      <w:r>
+        <w:rPr>
+          <w:rStyle w:val="HTMLCode"/>
+        </w:rPr>
+        <w:t>:</w:t>
+      </w:r>
+      <w:proofErr w:type="gramEnd"/>
+      <w:r>
+        <w:rPr>
+          <w:rStyle w:val="HTMLCode"/>
+        </w:rPr>
+        <w:t>0;</w:t>
+      </w:r>
+    </w:p>
+    <w:p>
+      <w:pPr>
+        <w:pStyle w:val="NormalWeb"/>
+      </w:pPr>
+      <w:r>
+        <w:t xml:space="preserve">Now </w:t>
+      </w:r>
+      <w:r>
+        <w:rPr>
+          <w:rStyle w:val="Strong"/>
+        </w:rPr>
+        <w:t>we</w:t>
+      </w:r>
+      <w:r>
+        <w:t xml:space="preserve"> decide the spacing.</w:t>
+      </w:r>
+    </w:p>
+    <w:p>
+      <w:r>
+        <w:pict>
+          <v:rect id="_x0000_i1036" style="width:0;height:1.5pt" o:hralign="center" o:hrstd="t" o:hr="t" fillcolor="#a0a0a0" stroked="f"/>
+        </w:pict>
+      </w:r>
+    </w:p>
+    <w:p>
+      <w:pPr>
+        <w:pStyle w:val="Heading2"/>
+      </w:pPr>
+      <w:r>
+        <w:t>Why remove padding?</w:t>
+      </w:r>
+    </w:p>
+    <w:p>
+      <w:pPr>
+        <w:pStyle w:val="NormalWeb"/>
+      </w:pPr>
+      <w:proofErr w:type="gramStart"/>
+      <w:r>
+        <w:t>Same reason.</w:t>
+      </w:r>
+      <w:proofErr w:type="gramEnd"/>
+    </w:p>
+    <w:p>
+      <w:pPr>
+        <w:pStyle w:val="NormalWeb"/>
+      </w:pPr>
+      <w:r>
+        <w:t>Browsers add default padding to many elements, especially lists.</w:t>
+      </w:r>
+    </w:p>
+    <w:p>
+      <w:pPr>
+        <w:pStyle w:val="pdq2pgselectionanchorcontainer"/>
+      </w:pPr>
+      <w:r>
+        <w:t>We'll add our own spacing later.</w:t>
+      </w:r>
+    </w:p>
+    <w:p>
+      <w:r>
+        <w:pict>
+          <v:rect id="_x0000_i1037" style="width:0;height:1.5pt" o:hralign="center" o:hrstd="t" o:hr="t" fillcolor="#a0a0a0" stroked="f"/>
+        </w:pict>
+      </w:r>
+    </w:p>
+    <w:p>
+      <w:pPr>
+        <w:pStyle w:val="Heading2"/>
+      </w:pPr>
+      <w:proofErr w:type="gramStart"/>
+      <w:r>
+        <w:rPr>
+          <w:rStyle w:val="HTMLCode"/>
+          <w:rFonts w:eastAsiaTheme="majorEastAsia"/>
+        </w:rPr>
+        <w:t>box-sizing</w:t>
+      </w:r>
+      <w:proofErr w:type="gramEnd"/>
+    </w:p>
+    <w:p>
+      <w:pPr>
+        <w:pStyle w:val="NormalWeb"/>
+      </w:pPr>
+      <w:r>
+        <w:t>This is one of the most important CSS properties you'll ever learn.</w:t>
+      </w:r>
+    </w:p>
+    <w:p>
+      <w:pPr>
+        <w:pStyle w:val="NormalWeb"/>
+      </w:pPr>
+      <w:r>
+        <w:t>Default behavior:</w:t>
+      </w:r>
+    </w:p>
+    <w:p>
+      <w:pPr>
+        <w:pStyle w:val="HTMLPreformatted"/>
+        <w:rPr>
+          <w:rStyle w:val="HTMLCode"/>
+        </w:rPr>
+      </w:pPr>
+      <w:r>
+        <w:rPr>
+          <w:rStyle w:val="HTMLCode"/>
+        </w:rPr>
+        <w:t>Width</w:t>
+      </w:r>
+    </w:p>
+    <w:p>
+      <w:pPr>
+        <w:pStyle w:val="HTMLPreformatted"/>
+        <w:rPr>
+          <w:rStyle w:val="HTMLCode"/>
+        </w:rPr>
+      </w:pPr>
+    </w:p>
+    <w:p>
+      <w:pPr>
+        <w:pStyle w:val="HTMLPreformatted"/>
+        <w:rPr>
+          <w:rStyle w:val="HTMLCode"/>
+        </w:rPr>
+      </w:pPr>
+      <w:r>
+        <w:rPr>
+          <w:rStyle w:val="HTMLCode"/>
+        </w:rPr>
+        <w:t>+ Padding</w:t>
+      </w:r>
+    </w:p>
+    <w:p>
+      <w:pPr>
+        <w:pStyle w:val="HTMLPreformatted"/>
+        <w:rPr>
+          <w:rStyle w:val="HTMLCode"/>
+        </w:rPr>
+      </w:pPr>
+    </w:p>
+    <w:p>
+      <w:pPr>
+        <w:pStyle w:val="HTMLPreformatted"/>
+        <w:rPr>
+          <w:rStyle w:val="HTMLCode"/>
+        </w:rPr>
+      </w:pPr>
+      <w:r>
+        <w:rPr>
+          <w:rStyle w:val="HTMLCode"/>
+        </w:rPr>
+        <w:t>+ Border</w:t>
+      </w:r>
+    </w:p>
+    <w:p>
+      <w:pPr>
+        <w:pStyle w:val="HTMLPreformatted"/>
+        <w:rPr>
+          <w:rStyle w:val="HTMLCode"/>
+        </w:rPr>
+      </w:pPr>
+    </w:p>
+    <w:p>
+      <w:pPr>
+        <w:pStyle w:val="HTMLPreformatted"/>
+      </w:pPr>
+      <w:r>
+        <w:rPr>
+          <w:rStyle w:val="HTMLCode"/>
+        </w:rPr>
+        <w:t>= Final Width</w:t>
+      </w:r>
+    </w:p>
+    <w:p>
+      <w:pPr>
+        <w:pStyle w:val="NormalWeb"/>
+      </w:pPr>
+      <w:r>
+        <w:t>So if you write</w:t>
+      </w:r>
+    </w:p>
+    <w:p>
+      <w:pPr>
+        <w:pStyle w:val="HTMLPreformatted"/>
+        <w:rPr>
+          <w:rStyle w:val="HTMLCode"/>
+        </w:rPr>
+      </w:pPr>
+      <w:proofErr w:type="gramStart"/>
+      <w:r>
+        <w:rPr>
+          <w:rStyle w:val="13"/>
+        </w:rPr>
+        <w:t>width</w:t>
+      </w:r>
+      <w:r>
+        <w:rPr>
+          <w:rStyle w:val="HTMLCode"/>
+        </w:rPr>
+        <w:t>:</w:t>
+      </w:r>
+      <w:proofErr w:type="gramEnd"/>
+      <w:r>
+        <w:rPr>
+          <w:rStyle w:val="HTMLCode"/>
+        </w:rPr>
+        <w:t>300</w:t>
+      </w:r>
+      <w:r>
+        <w:rPr>
+          <w:rStyle w:val="10"/>
+        </w:rPr>
+        <w:t>px</w:t>
+      </w:r>
+      <w:r>
+        <w:rPr>
+          <w:rStyle w:val="HTMLCode"/>
+        </w:rPr>
+        <w:t>;</w:t>
+      </w:r>
+    </w:p>
+    <w:p>
+      <w:pPr>
+        <w:pStyle w:val="HTMLPreformatted"/>
+      </w:pPr>
+      <w:proofErr w:type="gramStart"/>
+      <w:r>
+        <w:rPr>
+          <w:rStyle w:val="13"/>
+        </w:rPr>
+        <w:t>padding</w:t>
+      </w:r>
+      <w:r>
+        <w:rPr>
+          <w:rStyle w:val="HTMLCode"/>
+        </w:rPr>
+        <w:t>:</w:t>
+      </w:r>
+      <w:proofErr w:type="gramEnd"/>
+      <w:r>
+        <w:rPr>
+          <w:rStyle w:val="HTMLCode"/>
+        </w:rPr>
+        <w:t>20</w:t>
+      </w:r>
+      <w:r>
+        <w:rPr>
+          <w:rStyle w:val="10"/>
+        </w:rPr>
+        <w:t>px</w:t>
+      </w:r>
+      <w:r>
+        <w:rPr>
+          <w:rStyle w:val="HTMLCode"/>
+        </w:rPr>
+        <w:t>;</w:t>
+      </w:r>
+    </w:p>
+    <w:p>
+      <w:pPr>
+        <w:pStyle w:val="NormalWeb"/>
+      </w:pPr>
+      <w:proofErr w:type="gramStart"/>
+      <w:r>
+        <w:t>the</w:t>
+      </w:r>
+      <w:proofErr w:type="gramEnd"/>
+      <w:r>
+        <w:t xml:space="preserve"> actual width becomes</w:t>
+      </w:r>
+    </w:p>
+    <w:p>
+      <w:pPr>
+        <w:pStyle w:val="HTMLPreformatted"/>
+      </w:pPr>
+      <w:r>
+        <w:rPr>
+          <w:rStyle w:val="HTMLCode"/>
+        </w:rPr>
+        <w:t>340px</w:t>
+      </w:r>
+    </w:p>
+    <w:p>
+      <w:pPr>
+        <w:pStyle w:val="NormalWeb"/>
+      </w:pPr>
+      <w:r>
+        <w:t>That's annoying.</w:t>
+      </w:r>
+    </w:p>
+    <w:p>
+      <w:pPr>
+        <w:pStyle w:val="NormalWeb"/>
+      </w:pPr>
+      <w:r>
+        <w:t>Instead</w:t>
+      </w:r>
+    </w:p>
+    <w:p>
+      <w:pPr>
+        <w:pStyle w:val="HTMLPreformatted"/>
+      </w:pPr>
+      <w:proofErr w:type="gramStart"/>
+      <w:r>
+        <w:rPr>
+          <w:rStyle w:val="13"/>
+        </w:rPr>
+        <w:t>box-</w:t>
+      </w:r>
+      <w:proofErr w:type="spellStart"/>
+      <w:r>
+        <w:rPr>
+          <w:rStyle w:val="13"/>
+        </w:rPr>
+        <w:t>sizing</w:t>
+      </w:r>
+      <w:r>
+        <w:rPr>
+          <w:rStyle w:val="HTMLCode"/>
+        </w:rPr>
+        <w:t>:</w:t>
+      </w:r>
+      <w:proofErr w:type="gramEnd"/>
+      <w:r>
+        <w:rPr>
+          <w:rStyle w:val="10"/>
+        </w:rPr>
+        <w:t>border</w:t>
+      </w:r>
+      <w:proofErr w:type="spellEnd"/>
+      <w:r>
+        <w:rPr>
+          <w:rStyle w:val="10"/>
+        </w:rPr>
+        <w:t>-box</w:t>
+      </w:r>
+      <w:r>
+        <w:rPr>
+          <w:rStyle w:val="HTMLCode"/>
+        </w:rPr>
+        <w:t>;</w:t>
+      </w:r>
+    </w:p>
+    <w:p>
+      <w:pPr>
+        <w:pStyle w:val="NormalWeb"/>
+      </w:pPr>
+      <w:proofErr w:type="gramStart"/>
+      <w:r>
+        <w:t>changes</w:t>
+      </w:r>
+      <w:proofErr w:type="gramEnd"/>
+      <w:r>
+        <w:t xml:space="preserve"> it to</w:t>
+      </w:r>
+    </w:p>
+    <w:p>
+      <w:pPr>
+        <w:pStyle w:val="HTMLPreformatted"/>
+      </w:pPr>
+      <w:r>
+        <w:rPr>
+          <w:rStyle w:val="HTMLCode"/>
+        </w:rPr>
+        <w:t>Width includes padding and border</w:t>
+      </w:r>
+    </w:p>
+    <w:p>
+      <w:pPr>
+        <w:pStyle w:val="NormalWeb"/>
+      </w:pPr>
+      <w:r>
+        <w:t>Now</w:t>
+      </w:r>
+    </w:p>
+    <w:p>
+      <w:pPr>
+        <w:pStyle w:val="HTMLPreformatted"/>
+      </w:pPr>
+      <w:proofErr w:type="gramStart"/>
+      <w:r>
+        <w:rPr>
+          <w:rStyle w:val="HTMLCode"/>
+        </w:rPr>
+        <w:t>width:</w:t>
+      </w:r>
+      <w:proofErr w:type="gramEnd"/>
+      <w:r>
+        <w:rPr>
+          <w:rStyle w:val="HTMLCode"/>
+        </w:rPr>
+        <w:t>300px;</w:t>
+      </w:r>
+    </w:p>
+    <w:p>
+      <w:pPr>
+        <w:pStyle w:val="NormalWeb"/>
+      </w:pPr>
+      <w:proofErr w:type="gramStart"/>
+      <w:r>
+        <w:t>means</w:t>
+      </w:r>
+      <w:proofErr w:type="gramEnd"/>
+      <w:r>
+        <w:t xml:space="preserve"> exactly </w:t>
+      </w:r>
+      <w:r>
+        <w:rPr>
+          <w:rStyle w:val="Strong"/>
+          <w:rFonts w:eastAsiaTheme="majorEastAsia"/>
+        </w:rPr>
+        <w:t>300px</w:t>
+      </w:r>
+      <w:r>
+        <w:t>.</w:t>
+      </w:r>
+    </w:p>
+    <w:p>
+      <w:pPr>
+        <w:pStyle w:val="NormalWeb"/>
+      </w:pPr>
+      <w:r>
+        <w:lastRenderedPageBreak/>
+        <w:t>Professional developers almost always set this globally.</w:t>
+      </w:r>
+    </w:p>
+    <w:p>
+      <w:pPr>
+        <w:pStyle w:val="NormalWeb"/>
+      </w:pPr>
+    </w:p>
+    <w:p>
+      <w:pPr>
+        <w:pStyle w:val="Heading2"/>
+      </w:pPr>
+      <w:r>
+        <w:t>HTML</w:t>
+      </w:r>
+      <w:r>
+        <w:tab/>
+      </w:r>
+    </w:p>
+    <w:p>
+      <w:pPr>
+        <w:pStyle w:val="HTMLPreformatted"/>
+        <w:rPr>
+          <w:rStyle w:val="HTMLCode"/>
+          <w:rFonts w:eastAsiaTheme="majorEastAsia"/>
+        </w:rPr>
+      </w:pPr>
+      <w:proofErr w:type="gramStart"/>
+      <w:r>
+        <w:rPr>
+          <w:rStyle w:val="13"/>
+        </w:rPr>
+        <w:t>html</w:t>
+      </w:r>
+      <w:r>
+        <w:rPr>
+          <w:rStyle w:val="HTMLCode"/>
+          <w:rFonts w:eastAsiaTheme="majorEastAsia"/>
+        </w:rPr>
+        <w:t>{</w:t>
+      </w:r>
+      <w:proofErr w:type="gramEnd"/>
+    </w:p>
+    <w:p>
+      <w:pPr>
+        <w:pStyle w:val="HTMLPreformatted"/>
+        <w:rPr>
+          <w:rStyle w:val="HTMLCode"/>
+          <w:rFonts w:eastAsiaTheme="majorEastAsia"/>
+        </w:rPr>
+      </w:pPr>
+      <w:proofErr w:type="gramStart"/>
+      <w:r>
+        <w:rPr>
+          <w:rStyle w:val="HTMLCode"/>
+          <w:rFonts w:eastAsiaTheme="majorEastAsia"/>
+        </w:rPr>
+        <w:t>scroll-</w:t>
+      </w:r>
+      <w:proofErr w:type="spellStart"/>
+      <w:r>
+        <w:rPr>
+          <w:rStyle w:val="HTMLCode"/>
+          <w:rFonts w:eastAsiaTheme="majorEastAsia"/>
+        </w:rPr>
+        <w:t>behavior:</w:t>
+      </w:r>
+      <w:proofErr w:type="gramEnd"/>
+      <w:r>
+        <w:rPr>
+          <w:rStyle w:val="y"/>
+        </w:rPr>
+        <w:t>smooth</w:t>
+      </w:r>
+      <w:proofErr w:type="spellEnd"/>
+      <w:r>
+        <w:rPr>
+          <w:rStyle w:val="HTMLCode"/>
+          <w:rFonts w:eastAsiaTheme="majorEastAsia"/>
+        </w:rPr>
+        <w:t>;</w:t>
+      </w:r>
+    </w:p>
+    <w:p>
+      <w:pPr>
+        <w:pStyle w:val="HTMLPreformatted"/>
+      </w:pPr>
+      <w:r>
+        <w:rPr>
+          <w:rStyle w:val="HTMLCode"/>
+          <w:rFonts w:eastAsiaTheme="majorEastAsia"/>
+        </w:rPr>
+        <w:t>}</w:t>
+      </w:r>
+    </w:p>
+    <w:p>
+      <w:pPr>
+        <w:pStyle w:val="NormalWeb"/>
+      </w:pPr>
+      <w:r>
+        <w:t>What happens?</w:t>
+      </w:r>
+    </w:p>
+    <w:p>
+      <w:pPr>
+        <w:pStyle w:val="NormalWeb"/>
+      </w:pPr>
+      <w:r>
+        <w:t>When someone clicks</w:t>
+      </w:r>
+    </w:p>
+    <w:p>
+      <w:pPr>
+        <w:pStyle w:val="HTMLPreformatted"/>
+      </w:pPr>
+      <w:r>
+        <w:rPr>
+          <w:rStyle w:val="HTMLCode"/>
+          <w:rFonts w:eastAsiaTheme="majorEastAsia"/>
+        </w:rPr>
+        <w:t>About</w:t>
+      </w:r>
+    </w:p>
+    <w:p>
+      <w:pPr>
+        <w:pStyle w:val="NormalWeb"/>
+      </w:pPr>
+      <w:r>
+        <w:t>Instead of</w:t>
+      </w:r>
+    </w:p>
+    <w:p>
+      <w:pPr>
+        <w:pStyle w:val="HTMLPreformatted"/>
+      </w:pPr>
+      <w:r>
+        <w:rPr>
+          <w:rStyle w:val="HTMLCode"/>
+          <w:rFonts w:eastAsiaTheme="majorEastAsia"/>
+        </w:rPr>
+        <w:t>Jump</w:t>
+      </w:r>
+    </w:p>
+    <w:p>
+      <w:pPr>
+        <w:pStyle w:val="NormalWeb"/>
+      </w:pPr>
+      <w:proofErr w:type="gramStart"/>
+      <w:r>
+        <w:t>the</w:t>
+      </w:r>
+      <w:proofErr w:type="gramEnd"/>
+      <w:r>
+        <w:t xml:space="preserve"> page</w:t>
+      </w:r>
+    </w:p>
+    <w:p>
+      <w:pPr>
+        <w:pStyle w:val="HTMLPreformatted"/>
+      </w:pPr>
+      <w:r>
+        <w:rPr>
+          <w:rStyle w:val="HTMLCode"/>
+          <w:rFonts w:eastAsiaTheme="majorEastAsia"/>
+        </w:rPr>
+        <w:t>Scrolls smoothly</w:t>
+      </w:r>
+    </w:p>
+    <w:p>
+      <w:pPr>
+        <w:pStyle w:val="NormalWeb"/>
+      </w:pPr>
+      <w:r>
+        <w:t xml:space="preserve">A tiny detail that makes the site </w:t>
+      </w:r>
+      <w:proofErr w:type="gramStart"/>
+      <w:r>
+        <w:t>feel</w:t>
+      </w:r>
+      <w:proofErr w:type="gramEnd"/>
+      <w:r>
+        <w:t xml:space="preserve"> more polished.</w:t>
+      </w:r>
+    </w:p>
+    <w:p>
+      <w:r>
+        <w:pict>
+          <v:rect id="_x0000_i1038" style="width:0;height:1.5pt" o:hralign="center" o:hrstd="t" o:hr="t" fillcolor="#a0a0a0" stroked="f"/>
+        </w:pict>
+      </w:r>
+    </w:p>
+    <w:p>
+      <w:pPr>
+        <w:pStyle w:val="Heading2"/>
+      </w:pPr>
+      <w:r>
+        <w:t>Body</w:t>
+      </w:r>
+    </w:p>
+    <w:p>
+      <w:pPr>
+        <w:pStyle w:val="NormalWeb"/>
+      </w:pPr>
+      <w:r>
+        <w:t>Right now</w:t>
+      </w:r>
+    </w:p>
+    <w:p>
+      <w:pPr>
+        <w:pStyle w:val="HTMLPreformatted"/>
+        <w:rPr>
+          <w:rStyle w:val="HTMLCode"/>
+          <w:rFonts w:eastAsiaTheme="majorEastAsia"/>
+        </w:rPr>
+      </w:pPr>
+      <w:proofErr w:type="gramStart"/>
+      <w:r>
+        <w:rPr>
+          <w:rStyle w:val="13"/>
+        </w:rPr>
+        <w:t>body</w:t>
+      </w:r>
+      <w:r>
+        <w:rPr>
+          <w:rStyle w:val="HTMLCode"/>
+          <w:rFonts w:eastAsiaTheme="majorEastAsia"/>
+        </w:rPr>
+        <w:t>{</w:t>
+      </w:r>
+      <w:proofErr w:type="gramEnd"/>
+    </w:p>
+    <w:p>
+      <w:pPr>
+        <w:pStyle w:val="HTMLPreformatted"/>
+        <w:rPr>
+          <w:rStyle w:val="HTMLCode"/>
+          <w:rFonts w:eastAsiaTheme="majorEastAsia"/>
+        </w:rPr>
+      </w:pPr>
+    </w:p>
+    <w:p>
+      <w:pPr>
+        <w:pStyle w:val="HTMLPreformatted"/>
+      </w:pPr>
+      <w:r>
+        <w:rPr>
+          <w:rStyle w:val="HTMLCode"/>
+          <w:rFonts w:eastAsiaTheme="majorEastAsia"/>
+        </w:rPr>
+        <w:t>}</w:t>
+      </w:r>
+    </w:p>
+    <w:p>
+      <w:pPr>
+        <w:pStyle w:val="NormalWeb"/>
+      </w:pPr>
+      <w:proofErr w:type="gramStart"/>
+      <w:r>
+        <w:t>is</w:t>
+      </w:r>
+      <w:proofErr w:type="gramEnd"/>
+      <w:r>
+        <w:t xml:space="preserve"> intentionally empty.</w:t>
+      </w:r>
+    </w:p>
+    <w:p>
+      <w:pPr>
+        <w:pStyle w:val="NormalWeb"/>
+      </w:pPr>
+      <w:r>
+        <w:t>Why?</w:t>
+      </w:r>
+    </w:p>
+    <w:p>
+      <w:pPr>
+        <w:pStyle w:val="NormalWeb"/>
+      </w:pPr>
+      <w:r>
+        <w:t>Because before styling anything, we need to make some design decisions.</w:t>
+      </w:r>
+    </w:p>
+    <w:p>
+      <w:pPr>
+        <w:pStyle w:val="Heading1"/>
+      </w:pPr>
+      <w:r>
+        <w:t>CSS Variables (</w:t>
+      </w:r>
+      <w:proofErr w:type="gramStart"/>
+      <w:r>
+        <w:rPr>
+          <w:rStyle w:val="HTMLCode"/>
+          <w:rFonts w:eastAsiaTheme="majorEastAsia"/>
+        </w:rPr>
+        <w:t>:root</w:t>
+      </w:r>
+      <w:proofErr w:type="gramEnd"/>
+      <w:r>
+        <w:t>)</w:t>
+      </w:r>
+    </w:p>
+    <w:p>
+      <w:pPr>
+        <w:pStyle w:val="pdq2pgselectionanchorcontainer"/>
+      </w:pPr>
+      <w:r>
+        <w:t>This is one of the biggest differences between beginner CSS and professional CSS.</w:t>
+      </w:r>
+    </w:p>
+    <w:p>
+      <w:pPr>
+        <w:pStyle w:val="Heading2"/>
+      </w:pPr>
+      <w:r>
+        <w:t>Imagine this situation</w:t>
+      </w:r>
+    </w:p>
+    <w:p>
+      <w:pPr>
+        <w:pStyle w:val="NormalWeb"/>
+      </w:pPr>
+      <w:r>
+        <w:t xml:space="preserve">Suppose your website has </w:t>
+      </w:r>
+      <w:r>
+        <w:rPr>
+          <w:rStyle w:val="Strong"/>
+          <w:rFonts w:eastAsiaTheme="majorEastAsia"/>
+        </w:rPr>
+        <w:t>100 places</w:t>
+      </w:r>
+      <w:r>
+        <w:t xml:space="preserve"> using the </w:t>
+      </w:r>
+      <w:proofErr w:type="spellStart"/>
+      <w:r>
+        <w:t>colour</w:t>
+      </w:r>
+      <w:proofErr w:type="spellEnd"/>
+      <w:r>
+        <w:t xml:space="preserve"> blue.</w:t>
+      </w:r>
+    </w:p>
+    <w:p>
+      <w:pPr>
+        <w:pStyle w:val="NormalWeb"/>
+      </w:pPr>
+      <w:r>
+        <w:t>You write:</w:t>
+      </w:r>
+    </w:p>
+    <w:p>
+      <w:pPr>
+        <w:pStyle w:val="HTMLPreformatted"/>
+      </w:pPr>
+      <w:proofErr w:type="gramStart"/>
+      <w:r>
+        <w:rPr>
+          <w:rStyle w:val="13"/>
+        </w:rPr>
+        <w:t>color</w:t>
+      </w:r>
+      <w:proofErr w:type="gramEnd"/>
+      <w:r>
+        <w:rPr>
+          <w:rStyle w:val="HTMLCode"/>
+        </w:rPr>
+        <w:t xml:space="preserve">: </w:t>
+      </w:r>
+      <w:r>
+        <w:rPr>
+          <w:rStyle w:val="v"/>
+          <w:rFonts w:eastAsiaTheme="majorEastAsia"/>
+        </w:rPr>
+        <w:t>#</w:t>
+      </w:r>
+      <w:r>
+        <w:rPr>
+          <w:rStyle w:val="HTMLCode"/>
+        </w:rPr>
+        <w:t>00</w:t>
+      </w:r>
+      <w:r>
+        <w:rPr>
+          <w:rStyle w:val="13"/>
+        </w:rPr>
+        <w:t>BFFF</w:t>
+      </w:r>
+      <w:r>
+        <w:rPr>
+          <w:rStyle w:val="HTMLCode"/>
+        </w:rPr>
+        <w:t>;</w:t>
+      </w:r>
+    </w:p>
+    <w:p>
+      <w:pPr>
+        <w:pStyle w:val="NormalWeb"/>
+      </w:pPr>
+      <w:proofErr w:type="gramStart"/>
+      <w:r>
+        <w:lastRenderedPageBreak/>
+        <w:t>100 times.</w:t>
+      </w:r>
+      <w:proofErr w:type="gramEnd"/>
+    </w:p>
+    <w:p>
+      <w:pPr>
+        <w:pStyle w:val="NormalWeb"/>
+      </w:pPr>
+      <w:r>
+        <w:t>Now your client says:</w:t>
+      </w:r>
+    </w:p>
+    <w:p>
+      <w:pPr>
+        <w:pStyle w:val="NormalWeb"/>
+      </w:pPr>
+      <w:r>
+        <w:t>"Can you make it purple instead?"</w:t>
+      </w:r>
+    </w:p>
+    <w:p>
+      <w:pPr>
+        <w:pStyle w:val="NormalWeb"/>
+      </w:pPr>
+      <w:r>
+        <w:t xml:space="preserve">😨 </w:t>
+      </w:r>
+      <w:proofErr w:type="gramStart"/>
+      <w:r>
+        <w:t>You</w:t>
+      </w:r>
+      <w:proofErr w:type="gramEnd"/>
+      <w:r>
+        <w:t xml:space="preserve"> now have to change it 100 times.</w:t>
+      </w:r>
+    </w:p>
+    <w:p>
+      <w:r>
+        <w:pict>
+          <v:rect id="_x0000_i1039" style="width:0;height:1.5pt" o:hralign="center" o:hrstd="t" o:hr="t" fillcolor="#a0a0a0" stroked="f"/>
+        </w:pict>
+      </w:r>
+    </w:p>
+    <w:p>
+      <w:pPr>
+        <w:pStyle w:val="Heading2"/>
+      </w:pPr>
+      <w:r>
+        <w:t>Professional Solution</w:t>
+      </w:r>
+    </w:p>
+    <w:p>
+      <w:pPr>
+        <w:pStyle w:val="NormalWeb"/>
+      </w:pPr>
+      <w:r>
+        <w:t xml:space="preserve">We store </w:t>
+      </w:r>
+      <w:proofErr w:type="spellStart"/>
+      <w:r>
+        <w:t>colours</w:t>
+      </w:r>
+      <w:proofErr w:type="spellEnd"/>
+      <w:r>
+        <w:t xml:space="preserve"> in one place.</w:t>
+      </w:r>
+    </w:p>
+    <w:p>
+      <w:pPr>
+        <w:pStyle w:val="HTMLPreformatted"/>
+        <w:rPr>
+          <w:rStyle w:val="HTMLCode"/>
+        </w:rPr>
+      </w:pPr>
+      <w:proofErr w:type="gramStart"/>
+      <w:r>
+        <w:rPr>
+          <w:rStyle w:val="HTMLCode"/>
+        </w:rPr>
+        <w:t>:</w:t>
+      </w:r>
+      <w:r>
+        <w:rPr>
+          <w:rStyle w:val="10"/>
+        </w:rPr>
+        <w:t>root</w:t>
+      </w:r>
+      <w:proofErr w:type="gramEnd"/>
+      <w:r>
+        <w:rPr>
+          <w:rStyle w:val="HTMLCode"/>
+        </w:rPr>
+        <w:t>{</w:t>
+      </w:r>
+    </w:p>
+    <w:p>
+      <w:pPr>
+        <w:pStyle w:val="HTMLPreformatted"/>
+        <w:rPr>
+          <w:rStyle w:val="HTMLCode"/>
+        </w:rPr>
+      </w:pPr>
+    </w:p>
+    <w:p>
+      <w:pPr>
+        <w:pStyle w:val="HTMLPreformatted"/>
+      </w:pPr>
+      <w:r>
+        <w:rPr>
+          <w:rStyle w:val="HTMLCode"/>
+        </w:rPr>
+        <w:t>}</w:t>
+      </w:r>
+    </w:p>
+    <w:p>
+      <w:pPr>
+        <w:pStyle w:val="NormalWeb"/>
+      </w:pPr>
+      <w:r>
+        <w:t xml:space="preserve">Think </w:t>
+      </w:r>
+      <w:proofErr w:type="gramStart"/>
+      <w:r>
+        <w:t xml:space="preserve">of </w:t>
+      </w:r>
+      <w:r>
+        <w:rPr>
+          <w:rStyle w:val="HTMLCode"/>
+        </w:rPr>
+        <w:t>:root</w:t>
+      </w:r>
+      <w:proofErr w:type="gramEnd"/>
+      <w:r>
+        <w:t xml:space="preserve"> as a </w:t>
+      </w:r>
+      <w:r>
+        <w:rPr>
+          <w:rStyle w:val="Strong"/>
+          <w:rFonts w:eastAsiaTheme="majorEastAsia"/>
+        </w:rPr>
+        <w:t>global storage box</w:t>
+      </w:r>
+      <w:r>
+        <w:t>.</w:t>
+      </w:r>
+    </w:p>
+    <w:p>
+      <w:pPr>
+        <w:pStyle w:val="NormalWeb"/>
+      </w:pPr>
+      <w:r>
+        <w:t>Everything stored here can be used anywhere in your CSS.</w:t>
+      </w:r>
+    </w:p>
+    <w:p>
+      <w:pPr>
+        <w:pStyle w:val="Heading2"/>
+      </w:pPr>
+      <w:r>
+        <w:t xml:space="preserve">What </w:t>
+      </w:r>
+      <w:proofErr w:type="gramStart"/>
+      <w:r>
+        <w:t xml:space="preserve">is </w:t>
+      </w:r>
+      <w:r>
+        <w:rPr>
+          <w:rStyle w:val="HTMLCode"/>
+          <w:rFonts w:eastAsiaTheme="majorEastAsia"/>
+        </w:rPr>
+        <w:t>:root</w:t>
+      </w:r>
+      <w:proofErr w:type="gramEnd"/>
+      <w:r>
+        <w:t>?</w:t>
+      </w:r>
+    </w:p>
+    <w:p>
+      <w:pPr>
+        <w:pStyle w:val="HTMLPreformatted"/>
+        <w:rPr>
+          <w:rStyle w:val="HTMLCode"/>
+        </w:rPr>
+      </w:pPr>
+      <w:proofErr w:type="gramStart"/>
+      <w:r>
+        <w:rPr>
+          <w:rStyle w:val="HTMLCode"/>
+        </w:rPr>
+        <w:t>:</w:t>
+      </w:r>
+      <w:r>
+        <w:rPr>
+          <w:rStyle w:val="10"/>
+        </w:rPr>
+        <w:t>root</w:t>
+      </w:r>
+      <w:proofErr w:type="gramEnd"/>
+      <w:r>
+        <w:rPr>
+          <w:rStyle w:val="HTMLCode"/>
+        </w:rPr>
+        <w:t>{</w:t>
+      </w:r>
+    </w:p>
+    <w:p>
+      <w:pPr>
+        <w:pStyle w:val="HTMLPreformatted"/>
+        <w:rPr>
+          <w:rStyle w:val="HTMLCode"/>
+        </w:rPr>
+      </w:pPr>
+    </w:p>
+    <w:p>
+      <w:pPr>
+        <w:pStyle w:val="HTMLPreformatted"/>
+      </w:pPr>
+      <w:r>
+        <w:rPr>
+          <w:rStyle w:val="HTMLCode"/>
+        </w:rPr>
+        <w:t>}</w:t>
+      </w:r>
+    </w:p>
+    <w:p>
+      <w:pPr>
+        <w:pStyle w:val="NormalWeb"/>
+      </w:pPr>
+      <w:r>
+        <w:t>It represents the highest level of your webpage.</w:t>
+      </w:r>
+    </w:p>
+    <w:p>
+      <w:pPr>
+        <w:pStyle w:val="NormalWeb"/>
+      </w:pPr>
+      <w:r>
+        <w:t xml:space="preserve">Variables declared here are available </w:t>
+      </w:r>
+      <w:r>
+        <w:rPr>
+          <w:rStyle w:val="Strong"/>
+        </w:rPr>
+        <w:t>everywhere</w:t>
+      </w:r>
+      <w:r>
+        <w:t>.</w:t>
+      </w:r>
+    </w:p>
+    <w:p>
+      <w:pPr>
+        <w:pStyle w:val="NormalWeb"/>
+      </w:pPr>
+      <w:r>
+        <w:t>Think of it like this:</w:t>
+      </w:r>
+    </w:p>
+    <w:p>
+      <w:pPr>
+        <w:pStyle w:val="HTMLPreformatted"/>
+        <w:rPr>
+          <w:rStyle w:val="HTMLCode"/>
+        </w:rPr>
+      </w:pPr>
+      <w:r>
+        <w:rPr>
+          <w:rStyle w:val="HTMLCode"/>
+        </w:rPr>
+        <w:t>Portfolio</w:t>
+      </w:r>
+    </w:p>
+    <w:p>
+      <w:pPr>
+        <w:pStyle w:val="HTMLPreformatted"/>
+        <w:rPr>
+          <w:rStyle w:val="HTMLCode"/>
+        </w:rPr>
+      </w:pPr>
+      <w:r>
+        <w:rPr>
+          <w:rStyle w:val="HTMLCode"/>
+        </w:rPr>
+        <w:t>│</w:t>
+      </w:r>
+    </w:p>
+    <w:p>
+      <w:pPr>
+        <w:pStyle w:val="HTMLPreformatted"/>
+        <w:rPr>
+          <w:rStyle w:val="HTMLCode"/>
+        </w:rPr>
+      </w:pPr>
+      <w:r>
+        <w:rPr>
+          <w:rStyle w:val="HTMLCode"/>
+        </w:rPr>
+        <w:t xml:space="preserve">├── </w:t>
+      </w:r>
+      <w:proofErr w:type="spellStart"/>
+      <w:r>
+        <w:rPr>
+          <w:rStyle w:val="HTMLCode"/>
+        </w:rPr>
+        <w:t>Navbar</w:t>
+      </w:r>
+      <w:proofErr w:type="spellEnd"/>
+    </w:p>
+    <w:p>
+      <w:pPr>
+        <w:pStyle w:val="HTMLPreformatted"/>
+        <w:rPr>
+          <w:rStyle w:val="HTMLCode"/>
+        </w:rPr>
+      </w:pPr>
+      <w:r>
+        <w:rPr>
+          <w:rStyle w:val="HTMLCode"/>
+        </w:rPr>
+        <w:t>├── Hero</w:t>
+      </w:r>
+    </w:p>
+    <w:p>
+      <w:pPr>
+        <w:pStyle w:val="HTMLPreformatted"/>
+        <w:rPr>
+          <w:rStyle w:val="HTMLCode"/>
+        </w:rPr>
+      </w:pPr>
+      <w:r>
+        <w:rPr>
+          <w:rStyle w:val="HTMLCode"/>
+        </w:rPr>
+        <w:t>├── About</w:t>
+      </w:r>
+    </w:p>
+    <w:p>
+      <w:pPr>
+        <w:pStyle w:val="HTMLPreformatted"/>
+        <w:rPr>
+          <w:rStyle w:val="HTMLCode"/>
+        </w:rPr>
+      </w:pPr>
+      <w:r>
+        <w:rPr>
+          <w:rStyle w:val="HTMLCode"/>
+        </w:rPr>
+        <w:t>├── Skills</w:t>
+      </w:r>
+    </w:p>
+    <w:p>
+      <w:pPr>
+        <w:pStyle w:val="HTMLPreformatted"/>
+      </w:pPr>
+      <w:r>
+        <w:rPr>
+          <w:rStyle w:val="HTMLCode"/>
+        </w:rPr>
+        <w:t>└── Footer</w:t>
+      </w:r>
+    </w:p>
+    <w:p>
+      <w:pPr>
+        <w:pStyle w:val="NormalWeb"/>
+      </w:pPr>
+      <w:r>
+        <w:t>Every section can access these variables.</w:t>
+      </w:r>
+    </w:p>
+    <w:p>
+      <w:r>
+        <w:pict>
+          <v:rect id="_x0000_i1040" style="width:0;height:1.5pt" o:hralign="center" o:hrstd="t" o:hr="t" fillcolor="#a0a0a0" stroked="f"/>
+        </w:pict>
+      </w:r>
+    </w:p>
+    <w:p>
+      <w:pPr>
+        <w:pStyle w:val="Heading1"/>
+      </w:pPr>
+      <w:r>
+        <w:t xml:space="preserve">What does </w:t>
+      </w:r>
+      <w:r>
+        <w:rPr>
+          <w:rStyle w:val="HTMLCode"/>
+          <w:rFonts w:eastAsiaTheme="majorEastAsia"/>
+        </w:rPr>
+        <w:t>--</w:t>
+      </w:r>
+      <w:r>
+        <w:t xml:space="preserve"> mean?</w:t>
+      </w:r>
+    </w:p>
+    <w:p>
+      <w:pPr>
+        <w:pStyle w:val="NormalWeb"/>
+      </w:pPr>
+      <w:r>
+        <w:t>Example:</w:t>
+      </w:r>
+    </w:p>
+    <w:p>
+      <w:pPr>
+        <w:pStyle w:val="HTMLPreformatted"/>
+      </w:pPr>
+      <w:r>
+        <w:rPr>
+          <w:rStyle w:val="13"/>
+          <w:rFonts w:eastAsiaTheme="majorEastAsia"/>
+        </w:rPr>
+        <w:t>--primary-color</w:t>
+      </w:r>
+      <w:proofErr w:type="gramStart"/>
+      <w:r>
+        <w:rPr>
+          <w:rStyle w:val="HTMLCode"/>
+        </w:rPr>
+        <w:t>:</w:t>
+      </w:r>
+      <w:r>
+        <w:rPr>
+          <w:rStyle w:val="v"/>
+        </w:rPr>
+        <w:t>#</w:t>
+      </w:r>
+      <w:proofErr w:type="gramEnd"/>
+      <w:r>
+        <w:rPr>
+          <w:rStyle w:val="HTMLCode"/>
+        </w:rPr>
+        <w:t>38</w:t>
+      </w:r>
+      <w:r>
+        <w:rPr>
+          <w:rStyle w:val="13"/>
+          <w:rFonts w:eastAsiaTheme="majorEastAsia"/>
+        </w:rPr>
+        <w:t>BDF8</w:t>
+      </w:r>
+      <w:r>
+        <w:rPr>
+          <w:rStyle w:val="HTMLCode"/>
+        </w:rPr>
+        <w:t>;</w:t>
+      </w:r>
+    </w:p>
+    <w:p>
+      <w:pPr>
+        <w:pStyle w:val="NormalWeb"/>
+      </w:pPr>
+      <w:r>
+        <w:t>The two hyphens tell CSS:</w:t>
+      </w:r>
+    </w:p>
+    <w:p>
+      <w:pPr>
+        <w:pStyle w:val="NormalWeb"/>
+      </w:pPr>
+      <w:r>
+        <w:lastRenderedPageBreak/>
+        <w:t>"This is a custom property (variable)."</w:t>
+      </w:r>
+    </w:p>
+    <w:p>
+      <w:pPr>
+        <w:pStyle w:val="NormalWeb"/>
+      </w:pPr>
+      <w:r>
+        <w:t>You can name it almost anything meaningful.</w:t>
+      </w:r>
+    </w:p>
+    <w:p>
+      <w:pPr>
+        <w:pStyle w:val="NormalWeb"/>
+      </w:pPr>
+      <w:r>
+        <w:t>Examples:</w:t>
+      </w:r>
+    </w:p>
+    <w:p>
+      <w:pPr>
+        <w:pStyle w:val="HTMLPreformatted"/>
+        <w:rPr>
+          <w:rStyle w:val="HTMLCode"/>
+        </w:rPr>
+      </w:pPr>
+      <w:r>
+        <w:rPr>
+          <w:rStyle w:val="13"/>
+          <w:rFonts w:eastAsiaTheme="majorEastAsia"/>
+        </w:rPr>
+        <w:t>--button-color</w:t>
+      </w:r>
+    </w:p>
+    <w:p>
+      <w:pPr>
+        <w:pStyle w:val="HTMLPreformatted"/>
+        <w:rPr>
+          <w:rStyle w:val="HTMLCode"/>
+        </w:rPr>
+      </w:pPr>
+      <w:r>
+        <w:rPr>
+          <w:rStyle w:val="13"/>
+          <w:rFonts w:eastAsiaTheme="majorEastAsia"/>
+        </w:rPr>
+        <w:t>--card-radius</w:t>
+      </w:r>
+    </w:p>
+    <w:p>
+      <w:pPr>
+        <w:pStyle w:val="HTMLPreformatted"/>
+        <w:rPr>
+          <w:rStyle w:val="HTMLCode"/>
+        </w:rPr>
+      </w:pPr>
+      <w:r>
+        <w:rPr>
+          <w:rStyle w:val="13"/>
+          <w:rFonts w:eastAsiaTheme="majorEastAsia"/>
+        </w:rPr>
+        <w:t>--heading-color</w:t>
+      </w:r>
+    </w:p>
+    <w:p>
+      <w:pPr>
+        <w:pStyle w:val="HTMLPreformatted"/>
+      </w:pPr>
+      <w:r>
+        <w:rPr>
+          <w:rStyle w:val="13"/>
+          <w:rFonts w:eastAsiaTheme="majorEastAsia"/>
+        </w:rPr>
+        <w:t>--glass-opacity</w:t>
+      </w:r>
+    </w:p>
+    <w:p>
+      <w:pPr>
+        <w:pStyle w:val="NormalWeb"/>
+      </w:pPr>
+      <w:r>
+        <w:t>Meaningful names make your CSS much easier to maintain.</w:t>
+      </w:r>
+    </w:p>
+    <w:p>
+      <w:r>
+        <w:pict>
+          <v:rect id="_x0000_i1041" style="width:0;height:1.5pt" o:hralign="center" o:hrstd="t" o:hr="t" fillcolor="#a0a0a0" stroked="f"/>
+        </w:pict>
+      </w:r>
+    </w:p>
+    <w:p>
+      <w:pPr>
+        <w:pStyle w:val="Heading1"/>
+      </w:pPr>
+      <w:r>
+        <w:t xml:space="preserve">Why these </w:t>
+      </w:r>
+      <w:proofErr w:type="spellStart"/>
+      <w:r>
+        <w:t>colours</w:t>
+      </w:r>
+      <w:proofErr w:type="spellEnd"/>
+      <w:r>
+        <w:t>?</w:t>
+      </w:r>
+    </w:p>
+    <w:p>
+      <w:pPr>
+        <w:pStyle w:val="NormalWeb"/>
+      </w:pPr>
+      <w:r>
+        <w:t>Let's look at them.</w:t>
+      </w:r>
+    </w:p>
+    <w:p>
+      <w:pPr>
+        <w:pStyle w:val="Heading3"/>
+      </w:pPr>
+      <w:r>
+        <w:t>Background</w:t>
+      </w:r>
+    </w:p>
+    <w:p>
+      <w:pPr>
+        <w:pStyle w:val="HTMLPreformatted"/>
+      </w:pPr>
+      <w:r>
+        <w:rPr>
+          <w:rStyle w:val="13"/>
+          <w:rFonts w:eastAsiaTheme="majorEastAsia"/>
+        </w:rPr>
+        <w:t>--background-color</w:t>
+      </w:r>
+      <w:proofErr w:type="gramStart"/>
+      <w:r>
+        <w:rPr>
+          <w:rStyle w:val="HTMLCode"/>
+        </w:rPr>
+        <w:t>:</w:t>
+      </w:r>
+      <w:r>
+        <w:rPr>
+          <w:rStyle w:val="v"/>
+        </w:rPr>
+        <w:t>#</w:t>
+      </w:r>
+      <w:proofErr w:type="gramEnd"/>
+      <w:r>
+        <w:rPr>
+          <w:rStyle w:val="HTMLCode"/>
+        </w:rPr>
+        <w:t>0</w:t>
+      </w:r>
+      <w:r>
+        <w:rPr>
+          <w:rStyle w:val="13"/>
+          <w:rFonts w:eastAsiaTheme="majorEastAsia"/>
+        </w:rPr>
+        <w:t>D1117</w:t>
+      </w:r>
+      <w:r>
+        <w:rPr>
+          <w:rStyle w:val="HTMLCode"/>
+        </w:rPr>
+        <w:t>;</w:t>
+      </w:r>
+    </w:p>
+    <w:p>
+      <w:pPr>
+        <w:pStyle w:val="NormalWeb"/>
+      </w:pPr>
+      <w:r>
+        <w:t>This isn't pure black.</w:t>
+      </w:r>
+    </w:p>
+    <w:p>
+      <w:pPr>
+        <w:pStyle w:val="NormalWeb"/>
+      </w:pPr>
+      <w:r>
+        <w:t>Why?</w:t>
+      </w:r>
+    </w:p>
+    <w:p>
+      <w:pPr>
+        <w:pStyle w:val="NormalWeb"/>
+      </w:pPr>
+      <w:r>
+        <w:t>Pure black:</w:t>
+      </w:r>
+    </w:p>
+    <w:p>
+      <w:pPr>
+        <w:pStyle w:val="HTMLPreformatted"/>
+      </w:pPr>
+      <w:r>
+        <w:rPr>
+          <w:rStyle w:val="HTMLCode"/>
+        </w:rPr>
+        <w:t>#000000</w:t>
+      </w:r>
+    </w:p>
+    <w:p>
+      <w:pPr>
+        <w:pStyle w:val="NormalWeb"/>
+      </w:pPr>
+      <w:proofErr w:type="gramStart"/>
+      <w:r>
+        <w:t>can</w:t>
+      </w:r>
+      <w:proofErr w:type="gramEnd"/>
+      <w:r>
+        <w:t xml:space="preserve"> create very harsh contrast.</w:t>
+      </w:r>
+    </w:p>
+    <w:p>
+      <w:pPr>
+        <w:pStyle w:val="NormalWeb"/>
+      </w:pPr>
+      <w:r>
+        <w:t>A deep charcoal/blue-black feels softer and more modern.</w:t>
+      </w:r>
+    </w:p>
+    <w:p>
+      <w:r>
+        <w:pict>
+          <v:rect id="_x0000_i1042" style="width:0;height:1.5pt" o:hralign="center" o:hrstd="t" o:hr="t" fillcolor="#a0a0a0" stroked="f"/>
+        </w:pict>
+      </w:r>
+    </w:p>
+    <w:p>
+      <w:pPr>
+        <w:pStyle w:val="Heading3"/>
+      </w:pPr>
+      <w:r>
+        <w:t>Surface</w:t>
+      </w:r>
+    </w:p>
+    <w:p>
+      <w:pPr>
+        <w:pStyle w:val="HTMLPreformatted"/>
+      </w:pPr>
+      <w:r>
+        <w:rPr>
+          <w:rStyle w:val="13"/>
+          <w:rFonts w:eastAsiaTheme="majorEastAsia"/>
+        </w:rPr>
+        <w:t>--surface-color</w:t>
+      </w:r>
+      <w:proofErr w:type="gramStart"/>
+      <w:r>
+        <w:rPr>
+          <w:rStyle w:val="HTMLCode"/>
+        </w:rPr>
+        <w:t>:</w:t>
+      </w:r>
+      <w:r>
+        <w:rPr>
+          <w:rStyle w:val="v"/>
+        </w:rPr>
+        <w:t>#</w:t>
+      </w:r>
+      <w:proofErr w:type="gramEnd"/>
+      <w:r>
+        <w:rPr>
+          <w:rStyle w:val="HTMLCode"/>
+        </w:rPr>
+        <w:t>161</w:t>
+      </w:r>
+      <w:r>
+        <w:rPr>
+          <w:rStyle w:val="13"/>
+          <w:rFonts w:eastAsiaTheme="majorEastAsia"/>
+        </w:rPr>
+        <w:t>B22</w:t>
+      </w:r>
+      <w:r>
+        <w:rPr>
+          <w:rStyle w:val="HTMLCode"/>
+        </w:rPr>
+        <w:t>;</w:t>
+      </w:r>
+    </w:p>
+    <w:p>
+      <w:pPr>
+        <w:pStyle w:val="NormalWeb"/>
+      </w:pPr>
+      <w:r>
+        <w:t>This is slightly lighter than the background.</w:t>
+      </w:r>
+    </w:p>
+    <w:p>
+      <w:pPr>
+        <w:pStyle w:val="NormalWeb"/>
+      </w:pPr>
+      <w:r>
+        <w:t>We'll use it for:</w:t>
+      </w:r>
+    </w:p>
+    <w:p>
+      <w:pPr>
+        <w:numPr>
+          <w:ilvl w:val="0"/>
+          <w:numId w:val="24"/>
+        </w:numPr>
+        <w:spacing w:before="100" w:beforeAutospacing="1" w:after="100" w:afterAutospacing="1" w:line="240" w:lineRule="auto"/>
+      </w:pPr>
+      <w:proofErr w:type="spellStart"/>
+      <w:r>
+        <w:t>Navbar</w:t>
+      </w:r>
+      <w:proofErr w:type="spellEnd"/>
+      <w:r>
+        <w:t xml:space="preserve"> </w:t>
+      </w:r>
+    </w:p>
+    <w:p>
+      <w:pPr>
+        <w:numPr>
+          <w:ilvl w:val="0"/>
+          <w:numId w:val="24"/>
+        </w:numPr>
+        <w:spacing w:before="100" w:beforeAutospacing="1" w:after="100" w:afterAutospacing="1" w:line="240" w:lineRule="auto"/>
+      </w:pPr>
+      <w:r>
+        <w:t xml:space="preserve">Footer </w:t>
+      </w:r>
+    </w:p>
+    <w:p>
+      <w:pPr>
+        <w:numPr>
+          <w:ilvl w:val="0"/>
+          <w:numId w:val="24"/>
+        </w:numPr>
+        <w:spacing w:before="100" w:beforeAutospacing="1" w:after="100" w:afterAutospacing="1" w:line="240" w:lineRule="auto"/>
+      </w:pPr>
+      <w:r>
+        <w:t xml:space="preserve">Larger sections </w:t>
+      </w:r>
+    </w:p>
+    <w:p>
+      <w:pPr>
+        <w:pStyle w:val="NormalWeb"/>
+      </w:pPr>
+      <w:proofErr w:type="gramStart"/>
+      <w:r>
+        <w:t>Creating subtle depth without relying on strong borders.</w:t>
+      </w:r>
+      <w:proofErr w:type="gramEnd"/>
+    </w:p>
+    <w:p>
+      <w:r>
+        <w:pict>
+          <v:rect id="_x0000_i1043" style="width:0;height:1.5pt" o:hralign="center" o:hrstd="t" o:hr="t" fillcolor="#a0a0a0" stroked="f"/>
+        </w:pict>
+      </w:r>
+    </w:p>
+    <w:p>
+      <w:pPr>
+        <w:pStyle w:val="Heading3"/>
+      </w:pPr>
+      <w:r>
+        <w:lastRenderedPageBreak/>
+        <w:t>Card</w:t>
+      </w:r>
+    </w:p>
+    <w:p>
+      <w:pPr>
+        <w:pStyle w:val="HTMLPreformatted"/>
+      </w:pPr>
+      <w:r>
+        <w:rPr>
+          <w:rStyle w:val="13"/>
+          <w:rFonts w:eastAsiaTheme="majorEastAsia"/>
+        </w:rPr>
+        <w:t>--card-color</w:t>
+      </w:r>
+      <w:r>
+        <w:rPr>
+          <w:rStyle w:val="HTMLCode"/>
+        </w:rPr>
+        <w:t xml:space="preserve">: </w:t>
+      </w:r>
+      <w:proofErr w:type="spellStart"/>
+      <w:proofErr w:type="gramStart"/>
+      <w:r>
+        <w:rPr>
+          <w:rStyle w:val="10"/>
+        </w:rPr>
+        <w:t>rgba</w:t>
+      </w:r>
+      <w:proofErr w:type="spellEnd"/>
+      <w:r>
+        <w:rPr>
+          <w:rStyle w:val="HTMLCode"/>
+        </w:rPr>
+        <w:t>(</w:t>
+      </w:r>
+      <w:proofErr w:type="gramEnd"/>
+      <w:r>
+        <w:rPr>
+          <w:rStyle w:val="HTMLCode"/>
+        </w:rPr>
+        <w:t>255,255,255,0.05);</w:t>
+      </w:r>
+    </w:p>
+    <w:p>
+      <w:pPr>
+        <w:pStyle w:val="NormalWeb"/>
+      </w:pPr>
+      <w:r>
+        <w:t xml:space="preserve">Notice we're using </w:t>
+      </w:r>
+      <w:proofErr w:type="spellStart"/>
+      <w:proofErr w:type="gramStart"/>
+      <w:r>
+        <w:rPr>
+          <w:rStyle w:val="HTMLCode"/>
+        </w:rPr>
+        <w:t>rgba</w:t>
+      </w:r>
+      <w:proofErr w:type="spellEnd"/>
+      <w:r>
+        <w:rPr>
+          <w:rStyle w:val="HTMLCode"/>
+        </w:rPr>
+        <w:t>(</w:t>
+      </w:r>
+      <w:proofErr w:type="gramEnd"/>
+      <w:r>
+        <w:rPr>
+          <w:rStyle w:val="HTMLCode"/>
+        </w:rPr>
+        <w:t>)</w:t>
+      </w:r>
+      <w:r>
+        <w:t xml:space="preserve"> instead of a hex code.</w:t>
+      </w:r>
+    </w:p>
+    <w:p>
+      <w:pPr>
+        <w:pStyle w:val="NormalWeb"/>
+      </w:pPr>
+      <w:r>
+        <w:t>Why?</w:t>
+      </w:r>
+    </w:p>
+    <w:p>
+      <w:pPr>
+        <w:pStyle w:val="NormalWeb"/>
+      </w:pPr>
+      <w:proofErr w:type="gramStart"/>
+      <w:r>
+        <w:t xml:space="preserve">Because we'll create a </w:t>
+      </w:r>
+      <w:proofErr w:type="spellStart"/>
+      <w:r>
+        <w:rPr>
+          <w:rStyle w:val="Strong"/>
+        </w:rPr>
+        <w:t>glassmorphism</w:t>
+      </w:r>
+      <w:proofErr w:type="spellEnd"/>
+      <w:r>
+        <w:t xml:space="preserve"> effect later.</w:t>
+      </w:r>
+      <w:proofErr w:type="gramEnd"/>
+    </w:p>
+    <w:p>
+      <w:pPr>
+        <w:pStyle w:val="NormalWeb"/>
+      </w:pPr>
+      <w:r>
+        <w:t>The alpha value (</w:t>
+      </w:r>
+      <w:r>
+        <w:rPr>
+          <w:rStyle w:val="HTMLCode"/>
+        </w:rPr>
+        <w:t>0.05</w:t>
+      </w:r>
+      <w:r>
+        <w:t>) makes the card slightly transparent.</w:t>
+      </w:r>
+    </w:p>
+    <w:p>
+      <w:r>
+        <w:pict>
+          <v:rect id="_x0000_i1044" style="width:0;height:1.5pt" o:hralign="center" o:hrstd="t" o:hr="t" fillcolor="#a0a0a0" stroked="f"/>
+        </w:pict>
+      </w:r>
+    </w:p>
+    <w:p>
+      <w:pPr>
+        <w:pStyle w:val="Heading3"/>
+      </w:pPr>
+      <w:r>
+        <w:t>Primary Text</w:t>
+      </w:r>
+    </w:p>
+    <w:p>
+      <w:pPr>
+        <w:pStyle w:val="HTMLPreformatted"/>
+      </w:pPr>
+      <w:r>
+        <w:rPr>
+          <w:rStyle w:val="13"/>
+          <w:rFonts w:eastAsiaTheme="majorEastAsia"/>
+        </w:rPr>
+        <w:t>--primary-text</w:t>
+      </w:r>
+      <w:proofErr w:type="gramStart"/>
+      <w:r>
+        <w:rPr>
+          <w:rStyle w:val="HTMLCode"/>
+        </w:rPr>
+        <w:t>:</w:t>
+      </w:r>
+      <w:r>
+        <w:rPr>
+          <w:rStyle w:val="v"/>
+        </w:rPr>
+        <w:t>#</w:t>
+      </w:r>
+      <w:proofErr w:type="gramEnd"/>
+      <w:r>
+        <w:rPr>
+          <w:rStyle w:val="13"/>
+          <w:rFonts w:eastAsiaTheme="majorEastAsia"/>
+        </w:rPr>
+        <w:t>F8FAFC</w:t>
+      </w:r>
+      <w:r>
+        <w:rPr>
+          <w:rStyle w:val="HTMLCode"/>
+        </w:rPr>
+        <w:t>;</w:t>
+      </w:r>
+    </w:p>
+    <w:p>
+      <w:pPr>
+        <w:pStyle w:val="NormalWeb"/>
+      </w:pPr>
+      <w:r>
+        <w:t>Not pure white.</w:t>
+      </w:r>
+    </w:p>
+    <w:p>
+      <w:pPr>
+        <w:pStyle w:val="NormalWeb"/>
+      </w:pPr>
+      <w:r>
+        <w:t>Pure white (</w:t>
+      </w:r>
+      <w:r>
+        <w:rPr>
+          <w:rStyle w:val="HTMLCode"/>
+        </w:rPr>
+        <w:t>#FFFFFF</w:t>
+      </w:r>
+      <w:r>
+        <w:t>) can feel too bright on dark backgrounds.</w:t>
+      </w:r>
+    </w:p>
+    <w:p>
+      <w:pPr>
+        <w:pStyle w:val="NormalWeb"/>
+      </w:pPr>
+      <w:r>
+        <w:t>This softer white is easier on the eyes.</w:t>
+      </w:r>
+    </w:p>
+    <w:p>
+      <w:r>
+        <w:pict>
+          <v:rect id="_x0000_i1045" style="width:0;height:1.5pt" o:hralign="center" o:hrstd="t" o:hr="t" fillcolor="#a0a0a0" stroked="f"/>
+        </w:pict>
+      </w:r>
+    </w:p>
+    <w:p>
+      <w:pPr>
+        <w:pStyle w:val="Heading3"/>
+      </w:pPr>
+      <w:r>
+        <w:t>Secondary Text</w:t>
+      </w:r>
+    </w:p>
+    <w:p>
+      <w:pPr>
+        <w:pStyle w:val="HTMLPreformatted"/>
+      </w:pPr>
+      <w:r>
+        <w:rPr>
+          <w:rStyle w:val="13"/>
+          <w:rFonts w:eastAsiaTheme="majorEastAsia"/>
+        </w:rPr>
+        <w:t>--secondary-text</w:t>
+      </w:r>
+      <w:proofErr w:type="gramStart"/>
+      <w:r>
+        <w:rPr>
+          <w:rStyle w:val="HTMLCode"/>
+        </w:rPr>
+        <w:t>:</w:t>
+      </w:r>
+      <w:r>
+        <w:rPr>
+          <w:rStyle w:val="v"/>
+        </w:rPr>
+        <w:t>#</w:t>
+      </w:r>
+      <w:proofErr w:type="gramEnd"/>
+      <w:r>
+        <w:rPr>
+          <w:rStyle w:val="HTMLCode"/>
+        </w:rPr>
+        <w:t>94</w:t>
+      </w:r>
+      <w:r>
+        <w:rPr>
+          <w:rStyle w:val="13"/>
+          <w:rFonts w:eastAsiaTheme="majorEastAsia"/>
+        </w:rPr>
+        <w:t>A3B8</w:t>
+      </w:r>
+      <w:r>
+        <w:rPr>
+          <w:rStyle w:val="HTMLCode"/>
+        </w:rPr>
+        <w:t>;</w:t>
+      </w:r>
+    </w:p>
+    <w:p>
+      <w:pPr>
+        <w:pStyle w:val="NormalWeb"/>
+      </w:pPr>
+      <w:r>
+        <w:t>We'll use this for:</w:t>
+      </w:r>
+    </w:p>
+    <w:p>
+      <w:pPr>
+        <w:numPr>
+          <w:ilvl w:val="0"/>
+          <w:numId w:val="25"/>
+        </w:numPr>
+        <w:spacing w:before="100" w:beforeAutospacing="1" w:after="100" w:afterAutospacing="1" w:line="240" w:lineRule="auto"/>
+      </w:pPr>
+      <w:r>
+        <w:t xml:space="preserve">Descriptions </w:t>
+      </w:r>
+    </w:p>
+    <w:p>
+      <w:pPr>
+        <w:numPr>
+          <w:ilvl w:val="0"/>
+          <w:numId w:val="25"/>
+        </w:numPr>
+        <w:spacing w:before="100" w:beforeAutospacing="1" w:after="100" w:afterAutospacing="1" w:line="240" w:lineRule="auto"/>
+      </w:pPr>
+      <w:r>
+        <w:t xml:space="preserve">Paragraphs </w:t>
+      </w:r>
+    </w:p>
+    <w:p>
+      <w:pPr>
+        <w:numPr>
+          <w:ilvl w:val="0"/>
+          <w:numId w:val="25"/>
+        </w:numPr>
+        <w:spacing w:before="100" w:beforeAutospacing="1" w:after="100" w:afterAutospacing="1" w:line="240" w:lineRule="auto"/>
+      </w:pPr>
+      <w:r>
+        <w:t xml:space="preserve">Subtitles </w:t>
+      </w:r>
+    </w:p>
+    <w:p>
+      <w:pPr>
+        <w:pStyle w:val="NormalWeb"/>
+      </w:pPr>
+      <w:r>
+        <w:t>The contrast helps guide the reader's attention.</w:t>
+      </w:r>
+    </w:p>
+    <w:p>
+      <w:r>
+        <w:pict>
+          <v:rect id="_x0000_i1046" style="width:0;height:1.5pt" o:hralign="center" o:hrstd="t" o:hr="t" fillcolor="#a0a0a0" stroked="f"/>
+        </w:pict>
+      </w:r>
+    </w:p>
+    <w:p>
+      <w:pPr>
+        <w:pStyle w:val="Heading3"/>
+      </w:pPr>
+      <w:r>
+        <w:t xml:space="preserve">Primary </w:t>
+      </w:r>
+      <w:proofErr w:type="spellStart"/>
+      <w:r>
+        <w:t>Colour</w:t>
+      </w:r>
+      <w:proofErr w:type="spellEnd"/>
+    </w:p>
+    <w:p>
+      <w:pPr>
+        <w:pStyle w:val="HTMLPreformatted"/>
+      </w:pPr>
+      <w:r>
+        <w:rPr>
+          <w:rStyle w:val="13"/>
+          <w:rFonts w:eastAsiaTheme="majorEastAsia"/>
+        </w:rPr>
+        <w:t>--primary-color</w:t>
+      </w:r>
+      <w:proofErr w:type="gramStart"/>
+      <w:r>
+        <w:rPr>
+          <w:rStyle w:val="HTMLCode"/>
+        </w:rPr>
+        <w:t>:</w:t>
+      </w:r>
+      <w:r>
+        <w:rPr>
+          <w:rStyle w:val="v"/>
+        </w:rPr>
+        <w:t>#</w:t>
+      </w:r>
+      <w:proofErr w:type="gramEnd"/>
+      <w:r>
+        <w:rPr>
+          <w:rStyle w:val="HTMLCode"/>
+        </w:rPr>
+        <w:t>38</w:t>
+      </w:r>
+      <w:r>
+        <w:rPr>
+          <w:rStyle w:val="13"/>
+          <w:rFonts w:eastAsiaTheme="majorEastAsia"/>
+        </w:rPr>
+        <w:t>BDF8</w:t>
+      </w:r>
+      <w:r>
+        <w:rPr>
+          <w:rStyle w:val="HTMLCode"/>
+        </w:rPr>
+        <w:t>;</w:t>
+      </w:r>
+    </w:p>
+    <w:p>
+      <w:pPr>
+        <w:pStyle w:val="NormalWeb"/>
+      </w:pPr>
+      <w:r>
+        <w:t>This electric cyan gives a clean, modern, developer-oriented look.</w:t>
+      </w:r>
+    </w:p>
+    <w:p>
+      <w:pPr>
+        <w:pStyle w:val="NormalWeb"/>
+      </w:pPr>
+      <w:r>
+        <w:t>We'll use it for:</w:t>
+      </w:r>
+    </w:p>
+    <w:p>
+      <w:pPr>
+        <w:numPr>
+          <w:ilvl w:val="0"/>
+          <w:numId w:val="26"/>
+        </w:numPr>
+        <w:spacing w:before="100" w:beforeAutospacing="1" w:after="100" w:afterAutospacing="1" w:line="240" w:lineRule="auto"/>
+      </w:pPr>
+      <w:r>
+        <w:t xml:space="preserve">Buttons </w:t>
+      </w:r>
+    </w:p>
+    <w:p>
+      <w:pPr>
+        <w:numPr>
+          <w:ilvl w:val="0"/>
+          <w:numId w:val="26"/>
+        </w:numPr>
+        <w:spacing w:before="100" w:beforeAutospacing="1" w:after="100" w:afterAutospacing="1" w:line="240" w:lineRule="auto"/>
+      </w:pPr>
+      <w:r>
+        <w:t xml:space="preserve">Links </w:t>
+      </w:r>
+    </w:p>
+    <w:p>
+      <w:pPr>
+        <w:numPr>
+          <w:ilvl w:val="0"/>
+          <w:numId w:val="26"/>
+        </w:numPr>
+        <w:spacing w:before="100" w:beforeAutospacing="1" w:after="100" w:afterAutospacing="1" w:line="240" w:lineRule="auto"/>
+      </w:pPr>
+      <w:r>
+        <w:t xml:space="preserve">Highlights </w:t>
+      </w:r>
+    </w:p>
+    <w:p>
+      <w:pPr>
+        <w:spacing w:after="0"/>
+      </w:pPr>
+      <w:r>
+        <w:pict>
+          <v:rect id="_x0000_i1047" style="width:0;height:1.5pt" o:hralign="center" o:hrstd="t" o:hr="t" fillcolor="#a0a0a0" stroked="f"/>
+        </w:pict>
+      </w:r>
+    </w:p>
+    <w:p>
+      <w:pPr>
+        <w:pStyle w:val="Heading3"/>
+      </w:pPr>
+      <w:r>
+        <w:t xml:space="preserve">Secondary </w:t>
+      </w:r>
+      <w:proofErr w:type="spellStart"/>
+      <w:r>
+        <w:t>Colour</w:t>
+      </w:r>
+      <w:proofErr w:type="spellEnd"/>
+    </w:p>
+    <w:p>
+      <w:pPr>
+        <w:pStyle w:val="HTMLPreformatted"/>
+      </w:pPr>
+      <w:r>
+        <w:rPr>
+          <w:rStyle w:val="13"/>
+          <w:rFonts w:eastAsiaTheme="majorEastAsia"/>
+        </w:rPr>
+        <w:t>--secondary-color</w:t>
+      </w:r>
+      <w:proofErr w:type="gramStart"/>
+      <w:r>
+        <w:rPr>
+          <w:rStyle w:val="HTMLCode"/>
+        </w:rPr>
+        <w:t>:</w:t>
+      </w:r>
+      <w:r>
+        <w:rPr>
+          <w:rStyle w:val="v"/>
+        </w:rPr>
+        <w:t>#</w:t>
+      </w:r>
+      <w:proofErr w:type="gramEnd"/>
+      <w:r>
+        <w:rPr>
+          <w:rStyle w:val="HTMLCode"/>
+        </w:rPr>
+        <w:t>8</w:t>
+      </w:r>
+      <w:r>
+        <w:rPr>
+          <w:rStyle w:val="13"/>
+          <w:rFonts w:eastAsiaTheme="majorEastAsia"/>
+        </w:rPr>
+        <w:t>B5CF6</w:t>
+      </w:r>
+      <w:r>
+        <w:rPr>
+          <w:rStyle w:val="HTMLCode"/>
+        </w:rPr>
+        <w:t>;</w:t>
+      </w:r>
+    </w:p>
+    <w:p>
+      <w:pPr>
+        <w:pStyle w:val="NormalWeb"/>
+      </w:pPr>
+      <w:proofErr w:type="gramStart"/>
+      <w:r>
+        <w:lastRenderedPageBreak/>
+        <w:t>This purple pairs nicely with cyan.</w:t>
+      </w:r>
+      <w:proofErr w:type="gramEnd"/>
+    </w:p>
+    <w:p>
+      <w:pPr>
+        <w:pStyle w:val="NormalWeb"/>
+      </w:pPr>
+      <w:r>
+        <w:t>We won't overuse it—it'll be an accent for gradients and special highlights.</w:t>
+      </w:r>
+    </w:p>
+    <w:p>
+      <w:r>
+        <w:pict>
+          <v:rect id="_x0000_i1048" style="width:0;height:1.5pt" o:hralign="center" o:hrstd="t" o:hr="t" fillcolor="#a0a0a0" stroked="f"/>
+        </w:pict>
+      </w:r>
+    </w:p>
+    <w:p>
+      <w:pPr>
+        <w:pStyle w:val="Heading3"/>
+      </w:pPr>
+      <w:r>
+        <w:t>Shadow</w:t>
+      </w:r>
+    </w:p>
+    <w:p>
+      <w:pPr>
+        <w:pStyle w:val="HTMLPreformatted"/>
+      </w:pPr>
+      <w:r>
+        <w:rPr>
+          <w:rStyle w:val="13"/>
+          <w:rFonts w:eastAsiaTheme="majorEastAsia"/>
+        </w:rPr>
+        <w:t>--shadow</w:t>
+      </w:r>
+      <w:proofErr w:type="gramStart"/>
+      <w:r>
+        <w:rPr>
+          <w:rStyle w:val="HTMLCode"/>
+        </w:rPr>
+        <w:t>:0</w:t>
+      </w:r>
+      <w:r>
+        <w:rPr>
+          <w:rStyle w:val="10"/>
+        </w:rPr>
+        <w:t>px</w:t>
+      </w:r>
+      <w:proofErr w:type="gramEnd"/>
+      <w:r>
+        <w:rPr>
+          <w:rStyle w:val="HTMLCode"/>
+        </w:rPr>
+        <w:t xml:space="preserve"> 10</w:t>
+      </w:r>
+      <w:r>
+        <w:rPr>
+          <w:rStyle w:val="13"/>
+          <w:rFonts w:eastAsiaTheme="majorEastAsia"/>
+        </w:rPr>
+        <w:t>px</w:t>
+      </w:r>
+      <w:r>
+        <w:rPr>
+          <w:rStyle w:val="HTMLCode"/>
+        </w:rPr>
+        <w:t xml:space="preserve"> 30</w:t>
+      </w:r>
+      <w:r>
+        <w:rPr>
+          <w:rStyle w:val="13"/>
+          <w:rFonts w:eastAsiaTheme="majorEastAsia"/>
+        </w:rPr>
+        <w:t>px</w:t>
+      </w:r>
+      <w:r>
+        <w:rPr>
+          <w:rStyle w:val="HTMLCode"/>
+        </w:rPr>
+        <w:t xml:space="preserve"> </w:t>
+      </w:r>
+      <w:proofErr w:type="spellStart"/>
+      <w:r>
+        <w:rPr>
+          <w:rStyle w:val="HTMLCode"/>
+        </w:rPr>
+        <w:t>rgba</w:t>
+      </w:r>
+      <w:proofErr w:type="spellEnd"/>
+      <w:r>
+        <w:rPr>
+          <w:rStyle w:val="HTMLCode"/>
+        </w:rPr>
+        <w:t>(0,0,0,0.35);</w:t>
+      </w:r>
+    </w:p>
+    <w:p>
+      <w:pPr>
+        <w:pStyle w:val="NormalWeb"/>
+      </w:pPr>
+      <w:r>
+        <w:t>Instead of rewriting this shadow many times, we define it once.</w:t>
+      </w:r>
+    </w:p>
+    <w:p>
+      <w:pPr>
+        <w:pStyle w:val="NormalWeb"/>
+      </w:pPr>
+      <w:r>
+        <w:t>If we want softer or stronger shadows later, we update one variable.</w:t>
+      </w:r>
+    </w:p>
+    <w:p>
+      <w:r>
+        <w:pict>
+          <v:rect id="_x0000_i1049" style="width:0;height:1.5pt" o:hralign="center" o:hrstd="t" o:hr="t" fillcolor="#a0a0a0" stroked="f"/>
+        </w:pict>
+      </w:r>
+    </w:p>
+    <w:p>
+      <w:pPr>
+        <w:pStyle w:val="Heading3"/>
+      </w:pPr>
+      <w:r>
+        <w:t>Radius</w:t>
+      </w:r>
+    </w:p>
+    <w:p>
+      <w:pPr>
+        <w:pStyle w:val="HTMLPreformatted"/>
+      </w:pPr>
+      <w:r>
+        <w:rPr>
+          <w:rStyle w:val="13"/>
+          <w:rFonts w:eastAsiaTheme="majorEastAsia"/>
+        </w:rPr>
+        <w:t>--radius</w:t>
+      </w:r>
+      <w:proofErr w:type="gramStart"/>
+      <w:r>
+        <w:rPr>
+          <w:rStyle w:val="HTMLCode"/>
+        </w:rPr>
+        <w:t>:16</w:t>
+      </w:r>
+      <w:r>
+        <w:rPr>
+          <w:rStyle w:val="10"/>
+        </w:rPr>
+        <w:t>px</w:t>
+      </w:r>
+      <w:proofErr w:type="gramEnd"/>
+      <w:r>
+        <w:rPr>
+          <w:rStyle w:val="HTMLCode"/>
+        </w:rPr>
+        <w:t>;</w:t>
+      </w:r>
+    </w:p>
+    <w:p>
+      <w:pPr>
+        <w:pStyle w:val="NormalWeb"/>
+      </w:pPr>
+      <w:r>
+        <w:t>Instead of writing:</w:t>
+      </w:r>
+    </w:p>
+    <w:p>
+      <w:pPr>
+        <w:pStyle w:val="HTMLPreformatted"/>
+      </w:pPr>
+      <w:proofErr w:type="gramStart"/>
+      <w:r>
+        <w:rPr>
+          <w:rStyle w:val="13"/>
+          <w:rFonts w:eastAsiaTheme="majorEastAsia"/>
+        </w:rPr>
+        <w:t>border-radius</w:t>
+      </w:r>
+      <w:r>
+        <w:rPr>
+          <w:rStyle w:val="HTMLCode"/>
+        </w:rPr>
+        <w:t>:</w:t>
+      </w:r>
+      <w:proofErr w:type="gramEnd"/>
+      <w:r>
+        <w:rPr>
+          <w:rStyle w:val="HTMLCode"/>
+        </w:rPr>
+        <w:t>16</w:t>
+      </w:r>
+      <w:r>
+        <w:rPr>
+          <w:rStyle w:val="10"/>
+        </w:rPr>
+        <w:t>px</w:t>
+      </w:r>
+      <w:r>
+        <w:rPr>
+          <w:rStyle w:val="HTMLCode"/>
+        </w:rPr>
+        <w:t>;</w:t>
+      </w:r>
+    </w:p>
+    <w:p>
+      <w:pPr>
+        <w:pStyle w:val="NormalWeb"/>
+      </w:pPr>
+      <w:proofErr w:type="gramStart"/>
+      <w:r>
+        <w:t>everywhere</w:t>
+      </w:r>
+      <w:proofErr w:type="gramEnd"/>
+      <w:r>
+        <w:t>, we'll reuse the variable.</w:t>
+      </w:r>
+    </w:p>
+    <w:p>
+      <w:r>
+        <w:pict>
+          <v:rect id="_x0000_i1050" style="width:0;height:1.5pt" o:hralign="center" o:hrstd="t" o:hr="t" fillcolor="#a0a0a0" stroked="f"/>
+        </w:pict>
+      </w:r>
+    </w:p>
+    <w:p>
+      <w:pPr>
+        <w:pStyle w:val="Heading1"/>
+      </w:pPr>
+      <w:r>
+        <w:t>How do we use a variable?</w:t>
+      </w:r>
+    </w:p>
+    <w:p>
+      <w:pPr>
+        <w:pStyle w:val="NormalWeb"/>
+      </w:pPr>
+      <w:r>
+        <w:t>Instead of:</w:t>
+      </w:r>
+    </w:p>
+    <w:p>
+      <w:pPr>
+        <w:pStyle w:val="HTMLPreformatted"/>
+      </w:pPr>
+      <w:proofErr w:type="gramStart"/>
+      <w:r>
+        <w:rPr>
+          <w:rStyle w:val="13"/>
+          <w:rFonts w:eastAsiaTheme="majorEastAsia"/>
+        </w:rPr>
+        <w:t>background</w:t>
+      </w:r>
+      <w:proofErr w:type="gramEnd"/>
+      <w:r>
+        <w:rPr>
+          <w:rStyle w:val="HTMLCode"/>
+        </w:rPr>
+        <w:t>:</w:t>
+      </w:r>
+      <w:r>
+        <w:rPr>
+          <w:rStyle w:val="v"/>
+        </w:rPr>
+        <w:t>#</w:t>
+      </w:r>
+      <w:r>
+        <w:rPr>
+          <w:rStyle w:val="HTMLCode"/>
+        </w:rPr>
+        <w:t>0</w:t>
+      </w:r>
+      <w:r>
+        <w:rPr>
+          <w:rStyle w:val="13"/>
+          <w:rFonts w:eastAsiaTheme="majorEastAsia"/>
+        </w:rPr>
+        <w:t>D1117</w:t>
+      </w:r>
+      <w:r>
+        <w:rPr>
+          <w:rStyle w:val="HTMLCode"/>
+        </w:rPr>
+        <w:t>;</w:t>
+      </w:r>
+    </w:p>
+    <w:p>
+      <w:pPr>
+        <w:pStyle w:val="NormalWeb"/>
+      </w:pPr>
+      <w:proofErr w:type="gramStart"/>
+      <w:r>
+        <w:t>we</w:t>
+      </w:r>
+      <w:proofErr w:type="gramEnd"/>
+      <w:r>
+        <w:t xml:space="preserve"> write:</w:t>
+      </w:r>
+    </w:p>
+    <w:p>
+      <w:pPr>
+        <w:pStyle w:val="HTMLPreformatted"/>
+      </w:pPr>
+      <w:proofErr w:type="spellStart"/>
+      <w:proofErr w:type="gramStart"/>
+      <w:r>
+        <w:rPr>
+          <w:rStyle w:val="13"/>
+          <w:rFonts w:eastAsiaTheme="majorEastAsia"/>
+        </w:rPr>
+        <w:t>background</w:t>
+      </w:r>
+      <w:r>
+        <w:rPr>
+          <w:rStyle w:val="HTMLCode"/>
+        </w:rPr>
+        <w:t>:</w:t>
+      </w:r>
+      <w:proofErr w:type="gramEnd"/>
+      <w:r>
+        <w:rPr>
+          <w:rStyle w:val="10"/>
+        </w:rPr>
+        <w:t>var</w:t>
+      </w:r>
+      <w:proofErr w:type="spellEnd"/>
+      <w:r>
+        <w:rPr>
+          <w:rStyle w:val="HTMLCode"/>
+        </w:rPr>
+        <w:t>(</w:t>
+      </w:r>
+      <w:r>
+        <w:rPr>
+          <w:rStyle w:val="13"/>
+          <w:rFonts w:eastAsiaTheme="majorEastAsia"/>
+        </w:rPr>
+        <w:t>--background-color</w:t>
+      </w:r>
+      <w:r>
+        <w:rPr>
+          <w:rStyle w:val="HTMLCode"/>
+        </w:rPr>
+        <w:t>);</w:t>
+      </w:r>
+    </w:p>
+    <w:p>
+      <w:pPr>
+        <w:pStyle w:val="NormalWeb"/>
+      </w:pPr>
+      <w:proofErr w:type="spellStart"/>
+      <w:proofErr w:type="gramStart"/>
+      <w:r>
+        <w:rPr>
+          <w:rStyle w:val="HTMLCode"/>
+        </w:rPr>
+        <w:t>var</w:t>
+      </w:r>
+      <w:proofErr w:type="spellEnd"/>
+      <w:r>
+        <w:rPr>
+          <w:rStyle w:val="HTMLCode"/>
+        </w:rPr>
+        <w:t>(</w:t>
+      </w:r>
+      <w:proofErr w:type="gramEnd"/>
+      <w:r>
+        <w:rPr>
+          <w:rStyle w:val="HTMLCode"/>
+        </w:rPr>
+        <w:t>)</w:t>
+      </w:r>
+      <w:r>
+        <w:t xml:space="preserve"> tells CSS:</w:t>
+      </w:r>
+    </w:p>
+    <w:p>
+      <w:pPr>
+        <w:pStyle w:val="NormalWeb"/>
+      </w:pPr>
+      <w:r>
+        <w:t xml:space="preserve">"Go </w:t>
+      </w:r>
+      <w:proofErr w:type="gramStart"/>
+      <w:r>
+        <w:t xml:space="preserve">to </w:t>
+      </w:r>
+      <w:r>
+        <w:rPr>
+          <w:rStyle w:val="HTMLCode"/>
+        </w:rPr>
+        <w:t>:root</w:t>
+      </w:r>
+      <w:proofErr w:type="gramEnd"/>
+      <w:r>
+        <w:t xml:space="preserve"> and fetch the value of this variable."</w:t>
+      </w:r>
+    </w:p>
+    <w:p>
+      <w:pPr>
+        <w:pStyle w:val="NormalWeb"/>
+      </w:pPr>
+      <w:r>
+        <w:t>This keeps your design consistent.</w:t>
+      </w:r>
+    </w:p>
+    <w:p>
+      <w:pPr>
+        <w:pStyle w:val="Heading1"/>
+      </w:pPr>
+      <w:r>
+        <w:t>Typography &amp; Global Body Styles</w:t>
+      </w:r>
+    </w:p>
+    <w:p>
+      <w:pPr>
+        <w:pStyle w:val="pdq2pgselectionanchorcontainer"/>
+      </w:pPr>
+      <w:r>
+        <w:t xml:space="preserve">Before styling the </w:t>
+      </w:r>
+      <w:proofErr w:type="spellStart"/>
+      <w:r>
+        <w:t>navbar</w:t>
+      </w:r>
+      <w:proofErr w:type="spellEnd"/>
+      <w:r>
+        <w:t xml:space="preserve"> or hero section, we need to define the </w:t>
+      </w:r>
+      <w:r>
+        <w:rPr>
+          <w:rStyle w:val="Strong"/>
+        </w:rPr>
+        <w:t>global appearance</w:t>
+      </w:r>
+      <w:r>
+        <w:t xml:space="preserve"> of the website.</w:t>
+      </w:r>
+    </w:p>
+    <w:p>
+      <w:pPr>
+        <w:pStyle w:val="NormalWeb"/>
+      </w:pPr>
+      <w:r>
+        <w:t xml:space="preserve">Professional developers always style the </w:t>
+      </w:r>
+      <w:r>
+        <w:rPr>
+          <w:rStyle w:val="Strong"/>
+        </w:rPr>
+        <w:t>body first</w:t>
+      </w:r>
+      <w:r>
+        <w:t>, because every element inherits from it.</w:t>
+      </w:r>
+    </w:p>
+    <w:p>
+      <w:r>
+        <w:pict>
+          <v:rect id="_x0000_i1051" style="width:0;height:1.5pt" o:hralign="center" o:hrstd="t" o:hr="t" fillcolor="#a0a0a0" stroked="f"/>
+        </w:pict>
+      </w:r>
+    </w:p>
+    <w:p>
+      <w:pPr>
+        <w:pStyle w:val="Heading2"/>
+      </w:pPr>
+      <w:r>
+        <w:lastRenderedPageBreak/>
+        <w:t>First, let's choose a font</w:t>
+      </w:r>
+    </w:p>
+    <w:p>
+      <w:pPr>
+        <w:pStyle w:val="NormalWeb"/>
+      </w:pPr>
+      <w:r>
+        <w:t>We want a font that feels:</w:t>
+      </w:r>
+    </w:p>
+    <w:p>
+      <w:pPr>
+        <w:numPr>
+          <w:ilvl w:val="0"/>
+          <w:numId w:val="27"/>
+        </w:numPr>
+        <w:spacing w:before="100" w:beforeAutospacing="1" w:after="100" w:afterAutospacing="1" w:line="240" w:lineRule="auto"/>
+      </w:pPr>
+      <w:r>
+        <w:t xml:space="preserve">Modern </w:t>
+      </w:r>
+    </w:p>
+    <w:p>
+      <w:pPr>
+        <w:numPr>
+          <w:ilvl w:val="0"/>
+          <w:numId w:val="27"/>
+        </w:numPr>
+        <w:spacing w:before="100" w:beforeAutospacing="1" w:after="100" w:afterAutospacing="1" w:line="240" w:lineRule="auto"/>
+      </w:pPr>
+      <w:r>
+        <w:t xml:space="preserve">Professional </w:t>
+      </w:r>
+    </w:p>
+    <w:p>
+      <w:pPr>
+        <w:numPr>
+          <w:ilvl w:val="0"/>
+          <w:numId w:val="27"/>
+        </w:numPr>
+        <w:spacing w:before="100" w:beforeAutospacing="1" w:after="100" w:afterAutospacing="1" w:line="240" w:lineRule="auto"/>
+      </w:pPr>
+      <w:r>
+        <w:t xml:space="preserve">Clean </w:t>
+      </w:r>
+    </w:p>
+    <w:p>
+      <w:pPr>
+        <w:numPr>
+          <w:ilvl w:val="0"/>
+          <w:numId w:val="27"/>
+        </w:numPr>
+        <w:spacing w:before="100" w:beforeAutospacing="1" w:after="100" w:afterAutospacing="1" w:line="240" w:lineRule="auto"/>
+      </w:pPr>
+      <w:r>
+        <w:t xml:space="preserve">Excellent for portfolios </w:t>
+      </w:r>
+    </w:p>
+    <w:p>
+      <w:pPr>
+        <w:pStyle w:val="NormalWeb"/>
+      </w:pPr>
+      <w:r>
+        <w:t xml:space="preserve">After comparing many options, I recommend </w:t>
+      </w:r>
+      <w:proofErr w:type="spellStart"/>
+      <w:r>
+        <w:rPr>
+          <w:rStyle w:val="Strong"/>
+        </w:rPr>
+        <w:t>Poppins</w:t>
+      </w:r>
+      <w:proofErr w:type="spellEnd"/>
+      <w:r>
+        <w:t>.</w:t>
+      </w:r>
+    </w:p>
+    <w:p>
+      <w:pPr>
+        <w:pStyle w:val="Heading3"/>
+      </w:pPr>
+      <w:r>
+        <w:t xml:space="preserve">Why </w:t>
+      </w:r>
+      <w:proofErr w:type="spellStart"/>
+      <w:r>
+        <w:t>Poppins</w:t>
+      </w:r>
+      <w:proofErr w:type="spellEnd"/>
+      <w:r>
+        <w:t>?</w:t>
+      </w:r>
+    </w:p>
+    <w:p>
+      <w:pPr>
+        <w:pStyle w:val="NormalWeb"/>
+      </w:pPr>
+      <w:r>
+        <w:rPr>
+          <w:rFonts w:ascii="MS Mincho" w:eastAsia="MS Mincho" w:hAnsi="MS Mincho" w:cs="MS Mincho" w:hint="eastAsia"/>
+        </w:rPr>
+        <w:t>✔</w:t>
+      </w:r>
+      <w:r>
+        <w:t xml:space="preserve"> Modern</w:t>
+      </w:r>
+    </w:p>
+    <w:p>
+      <w:pPr>
+        <w:pStyle w:val="NormalWeb"/>
+      </w:pPr>
+      <w:r>
+        <w:rPr>
+          <w:rFonts w:ascii="MS Mincho" w:eastAsia="MS Mincho" w:hAnsi="MS Mincho" w:cs="MS Mincho" w:hint="eastAsia"/>
+        </w:rPr>
+        <w:t>✔</w:t>
+      </w:r>
+      <w:r>
+        <w:t xml:space="preserve"> </w:t>
+      </w:r>
+      <w:proofErr w:type="gramStart"/>
+      <w:r>
+        <w:t>Excellent</w:t>
+      </w:r>
+      <w:proofErr w:type="gramEnd"/>
+      <w:r>
+        <w:t xml:space="preserve"> readability</w:t>
+      </w:r>
+    </w:p>
+    <w:p>
+      <w:pPr>
+        <w:pStyle w:val="NormalWeb"/>
+      </w:pPr>
+      <w:r>
+        <w:rPr>
+          <w:rFonts w:ascii="MS Mincho" w:eastAsia="MS Mincho" w:hAnsi="MS Mincho" w:cs="MS Mincho" w:hint="eastAsia"/>
+        </w:rPr>
+        <w:t>✔</w:t>
+      </w:r>
+      <w:r>
+        <w:t xml:space="preserve"> </w:t>
+      </w:r>
+      <w:proofErr w:type="gramStart"/>
+      <w:r>
+        <w:t>Looks</w:t>
+      </w:r>
+      <w:proofErr w:type="gramEnd"/>
+      <w:r>
+        <w:t xml:space="preserve"> great in dark themes</w:t>
+      </w:r>
+    </w:p>
+    <w:p>
+      <w:pPr>
+        <w:pStyle w:val="NormalWeb"/>
+      </w:pPr>
+      <w:r>
+        <w:rPr>
+          <w:rFonts w:ascii="MS Mincho" w:eastAsia="MS Mincho" w:hAnsi="MS Mincho" w:cs="MS Mincho" w:hint="eastAsia"/>
+        </w:rPr>
+        <w:t>✔</w:t>
+      </w:r>
+      <w:r>
+        <w:t xml:space="preserve"> </w:t>
+      </w:r>
+      <w:proofErr w:type="gramStart"/>
+      <w:r>
+        <w:t>Widely</w:t>
+      </w:r>
+      <w:proofErr w:type="gramEnd"/>
+      <w:r>
+        <w:t xml:space="preserve"> used in modern portfolios</w:t>
+      </w:r>
+    </w:p>
+    <w:p>
+      <w:pPr>
+        <w:pStyle w:val="Heading2"/>
+      </w:pPr>
+      <w:r>
+        <w:t xml:space="preserve">Why </w:t>
+      </w:r>
+      <w:proofErr w:type="spellStart"/>
+      <w:r>
+        <w:rPr>
+          <w:rStyle w:val="HTMLCode"/>
+          <w:rFonts w:eastAsiaTheme="majorEastAsia"/>
+        </w:rPr>
+        <w:t>preconnect</w:t>
+      </w:r>
+      <w:proofErr w:type="spellEnd"/>
+      <w:r>
+        <w:t>?</w:t>
+      </w:r>
+    </w:p>
+    <w:p>
+      <w:pPr>
+        <w:spacing w:before="100" w:beforeAutospacing="1" w:after="100" w:afterAutospacing="1"/>
+      </w:pPr>
+      <w:r>
+        <w:t xml:space="preserve">This is a performance </w:t>
+      </w:r>
+      <w:proofErr w:type="spellStart"/>
+      <w:r>
+        <w:t>optimisation</w:t>
+      </w:r>
+      <w:proofErr w:type="spellEnd"/>
+      <w:r>
+        <w:t>.</w:t>
+      </w:r>
+    </w:p>
+    <w:p>
+      <w:pPr>
+        <w:pStyle w:val="NormalWeb"/>
+      </w:pPr>
+      <w:r>
+        <w:t>It tells the browser:</w:t>
+      </w:r>
+    </w:p>
+    <w:p>
+      <w:pPr>
+        <w:pStyle w:val="NormalWeb"/>
+      </w:pPr>
+      <w:r>
+        <w:t>"We're going to contact Google's font server soon."</w:t>
+      </w:r>
+    </w:p>
+    <w:p>
+      <w:pPr>
+        <w:pStyle w:val="NormalWeb"/>
+      </w:pPr>
+      <w:r>
+        <w:t>So the connection starts early.</w:t>
+      </w:r>
+    </w:p>
+    <w:p>
+      <w:pPr>
+        <w:pStyle w:val="NormalWeb"/>
+      </w:pPr>
+      <w:proofErr w:type="gramStart"/>
+      <w:r>
+        <w:t xml:space="preserve">Small </w:t>
+      </w:r>
+      <w:proofErr w:type="spellStart"/>
+      <w:r>
+        <w:t>optimisation</w:t>
+      </w:r>
+      <w:proofErr w:type="spellEnd"/>
+      <w:r>
+        <w:t>.</w:t>
+      </w:r>
+      <w:proofErr w:type="gramEnd"/>
+    </w:p>
+    <w:p>
+      <w:pPr>
+        <w:pStyle w:val="NormalWeb"/>
+      </w:pPr>
+      <w:proofErr w:type="gramStart"/>
+      <w:r>
+        <w:t>Professional touch.</w:t>
+      </w:r>
+      <w:proofErr w:type="gramEnd"/>
+    </w:p>
+    <w:p>
+      <w:pPr>
+        <w:pStyle w:val="Heading2"/>
+      </w:pPr>
+      <w:r>
+        <w:t xml:space="preserve">1. </w:t>
+      </w:r>
+      <w:proofErr w:type="gramStart"/>
+      <w:r>
+        <w:rPr>
+          <w:rStyle w:val="HTMLCode"/>
+          <w:rFonts w:eastAsiaTheme="majorEastAsia"/>
+        </w:rPr>
+        <w:t>display</w:t>
+      </w:r>
+      <w:proofErr w:type="gramEnd"/>
+      <w:r>
+        <w:rPr>
+          <w:rStyle w:val="HTMLCode"/>
+          <w:rFonts w:eastAsiaTheme="majorEastAsia"/>
+        </w:rPr>
+        <w:t>: flex</w:t>
+      </w:r>
+    </w:p>
+    <w:p>
+      <w:pPr>
+        <w:spacing w:before="100" w:beforeAutospacing="1" w:after="100" w:afterAutospacing="1"/>
+      </w:pPr>
+      <w:r>
+        <w:t>This is the most important property today.</w:t>
+      </w:r>
+    </w:p>
+    <w:p>
+      <w:pPr>
+        <w:pStyle w:val="NormalWeb"/>
+      </w:pPr>
+      <w:r>
+        <w:t xml:space="preserve">Without </w:t>
+      </w:r>
+      <w:proofErr w:type="spellStart"/>
+      <w:r>
+        <w:t>Flexbox</w:t>
+      </w:r>
+      <w:proofErr w:type="spellEnd"/>
+      <w:r>
+        <w:t>, HTML elements stack like this:</w:t>
+      </w:r>
+    </w:p>
+    <w:p>
+      <w:pPr>
+        <w:pStyle w:val="HTMLPreformatted"/>
+        <w:rPr>
+          <w:rStyle w:val="HTMLCode"/>
+        </w:rPr>
+      </w:pPr>
+      <w:r>
+        <w:rPr>
+          <w:rStyle w:val="HTMLCode"/>
+        </w:rPr>
+        <w:t>Logo</w:t>
+      </w:r>
+    </w:p>
+    <w:p>
+      <w:pPr>
+        <w:pStyle w:val="HTMLPreformatted"/>
+        <w:rPr>
+          <w:rStyle w:val="HTMLCode"/>
+        </w:rPr>
+      </w:pPr>
+    </w:p>
+    <w:p>
+      <w:pPr>
+        <w:pStyle w:val="HTMLPreformatted"/>
+      </w:pPr>
+      <w:r>
+        <w:rPr>
+          <w:rStyle w:val="HTMLCode"/>
+        </w:rPr>
+        <w:t>Menu</w:t>
+      </w:r>
+    </w:p>
+    <w:p>
+      <w:pPr>
+        <w:pStyle w:val="NormalWeb"/>
+      </w:pPr>
+      <w:r>
+        <w:t>With</w:t>
+      </w:r>
+    </w:p>
+    <w:p>
+      <w:pPr>
+        <w:pStyle w:val="HTMLPreformatted"/>
+      </w:pPr>
+      <w:proofErr w:type="spellStart"/>
+      <w:proofErr w:type="gramStart"/>
+      <w:r>
+        <w:rPr>
+          <w:rStyle w:val="13"/>
+        </w:rPr>
+        <w:t>display</w:t>
+      </w:r>
+      <w:r>
+        <w:rPr>
+          <w:rStyle w:val="HTMLCode"/>
+        </w:rPr>
+        <w:t>:</w:t>
+      </w:r>
+      <w:proofErr w:type="gramEnd"/>
+      <w:r>
+        <w:rPr>
+          <w:rStyle w:val="10"/>
+        </w:rPr>
+        <w:t>flex</w:t>
+      </w:r>
+      <w:proofErr w:type="spellEnd"/>
+      <w:r>
+        <w:rPr>
+          <w:rStyle w:val="HTMLCode"/>
+        </w:rPr>
+        <w:t>;</w:t>
+      </w:r>
+    </w:p>
+    <w:p>
+      <w:pPr>
+        <w:pStyle w:val="NormalWeb"/>
+      </w:pPr>
+      <w:proofErr w:type="gramStart"/>
+      <w:r>
+        <w:t>they</w:t>
+      </w:r>
+      <w:proofErr w:type="gramEnd"/>
+      <w:r>
+        <w:t xml:space="preserve"> become:</w:t>
+      </w:r>
+    </w:p>
+    <w:p>
+      <w:pPr>
+        <w:pStyle w:val="HTMLPreformatted"/>
+      </w:pPr>
+      <w:r>
+        <w:rPr>
+          <w:rStyle w:val="HTMLCode"/>
+        </w:rPr>
+        <w:lastRenderedPageBreak/>
+        <w:t>Logo                    Menu</w:t>
+      </w:r>
+    </w:p>
+    <w:p>
+      <w:pPr>
+        <w:pStyle w:val="NormalWeb"/>
+      </w:pPr>
+      <w:r>
+        <w:t xml:space="preserve">Think of </w:t>
+      </w:r>
+      <w:proofErr w:type="spellStart"/>
+      <w:r>
+        <w:t>Flexbox</w:t>
+      </w:r>
+      <w:proofErr w:type="spellEnd"/>
+      <w:r>
+        <w:t xml:space="preserve"> as saying:</w:t>
+      </w:r>
+    </w:p>
+    <w:p>
+      <w:pPr>
+        <w:pStyle w:val="NormalWeb"/>
+      </w:pPr>
+      <w:r>
+        <w:t>"Arrange my direct children in a row."</w:t>
+      </w:r>
+    </w:p>
+    <w:p>
+      <w:pPr>
+        <w:pStyle w:val="NormalWeb"/>
+      </w:pPr>
+      <w:r>
+        <w:t>Your HTML is:</w:t>
+      </w:r>
+    </w:p>
+    <w:p>
+      <w:pPr>
+        <w:pStyle w:val="HTMLPreformatted"/>
+        <w:rPr>
+          <w:rStyle w:val="HTMLCode"/>
+        </w:rPr>
+      </w:pPr>
+      <w:r>
+        <w:rPr>
+          <w:rStyle w:val="13"/>
+        </w:rPr>
+        <w:t>&lt;</w:t>
+      </w:r>
+      <w:proofErr w:type="spellStart"/>
+      <w:proofErr w:type="gramStart"/>
+      <w:r>
+        <w:rPr>
+          <w:rStyle w:val="13"/>
+        </w:rPr>
+        <w:t>nav</w:t>
+      </w:r>
+      <w:proofErr w:type="spellEnd"/>
+      <w:proofErr w:type="gramEnd"/>
+      <w:r>
+        <w:rPr>
+          <w:rStyle w:val="13"/>
+        </w:rPr>
+        <w:t>&gt;</w:t>
+      </w:r>
+    </w:p>
+    <w:p>
+      <w:pPr>
+        <w:pStyle w:val="HTMLPreformatted"/>
+        <w:rPr>
+          <w:rStyle w:val="HTMLCode"/>
+        </w:rPr>
+      </w:pPr>
+    </w:p>
+    <w:p>
+      <w:pPr>
+        <w:pStyle w:val="HTMLPreformatted"/>
+        <w:rPr>
+          <w:rStyle w:val="HTMLCode"/>
+        </w:rPr>
+      </w:pPr>
+      <w:r>
+        <w:rPr>
+          <w:rStyle w:val="HTMLCode"/>
+        </w:rPr>
+        <w:t xml:space="preserve">    </w:t>
+      </w:r>
+      <w:r>
+        <w:rPr>
+          <w:rStyle w:val="13"/>
+        </w:rPr>
+        <w:t>&lt;h1&gt;</w:t>
+      </w:r>
+      <w:r>
+        <w:rPr>
+          <w:rStyle w:val="HTMLCode"/>
+        </w:rPr>
+        <w:t>Anshal Shukla</w:t>
+      </w:r>
+      <w:r>
+        <w:rPr>
+          <w:rStyle w:val="13"/>
+        </w:rPr>
+        <w:t>&lt;/h1&gt;</w:t>
+      </w:r>
+    </w:p>
+    <w:p>
+      <w:pPr>
+        <w:pStyle w:val="HTMLPreformatted"/>
+        <w:rPr>
+          <w:rStyle w:val="HTMLCode"/>
+        </w:rPr>
+      </w:pPr>
+    </w:p>
+    <w:p>
+      <w:pPr>
+        <w:pStyle w:val="HTMLPreformatted"/>
+        <w:rPr>
+          <w:rStyle w:val="HTMLCode"/>
+        </w:rPr>
+      </w:pPr>
+      <w:r>
+        <w:rPr>
+          <w:rStyle w:val="HTMLCode"/>
+        </w:rPr>
+        <w:t xml:space="preserve">    </w:t>
+      </w:r>
+      <w:r>
+        <w:rPr>
+          <w:rStyle w:val="13"/>
+        </w:rPr>
+        <w:t>&lt;</w:t>
+      </w:r>
+      <w:proofErr w:type="spellStart"/>
+      <w:proofErr w:type="gramStart"/>
+      <w:r>
+        <w:rPr>
+          <w:rStyle w:val="13"/>
+        </w:rPr>
+        <w:t>ul</w:t>
+      </w:r>
+      <w:proofErr w:type="spellEnd"/>
+      <w:proofErr w:type="gramEnd"/>
+      <w:r>
+        <w:rPr>
+          <w:rStyle w:val="13"/>
+        </w:rPr>
+        <w:t>&gt;</w:t>
+      </w:r>
+    </w:p>
+    <w:p>
+      <w:pPr>
+        <w:pStyle w:val="HTMLPreformatted"/>
+        <w:rPr>
+          <w:rStyle w:val="HTMLCode"/>
+        </w:rPr>
+      </w:pPr>
+    </w:p>
+    <w:p>
+      <w:pPr>
+        <w:pStyle w:val="HTMLPreformatted"/>
+        <w:rPr>
+          <w:rStyle w:val="HTMLCode"/>
+        </w:rPr>
+      </w:pPr>
+      <w:r>
+        <w:rPr>
+          <w:rStyle w:val="HTMLCode"/>
+        </w:rPr>
+        <w:t xml:space="preserve">    </w:t>
+      </w:r>
+      <w:r>
+        <w:rPr>
+          <w:rStyle w:val="13"/>
+        </w:rPr>
+        <w:t>&lt;/</w:t>
+      </w:r>
+      <w:proofErr w:type="spellStart"/>
+      <w:r>
+        <w:rPr>
+          <w:rStyle w:val="13"/>
+        </w:rPr>
+        <w:t>ul</w:t>
+      </w:r>
+      <w:proofErr w:type="spellEnd"/>
+      <w:r>
+        <w:rPr>
+          <w:rStyle w:val="13"/>
+        </w:rPr>
+        <w:t>&gt;</w:t>
+      </w:r>
+    </w:p>
+    <w:p>
+      <w:pPr>
+        <w:pStyle w:val="HTMLPreformatted"/>
+        <w:rPr>
+          <w:rStyle w:val="HTMLCode"/>
+        </w:rPr>
+      </w:pPr>
+    </w:p>
+    <w:p>
+      <w:pPr>
+        <w:pStyle w:val="HTMLPreformatted"/>
+      </w:pPr>
+      <w:r>
+        <w:rPr>
+          <w:rStyle w:val="13"/>
+        </w:rPr>
+        <w:t>&lt;/</w:t>
+      </w:r>
+      <w:proofErr w:type="spellStart"/>
+      <w:r>
+        <w:rPr>
+          <w:rStyle w:val="13"/>
+        </w:rPr>
+        <w:t>nav</w:t>
+      </w:r>
+      <w:proofErr w:type="spellEnd"/>
+      <w:r>
+        <w:rPr>
+          <w:rStyle w:val="13"/>
+        </w:rPr>
+        <w:t>&gt;</w:t>
+      </w:r>
+    </w:p>
+    <w:p>
+      <w:pPr>
+        <w:pStyle w:val="NormalWeb"/>
+      </w:pPr>
+      <w:r>
+        <w:t>The direct children are:</w:t>
+      </w:r>
+    </w:p>
+    <w:p>
+      <w:pPr>
+        <w:pStyle w:val="HTMLPreformatted"/>
+        <w:rPr>
+          <w:rStyle w:val="HTMLCode"/>
+        </w:rPr>
+      </w:pPr>
+      <w:proofErr w:type="spellStart"/>
+      <w:proofErr w:type="gramStart"/>
+      <w:r>
+        <w:rPr>
+          <w:rStyle w:val="HTMLCode"/>
+        </w:rPr>
+        <w:t>nav</w:t>
+      </w:r>
+      <w:proofErr w:type="spellEnd"/>
+      <w:proofErr w:type="gramEnd"/>
+    </w:p>
+    <w:p>
+      <w:pPr>
+        <w:pStyle w:val="HTMLPreformatted"/>
+        <w:rPr>
+          <w:rStyle w:val="HTMLCode"/>
+        </w:rPr>
+      </w:pPr>
+      <w:r>
+        <w:rPr>
+          <w:rStyle w:val="HTMLCode"/>
+        </w:rPr>
+        <w:t>│</w:t>
+      </w:r>
+    </w:p>
+    <w:p>
+      <w:pPr>
+        <w:pStyle w:val="HTMLPreformatted"/>
+        <w:rPr>
+          <w:rStyle w:val="HTMLCode"/>
+        </w:rPr>
+      </w:pPr>
+      <w:r>
+        <w:rPr>
+          <w:rStyle w:val="HTMLCode"/>
+        </w:rPr>
+        <w:t>├── h1</w:t>
+      </w:r>
+    </w:p>
+    <w:p>
+      <w:pPr>
+        <w:pStyle w:val="HTMLPreformatted"/>
+      </w:pPr>
+      <w:r>
+        <w:rPr>
+          <w:rStyle w:val="HTMLCode"/>
+        </w:rPr>
+        <w:t xml:space="preserve">└── </w:t>
+      </w:r>
+      <w:proofErr w:type="spellStart"/>
+      <w:proofErr w:type="gramStart"/>
+      <w:r>
+        <w:rPr>
+          <w:rStyle w:val="HTMLCode"/>
+        </w:rPr>
+        <w:t>ul</w:t>
+      </w:r>
+      <w:proofErr w:type="spellEnd"/>
+      <w:proofErr w:type="gramEnd"/>
+    </w:p>
+    <w:p>
+      <w:pPr>
+        <w:pStyle w:val="NormalWeb"/>
+      </w:pPr>
+      <w:proofErr w:type="spellStart"/>
+      <w:r>
+        <w:t>Flexbox</w:t>
+      </w:r>
+      <w:proofErr w:type="spellEnd"/>
+      <w:r>
+        <w:t xml:space="preserve"> arranges these two elements horizontally.</w:t>
+      </w:r>
+    </w:p>
+    <w:p>
+      <w:r>
+        <w:pict>
+          <v:rect id="_x0000_i1052" style="width:0;height:1.5pt" o:hralign="center" o:hrstd="t" o:hr="t" fillcolor="#a0a0a0" stroked="f"/>
+        </w:pict>
+      </w:r>
+    </w:p>
+    <w:p>
+      <w:pPr>
+        <w:pStyle w:val="Heading2"/>
+      </w:pPr>
+      <w:r>
+        <w:t xml:space="preserve">2. </w:t>
+      </w:r>
+      <w:r>
+        <w:rPr>
+          <w:rStyle w:val="HTMLCode"/>
+          <w:rFonts w:eastAsiaTheme="majorEastAsia"/>
+        </w:rPr>
+        <w:t>justify-content</w:t>
+      </w:r>
+    </w:p>
+    <w:p>
+      <w:pPr>
+        <w:pStyle w:val="NormalWeb"/>
+      </w:pPr>
+      <w:r>
+        <w:t>We wrote:</w:t>
+      </w:r>
+    </w:p>
+    <w:p>
+      <w:pPr>
+        <w:pStyle w:val="HTMLPreformatted"/>
+      </w:pPr>
+      <w:proofErr w:type="gramStart"/>
+      <w:r>
+        <w:rPr>
+          <w:rStyle w:val="13"/>
+        </w:rPr>
+        <w:t>justify-content</w:t>
+      </w:r>
+      <w:proofErr w:type="gramEnd"/>
+      <w:r>
+        <w:rPr>
+          <w:rStyle w:val="HTMLCode"/>
+        </w:rPr>
+        <w:t xml:space="preserve">: </w:t>
+      </w:r>
+      <w:r>
+        <w:rPr>
+          <w:rStyle w:val="10"/>
+        </w:rPr>
+        <w:t>space-between</w:t>
+      </w:r>
+      <w:r>
+        <w:rPr>
+          <w:rStyle w:val="HTMLCode"/>
+        </w:rPr>
+        <w:t>;</w:t>
+      </w:r>
+    </w:p>
+    <w:p>
+      <w:pPr>
+        <w:pStyle w:val="NormalWeb"/>
+      </w:pPr>
+      <w:r>
+        <w:t xml:space="preserve">Imagine the </w:t>
+      </w:r>
+      <w:proofErr w:type="spellStart"/>
+      <w:r>
+        <w:t>navbar</w:t>
+      </w:r>
+      <w:proofErr w:type="spellEnd"/>
+      <w:r>
+        <w:t xml:space="preserve"> is a shelf.</w:t>
+      </w:r>
+    </w:p>
+    <w:p>
+      <w:pPr>
+        <w:pStyle w:val="NormalWeb"/>
+      </w:pPr>
+      <w:r>
+        <w:t>Without it:</w:t>
+      </w:r>
+    </w:p>
+    <w:p>
+      <w:pPr>
+        <w:pStyle w:val="HTMLPreformatted"/>
+      </w:pPr>
+      <w:r>
+        <w:rPr>
+          <w:rStyle w:val="HTMLCode"/>
+        </w:rPr>
+        <w:t>Logo Menu</w:t>
+      </w:r>
+    </w:p>
+    <w:p>
+      <w:pPr>
+        <w:pStyle w:val="NormalWeb"/>
+      </w:pPr>
+      <w:r>
+        <w:t>Everything stays together.</w:t>
+      </w:r>
+    </w:p>
+    <w:p>
+      <w:pPr>
+        <w:pStyle w:val="NormalWeb"/>
+      </w:pPr>
+      <w:r>
+        <w:t>With</w:t>
+      </w:r>
+    </w:p>
+    <w:p>
+      <w:pPr>
+        <w:pStyle w:val="HTMLPreformatted"/>
+      </w:pPr>
+      <w:proofErr w:type="gramStart"/>
+      <w:r>
+        <w:rPr>
+          <w:rStyle w:val="13"/>
+        </w:rPr>
+        <w:t>space-between</w:t>
+      </w:r>
+      <w:proofErr w:type="gramEnd"/>
+    </w:p>
+    <w:p>
+      <w:pPr>
+        <w:pStyle w:val="NormalWeb"/>
+      </w:pPr>
+      <w:proofErr w:type="gramStart"/>
+      <w:r>
+        <w:t>it</w:t>
+      </w:r>
+      <w:proofErr w:type="gramEnd"/>
+      <w:r>
+        <w:t xml:space="preserve"> becomes:</w:t>
+      </w:r>
+    </w:p>
+    <w:p>
+      <w:pPr>
+        <w:pStyle w:val="HTMLPreformatted"/>
+      </w:pPr>
+      <w:r>
+        <w:rPr>
+          <w:rStyle w:val="HTMLCode"/>
+        </w:rPr>
+        <w:t>Logo                     Menu</w:t>
+      </w:r>
+    </w:p>
+    <w:p>
+      <w:pPr>
+        <w:pStyle w:val="NormalWeb"/>
+      </w:pPr>
+      <w:r>
+        <w:t>The available space is distributed between the first and last items.</w:t>
+      </w:r>
+    </w:p>
+    <w:p>
+      <w:pPr>
+        <w:pStyle w:val="NormalWeb"/>
+      </w:pPr>
+      <w:r>
+        <w:t>Other values you'll learn later:</w:t>
+      </w:r>
+    </w:p>
+    <w:p>
+      <w:pPr>
+        <w:pStyle w:val="HTMLPreformatted"/>
+        <w:rPr>
+          <w:rStyle w:val="HTMLCode"/>
+        </w:rPr>
+      </w:pPr>
+      <w:proofErr w:type="gramStart"/>
+      <w:r>
+        <w:rPr>
+          <w:rStyle w:val="HTMLCode"/>
+        </w:rPr>
+        <w:lastRenderedPageBreak/>
+        <w:t>flex-start</w:t>
+      </w:r>
+      <w:proofErr w:type="gramEnd"/>
+    </w:p>
+    <w:p>
+      <w:pPr>
+        <w:pStyle w:val="HTMLPreformatted"/>
+        <w:rPr>
+          <w:rStyle w:val="HTMLCode"/>
+        </w:rPr>
+      </w:pPr>
+      <w:proofErr w:type="gramStart"/>
+      <w:r>
+        <w:rPr>
+          <w:rStyle w:val="HTMLCode"/>
+        </w:rPr>
+        <w:t>center</w:t>
+      </w:r>
+      <w:proofErr w:type="gramEnd"/>
+    </w:p>
+    <w:p>
+      <w:pPr>
+        <w:pStyle w:val="HTMLPreformatted"/>
+        <w:rPr>
+          <w:rStyle w:val="HTMLCode"/>
+        </w:rPr>
+      </w:pPr>
+      <w:proofErr w:type="gramStart"/>
+      <w:r>
+        <w:rPr>
+          <w:rStyle w:val="HTMLCode"/>
+        </w:rPr>
+        <w:t>flex-end</w:t>
+      </w:r>
+      <w:proofErr w:type="gramEnd"/>
+    </w:p>
+    <w:p>
+      <w:pPr>
+        <w:pStyle w:val="HTMLPreformatted"/>
+        <w:rPr>
+          <w:rStyle w:val="HTMLCode"/>
+        </w:rPr>
+      </w:pPr>
+      <w:proofErr w:type="gramStart"/>
+      <w:r>
+        <w:rPr>
+          <w:rStyle w:val="HTMLCode"/>
+        </w:rPr>
+        <w:t>space-around</w:t>
+      </w:r>
+      <w:proofErr w:type="gramEnd"/>
+    </w:p>
+    <w:p>
+      <w:pPr>
+        <w:pStyle w:val="HTMLPreformatted"/>
+      </w:pPr>
+      <w:proofErr w:type="gramStart"/>
+      <w:r>
+        <w:rPr>
+          <w:rStyle w:val="HTMLCode"/>
+        </w:rPr>
+        <w:t>space-evenly</w:t>
+      </w:r>
+      <w:proofErr w:type="gramEnd"/>
+    </w:p>
+    <w:p>
+      <w:pPr>
+        <w:spacing w:before="100" w:beforeAutospacing="1" w:after="100" w:afterAutospacing="1"/>
+      </w:pPr>
+      <w:r>
+        <w:t>We'll experiment with these in future layouts.</w:t>
+      </w:r>
+    </w:p>
+    <w:p>
+      <w:pPr>
+        <w:spacing w:after="0"/>
+      </w:pPr>
+      <w:r>
+        <w:pict>
+          <v:rect id="_x0000_i1053" style="width:0;height:1.5pt" o:hralign="center" o:hrstd="t" o:hr="t" fillcolor="#a0a0a0" stroked="f"/>
+        </w:pict>
+      </w:r>
+    </w:p>
+    <w:p>
+      <w:pPr>
+        <w:pStyle w:val="Heading2"/>
+      </w:pPr>
+      <w:r>
+        <w:t xml:space="preserve">3. </w:t>
+      </w:r>
+      <w:r>
+        <w:rPr>
+          <w:rStyle w:val="HTMLCode"/>
+          <w:rFonts w:eastAsiaTheme="majorEastAsia"/>
+        </w:rPr>
+        <w:t>align-items</w:t>
+      </w:r>
+    </w:p>
+    <w:p>
+      <w:pPr>
+        <w:pStyle w:val="NormalWeb"/>
+      </w:pPr>
+      <w:r>
+        <w:t>Remember:</w:t>
+      </w:r>
+    </w:p>
+    <w:p>
+      <w:pPr>
+        <w:pStyle w:val="NormalWeb"/>
+      </w:pPr>
+      <w:proofErr w:type="spellStart"/>
+      <w:r>
+        <w:t>Flexbox</w:t>
+      </w:r>
+      <w:proofErr w:type="spellEnd"/>
+      <w:r>
+        <w:t xml:space="preserve"> has </w:t>
+      </w:r>
+      <w:r>
+        <w:rPr>
+          <w:rStyle w:val="Strong"/>
+        </w:rPr>
+        <w:t>two axes</w:t>
+      </w:r>
+      <w:r>
+        <w:t>.</w:t>
+      </w:r>
+    </w:p>
+    <w:p>
+      <w:pPr>
+        <w:pStyle w:val="HTMLPreformatted"/>
+        <w:rPr>
+          <w:rStyle w:val="HTMLCode"/>
+        </w:rPr>
+      </w:pPr>
+      <w:proofErr w:type="gramStart"/>
+      <w:r>
+        <w:rPr>
+          <w:rStyle w:val="HTMLCode"/>
+        </w:rPr>
+        <w:t>Horizontal  →</w:t>
+      </w:r>
+      <w:proofErr w:type="gramEnd"/>
+    </w:p>
+    <w:p>
+      <w:pPr>
+        <w:pStyle w:val="HTMLPreformatted"/>
+      </w:pPr>
+      <w:r>
+        <w:rPr>
+          <w:rStyle w:val="HTMLCode"/>
+        </w:rPr>
+        <w:t>Vertical    ↓</w:t>
+      </w:r>
+    </w:p>
+    <w:p>
+      <w:pPr>
+        <w:pStyle w:val="NormalWeb"/>
+      </w:pPr>
+      <w:proofErr w:type="gramStart"/>
+      <w:r>
+        <w:rPr>
+          <w:rStyle w:val="HTMLCode"/>
+        </w:rPr>
+        <w:t>justify-content</w:t>
+      </w:r>
+      <w:proofErr w:type="gramEnd"/>
+      <w:r>
+        <w:t xml:space="preserve"> controls the </w:t>
+      </w:r>
+      <w:r>
+        <w:rPr>
+          <w:rStyle w:val="Strong"/>
+        </w:rPr>
+        <w:t>main axis</w:t>
+      </w:r>
+      <w:r>
+        <w:t>.</w:t>
+      </w:r>
+    </w:p>
+    <w:p>
+      <w:pPr>
+        <w:pStyle w:val="NormalWeb"/>
+      </w:pPr>
+      <w:proofErr w:type="gramStart"/>
+      <w:r>
+        <w:rPr>
+          <w:rStyle w:val="HTMLCode"/>
+        </w:rPr>
+        <w:t>align-items</w:t>
+      </w:r>
+      <w:proofErr w:type="gramEnd"/>
+      <w:r>
+        <w:t xml:space="preserve"> controls the </w:t>
+      </w:r>
+      <w:r>
+        <w:rPr>
+          <w:rStyle w:val="Strong"/>
+        </w:rPr>
+        <w:t>cross axis</w:t>
+      </w:r>
+      <w:r>
+        <w:t>.</w:t>
+      </w:r>
+    </w:p>
+    <w:p>
+      <w:pPr>
+        <w:pStyle w:val="HTMLPreformatted"/>
+      </w:pPr>
+      <w:proofErr w:type="gramStart"/>
+      <w:r>
+        <w:rPr>
+          <w:rStyle w:val="13"/>
+        </w:rPr>
+        <w:t>align-</w:t>
+      </w:r>
+      <w:proofErr w:type="spellStart"/>
+      <w:r>
+        <w:rPr>
+          <w:rStyle w:val="13"/>
+        </w:rPr>
+        <w:t>items</w:t>
+      </w:r>
+      <w:r>
+        <w:rPr>
+          <w:rStyle w:val="HTMLCode"/>
+        </w:rPr>
+        <w:t>:</w:t>
+      </w:r>
+      <w:proofErr w:type="gramEnd"/>
+      <w:r>
+        <w:rPr>
+          <w:rStyle w:val="10"/>
+        </w:rPr>
+        <w:t>center</w:t>
+      </w:r>
+      <w:proofErr w:type="spellEnd"/>
+      <w:r>
+        <w:rPr>
+          <w:rStyle w:val="HTMLCode"/>
+        </w:rPr>
+        <w:t>;</w:t>
+      </w:r>
+    </w:p>
+    <w:p>
+      <w:pPr>
+        <w:pStyle w:val="NormalWeb"/>
+      </w:pPr>
+      <w:proofErr w:type="gramStart"/>
+      <w:r>
+        <w:t>makes</w:t>
+      </w:r>
+      <w:proofErr w:type="gramEnd"/>
+      <w:r>
+        <w:t xml:space="preserve"> both the logo and menu vertically aligned.</w:t>
+      </w:r>
+    </w:p>
+    <w:p>
+      <w:pPr>
+        <w:pStyle w:val="NormalWeb"/>
+      </w:pPr>
+      <w:r>
+        <w:t>Without it, elements of different heights can appear slightly misaligned.</w:t>
+      </w:r>
+    </w:p>
+    <w:p>
+      <w:r>
+        <w:pict>
+          <v:rect id="_x0000_i1054" style="width:0;height:1.5pt" o:hralign="center" o:hrstd="t" o:hr="t" fillcolor="#a0a0a0" stroked="f"/>
+        </w:pict>
+      </w:r>
+    </w:p>
+    <w:p>
+      <w:pPr>
+        <w:pStyle w:val="Heading2"/>
+      </w:pPr>
+      <w:r>
+        <w:t xml:space="preserve">4. </w:t>
+      </w:r>
+      <w:proofErr w:type="gramStart"/>
+      <w:r>
+        <w:rPr>
+          <w:rStyle w:val="HTMLCode"/>
+          <w:rFonts w:eastAsiaTheme="majorEastAsia"/>
+        </w:rPr>
+        <w:t>padding</w:t>
+      </w:r>
+      <w:proofErr w:type="gramEnd"/>
+    </w:p>
+    <w:p>
+      <w:pPr>
+        <w:pStyle w:val="HTMLPreformatted"/>
+      </w:pPr>
+      <w:proofErr w:type="gramStart"/>
+      <w:r>
+        <w:rPr>
+          <w:rStyle w:val="13"/>
+        </w:rPr>
+        <w:t>padding</w:t>
+      </w:r>
+      <w:r>
+        <w:rPr>
+          <w:rStyle w:val="HTMLCode"/>
+        </w:rPr>
+        <w:t>:</w:t>
+      </w:r>
+      <w:proofErr w:type="gramEnd"/>
+      <w:r>
+        <w:rPr>
+          <w:rStyle w:val="HTMLCode"/>
+        </w:rPr>
+        <w:t>20</w:t>
+      </w:r>
+      <w:r>
+        <w:rPr>
+          <w:rStyle w:val="10"/>
+        </w:rPr>
+        <w:t>px</w:t>
+      </w:r>
+      <w:r>
+        <w:rPr>
+          <w:rStyle w:val="HTMLCode"/>
+        </w:rPr>
+        <w:t xml:space="preserve"> 8%;</w:t>
+      </w:r>
+    </w:p>
+    <w:p>
+      <w:pPr>
+        <w:pStyle w:val="NormalWeb"/>
+      </w:pPr>
+      <w:r>
+        <w:t>This is shorthand.</w:t>
+      </w:r>
+    </w:p>
+    <w:p>
+      <w:pPr>
+        <w:pStyle w:val="NormalWeb"/>
+      </w:pPr>
+      <w:r>
+        <w:t>Equivalent to:</w:t>
+      </w:r>
+    </w:p>
+    <w:p>
+      <w:pPr>
+        <w:pStyle w:val="HTMLPreformatted"/>
+        <w:rPr>
+          <w:rStyle w:val="HTMLCode"/>
+        </w:rPr>
+      </w:pPr>
+      <w:proofErr w:type="gramStart"/>
+      <w:r>
+        <w:rPr>
+          <w:rStyle w:val="13"/>
+        </w:rPr>
+        <w:t>padding-top</w:t>
+      </w:r>
+      <w:r>
+        <w:rPr>
+          <w:rStyle w:val="HTMLCode"/>
+        </w:rPr>
+        <w:t>:</w:t>
+      </w:r>
+      <w:proofErr w:type="gramEnd"/>
+      <w:r>
+        <w:rPr>
+          <w:rStyle w:val="HTMLCode"/>
+        </w:rPr>
+        <w:t>20</w:t>
+      </w:r>
+      <w:r>
+        <w:rPr>
+          <w:rStyle w:val="10"/>
+        </w:rPr>
+        <w:t>px</w:t>
+      </w:r>
+      <w:r>
+        <w:rPr>
+          <w:rStyle w:val="HTMLCode"/>
+        </w:rPr>
+        <w:t>;</w:t>
+      </w:r>
+    </w:p>
+    <w:p>
+      <w:pPr>
+        <w:pStyle w:val="HTMLPreformatted"/>
+        <w:rPr>
+          <w:rStyle w:val="HTMLCode"/>
+        </w:rPr>
+      </w:pPr>
+      <w:proofErr w:type="gramStart"/>
+      <w:r>
+        <w:rPr>
+          <w:rStyle w:val="13"/>
+        </w:rPr>
+        <w:t>padding-bottom</w:t>
+      </w:r>
+      <w:r>
+        <w:rPr>
+          <w:rStyle w:val="HTMLCode"/>
+        </w:rPr>
+        <w:t>:</w:t>
+      </w:r>
+      <w:proofErr w:type="gramEnd"/>
+      <w:r>
+        <w:rPr>
+          <w:rStyle w:val="HTMLCode"/>
+        </w:rPr>
+        <w:t>20</w:t>
+      </w:r>
+      <w:r>
+        <w:rPr>
+          <w:rStyle w:val="10"/>
+        </w:rPr>
+        <w:t>px</w:t>
+      </w:r>
+      <w:r>
+        <w:rPr>
+          <w:rStyle w:val="HTMLCode"/>
+        </w:rPr>
+        <w:t>;</w:t>
+      </w:r>
+    </w:p>
+    <w:p>
+      <w:pPr>
+        <w:pStyle w:val="HTMLPreformatted"/>
+        <w:rPr>
+          <w:rStyle w:val="HTMLCode"/>
+        </w:rPr>
+      </w:pPr>
+    </w:p>
+    <w:p>
+      <w:pPr>
+        <w:pStyle w:val="HTMLPreformatted"/>
+        <w:rPr>
+          <w:rStyle w:val="HTMLCode"/>
+        </w:rPr>
+      </w:pPr>
+      <w:proofErr w:type="gramStart"/>
+      <w:r>
+        <w:rPr>
+          <w:rStyle w:val="13"/>
+        </w:rPr>
+        <w:t>padding-left</w:t>
+      </w:r>
+      <w:r>
+        <w:rPr>
+          <w:rStyle w:val="HTMLCode"/>
+        </w:rPr>
+        <w:t>:</w:t>
+      </w:r>
+      <w:proofErr w:type="gramEnd"/>
+      <w:r>
+        <w:rPr>
+          <w:rStyle w:val="HTMLCode"/>
+        </w:rPr>
+        <w:t>8%;</w:t>
+      </w:r>
+    </w:p>
+    <w:p>
+      <w:pPr>
+        <w:pStyle w:val="HTMLPreformatted"/>
+      </w:pPr>
+      <w:proofErr w:type="gramStart"/>
+      <w:r>
+        <w:rPr>
+          <w:rStyle w:val="10"/>
+        </w:rPr>
+        <w:t>padding-right</w:t>
+      </w:r>
+      <w:r>
+        <w:rPr>
+          <w:rStyle w:val="HTMLCode"/>
+        </w:rPr>
+        <w:t>:</w:t>
+      </w:r>
+      <w:proofErr w:type="gramEnd"/>
+      <w:r>
+        <w:rPr>
+          <w:rStyle w:val="HTMLCode"/>
+        </w:rPr>
+        <w:t>8%;</w:t>
+      </w:r>
+    </w:p>
+    <w:p>
+      <w:r>
+        <w:pict>
+          <v:rect id="_x0000_i1055" style="width:0;height:1.5pt" o:hralign="center" o:hrstd="t" o:hr="t" fillcolor="#a0a0a0" stroked="f"/>
+        </w:pict>
+      </w:r>
+    </w:p>
+    <w:p>
+      <w:pPr>
+        <w:pStyle w:val="Heading3"/>
+      </w:pPr>
+      <w:r>
+        <w:t xml:space="preserve">Why </w:t>
+      </w:r>
+      <w:r>
+        <w:rPr>
+          <w:rStyle w:val="HTMLCode"/>
+          <w:rFonts w:eastAsiaTheme="majorEastAsia"/>
+        </w:rPr>
+        <w:t>%</w:t>
+      </w:r>
+      <w:r>
+        <w:t xml:space="preserve"> instead of </w:t>
+      </w:r>
+      <w:proofErr w:type="spellStart"/>
+      <w:proofErr w:type="gramStart"/>
+      <w:r>
+        <w:rPr>
+          <w:rStyle w:val="HTMLCode"/>
+          <w:rFonts w:eastAsiaTheme="majorEastAsia"/>
+        </w:rPr>
+        <w:t>px</w:t>
+      </w:r>
+      <w:proofErr w:type="spellEnd"/>
+      <w:proofErr w:type="gramEnd"/>
+      <w:r>
+        <w:t>?</w:t>
+      </w:r>
+    </w:p>
+    <w:p>
+      <w:pPr>
+        <w:pStyle w:val="NormalWeb"/>
+      </w:pPr>
+      <w:r>
+        <w:t>Suppose the screen is:</w:t>
+      </w:r>
+    </w:p>
+    <w:p>
+      <w:pPr>
+        <w:pStyle w:val="HTMLPreformatted"/>
+      </w:pPr>
+      <w:r>
+        <w:rPr>
+          <w:rStyle w:val="HTMLCode"/>
+        </w:rPr>
+        <w:t>1200px</w:t>
+      </w:r>
+    </w:p>
+    <w:p>
+      <w:pPr>
+        <w:pStyle w:val="NormalWeb"/>
+      </w:pPr>
+      <w:r>
+        <w:t>Then</w:t>
+      </w:r>
+    </w:p>
+    <w:p>
+      <w:pPr>
+        <w:pStyle w:val="HTMLPreformatted"/>
+      </w:pPr>
+      <w:r>
+        <w:rPr>
+          <w:rStyle w:val="HTMLCode"/>
+        </w:rPr>
+        <w:t>8%</w:t>
+      </w:r>
+    </w:p>
+    <w:p>
+      <w:pPr>
+        <w:pStyle w:val="NormalWeb"/>
+      </w:pPr>
+      <w:proofErr w:type="gramStart"/>
+      <w:r>
+        <w:lastRenderedPageBreak/>
+        <w:t>becomes</w:t>
+      </w:r>
+      <w:proofErr w:type="gramEnd"/>
+    </w:p>
+    <w:p>
+      <w:pPr>
+        <w:pStyle w:val="HTMLPreformatted"/>
+      </w:pPr>
+      <w:r>
+        <w:rPr>
+          <w:rStyle w:val="HTMLCode"/>
+        </w:rPr>
+        <w:t>96px</w:t>
+      </w:r>
+    </w:p>
+    <w:p>
+      <w:pPr>
+        <w:pStyle w:val="NormalWeb"/>
+      </w:pPr>
+      <w:r>
+        <w:t>On a smaller laptop:</w:t>
+      </w:r>
+    </w:p>
+    <w:p>
+      <w:pPr>
+        <w:pStyle w:val="HTMLPreformatted"/>
+      </w:pPr>
+      <w:r>
+        <w:rPr>
+          <w:rStyle w:val="HTMLCode"/>
+        </w:rPr>
+        <w:t>900px</w:t>
+      </w:r>
+    </w:p>
+    <w:p>
+      <w:pPr>
+        <w:pStyle w:val="NormalWeb"/>
+      </w:pPr>
+      <w:proofErr w:type="gramStart"/>
+      <w:r>
+        <w:t>it</w:t>
+      </w:r>
+      <w:proofErr w:type="gramEnd"/>
+      <w:r>
+        <w:t xml:space="preserve"> automatically becomes</w:t>
+      </w:r>
+    </w:p>
+    <w:p>
+      <w:pPr>
+        <w:pStyle w:val="HTMLPreformatted"/>
+      </w:pPr>
+      <w:r>
+        <w:rPr>
+          <w:rStyle w:val="HTMLCode"/>
+        </w:rPr>
+        <w:t>72px</w:t>
+      </w:r>
+    </w:p>
+    <w:p>
+      <w:pPr>
+        <w:pStyle w:val="NormalWeb"/>
+      </w:pPr>
+      <w:r>
+        <w:t>Using percentages for horizontal spacing helps layouts adapt naturally to different screen sizes.</w:t>
       </w:r>
     </w:p>
     <w:p/>
@@ -6605,6 +11071,155 @@
     </w:lvl>
   </w:abstractNum>
   <w:abstractNum w:abstractNumId="1">
+    <w:nsid w:val="09D96EB6"/>
+    <w:multiLevelType w:val="multilevel"/>
+    <w:tmpl w:val="09D44F7E"/>
+    <w:lvl w:ilvl="0">
+      <w:start w:val="1"/>
+      <w:numFmt w:val="bullet"/>
+      <w:lvlText w:val=""/>
+      <w:lvlJc w:val="left"/>
+      <w:pPr>
+        <w:tabs>
+          <w:tab w:val="num" w:pos="720"/>
+        </w:tabs>
+        <w:ind w:left="720" w:hanging="360"/>
+      </w:pPr>
+      <w:rPr>
+        <w:rFonts w:ascii="Symbol" w:hAnsi="Symbol" w:hint="default"/>
+        <w:sz w:val="20"/>
+      </w:rPr>
+    </w:lvl>
+    <w:lvl w:ilvl="1" w:tentative="1">
+      <w:start w:val="1"/>
+      <w:numFmt w:val="bullet"/>
+      <w:lvlText w:val="o"/>
+      <w:lvlJc w:val="left"/>
+      <w:pPr>
+        <w:tabs>
+          <w:tab w:val="num" w:pos="1440"/>
+        </w:tabs>
+        <w:ind w:left="1440" w:hanging="360"/>
+      </w:pPr>
+      <w:rPr>
+        <w:rFonts w:ascii="Courier New" w:hAnsi="Courier New" w:hint="default"/>
+        <w:sz w:val="20"/>
+      </w:rPr>
+    </w:lvl>
+    <w:lvl w:ilvl="2" w:tentative="1">
+      <w:start w:val="1"/>
+      <w:numFmt w:val="bullet"/>
+      <w:lvlText w:val=""/>
+      <w:lvlJc w:val="left"/>
+      <w:pPr>
+        <w:tabs>
+          <w:tab w:val="num" w:pos="2160"/>
+        </w:tabs>
+        <w:ind w:left="2160" w:hanging="360"/>
+      </w:pPr>
+      <w:rPr>
+        <w:rFonts w:ascii="Wingdings" w:hAnsi="Wingdings" w:hint="default"/>
+        <w:sz w:val="20"/>
+      </w:rPr>
+    </w:lvl>
+    <w:lvl w:ilvl="3" w:tentative="1">
+      <w:start w:val="1"/>
+      <w:numFmt w:val="bullet"/>
+      <w:lvlText w:val=""/>
+      <w:lvlJc w:val="left"/>
+      <w:pPr>
+        <w:tabs>
+          <w:tab w:val="num" w:pos="2880"/>
+        </w:tabs>
+        <w:ind w:left="2880" w:hanging="360"/>
+      </w:pPr>
+      <w:rPr>
+        <w:rFonts w:ascii="Wingdings" w:hAnsi="Wingdings" w:hint="default"/>
+        <w:sz w:val="20"/>
+      </w:rPr>
+    </w:lvl>
+    <w:lvl w:ilvl="4" w:tentative="1">
+      <w:start w:val="1"/>
+      <w:numFmt w:val="bullet"/>
+      <w:lvlText w:val=""/>
+      <w:lvlJc w:val="left"/>
+      <w:pPr>
+        <w:tabs>
+          <w:tab w:val="num" w:pos="3600"/>
+        </w:tabs>
+        <w:ind w:left="3600" w:hanging="360"/>
+      </w:pPr>
+      <w:rPr>
+        <w:rFonts w:ascii="Wingdings" w:hAnsi="Wingdings" w:hint="default"/>
+        <w:sz w:val="20"/>
+      </w:rPr>
+    </w:lvl>
+    <w:lvl w:ilvl="5" w:tentative="1">
+      <w:start w:val="1"/>
+      <w:numFmt w:val="bullet"/>
+      <w:lvlText w:val=""/>
+      <w:lvlJc w:val="left"/>
+      <w:pPr>
+        <w:tabs>
+          <w:tab w:val="num" w:pos="4320"/>
+        </w:tabs>
+        <w:ind w:left="4320" w:hanging="360"/>
+      </w:pPr>
+      <w:rPr>
+        <w:rFonts w:ascii="Wingdings" w:hAnsi="Wingdings" w:hint="default"/>
+        <w:sz w:val="20"/>
+      </w:rPr>
+    </w:lvl>
+    <w:lvl w:ilvl="6" w:tentative="1">
+      <w:start w:val="1"/>
+      <w:numFmt w:val="bullet"/>
+      <w:lvlText w:val=""/>
+      <w:lvlJc w:val="left"/>
+      <w:pPr>
+        <w:tabs>
+          <w:tab w:val="num" w:pos="5040"/>
+        </w:tabs>
+        <w:ind w:left="5040" w:hanging="360"/>
+      </w:pPr>
+      <w:rPr>
+        <w:rFonts w:ascii="Wingdings" w:hAnsi="Wingdings" w:hint="default"/>
+        <w:sz w:val="20"/>
+      </w:rPr>
+    </w:lvl>
+    <w:lvl w:ilvl="7" w:tentative="1">
+      <w:start w:val="1"/>
+      <w:numFmt w:val="bullet"/>
+      <w:lvlText w:val=""/>
+      <w:lvlJc w:val="left"/>
+      <w:pPr>
+        <w:tabs>
+          <w:tab w:val="num" w:pos="5760"/>
+        </w:tabs>
+        <w:ind w:left="5760" w:hanging="360"/>
+      </w:pPr>
+      <w:rPr>
+        <w:rFonts w:ascii="Wingdings" w:hAnsi="Wingdings" w:hint="default"/>
+        <w:sz w:val="20"/>
+      </w:rPr>
+    </w:lvl>
+    <w:lvl w:ilvl="8" w:tentative="1">
+      <w:start w:val="1"/>
+      <w:numFmt w:val="bullet"/>
+      <w:lvlText w:val=""/>
+      <w:lvlJc w:val="left"/>
+      <w:pPr>
+        <w:tabs>
+          <w:tab w:val="num" w:pos="6480"/>
+        </w:tabs>
+        <w:ind w:left="6480" w:hanging="360"/>
+      </w:pPr>
+      <w:rPr>
+        <w:rFonts w:ascii="Wingdings" w:hAnsi="Wingdings" w:hint="default"/>
+        <w:sz w:val="20"/>
+      </w:rPr>
+    </w:lvl>
+  </w:abstractNum>
+  <w:abstractNum w:abstractNumId="2">
     <w:nsid w:val="0C1F3FEA"/>
     <w:multiLevelType w:val="multilevel"/>
     <w:tmpl w:val="81460396"/>
@@ -6753,7 +11368,7 @@
       </w:rPr>
     </w:lvl>
   </w:abstractNum>
-  <w:abstractNum w:abstractNumId="2">
+  <w:abstractNum w:abstractNumId="3">
     <w:nsid w:val="1692196A"/>
     <w:multiLevelType w:val="multilevel"/>
     <w:tmpl w:val="5A363282"/>
@@ -6902,7 +11517,7 @@
       </w:rPr>
     </w:lvl>
   </w:abstractNum>
-  <w:abstractNum w:abstractNumId="3">
+  <w:abstractNum w:abstractNumId="4">
     <w:nsid w:val="22BB0B73"/>
     <w:multiLevelType w:val="multilevel"/>
     <w:tmpl w:val="FB1ABE08"/>
@@ -7051,7 +11666,7 @@
       </w:rPr>
     </w:lvl>
   </w:abstractNum>
-  <w:abstractNum w:abstractNumId="4">
+  <w:abstractNum w:abstractNumId="5">
     <w:nsid w:val="235B1560"/>
     <w:multiLevelType w:val="multilevel"/>
     <w:tmpl w:val="81460396"/>
@@ -7200,7 +11815,7 @@
       </w:rPr>
     </w:lvl>
   </w:abstractNum>
-  <w:abstractNum w:abstractNumId="5">
+  <w:abstractNum w:abstractNumId="6">
     <w:nsid w:val="29D045D9"/>
     <w:multiLevelType w:val="multilevel"/>
     <w:tmpl w:val="81460396"/>
@@ -7349,7 +11964,7 @@
       </w:rPr>
     </w:lvl>
   </w:abstractNum>
-  <w:abstractNum w:abstractNumId="6">
+  <w:abstractNum w:abstractNumId="7">
     <w:nsid w:val="2BCC7141"/>
     <w:multiLevelType w:val="multilevel"/>
     <w:tmpl w:val="81460396"/>
@@ -7498,7 +12113,7 @@
       </w:rPr>
     </w:lvl>
   </w:abstractNum>
-  <w:abstractNum w:abstractNumId="7">
+  <w:abstractNum w:abstractNumId="8">
     <w:nsid w:val="30A85204"/>
     <w:multiLevelType w:val="multilevel"/>
     <w:tmpl w:val="81460396"/>
@@ -7647,7 +12262,7 @@
       </w:rPr>
     </w:lvl>
   </w:abstractNum>
-  <w:abstractNum w:abstractNumId="8">
+  <w:abstractNum w:abstractNumId="9">
     <w:nsid w:val="366E6260"/>
     <w:multiLevelType w:val="multilevel"/>
     <w:tmpl w:val="81460396"/>
@@ -7796,7 +12411,7 @@
       </w:rPr>
     </w:lvl>
   </w:abstractNum>
-  <w:abstractNum w:abstractNumId="9">
+  <w:abstractNum w:abstractNumId="10">
     <w:nsid w:val="38682C80"/>
     <w:multiLevelType w:val="multilevel"/>
     <w:tmpl w:val="81460396"/>
@@ -7945,7 +12560,7 @@
       </w:rPr>
     </w:lvl>
   </w:abstractNum>
-  <w:abstractNum w:abstractNumId="10">
+  <w:abstractNum w:abstractNumId="11">
     <w:nsid w:val="3C8D22D7"/>
     <w:multiLevelType w:val="multilevel"/>
     <w:tmpl w:val="74EE65FA"/>
@@ -8094,7 +12709,7 @@
       </w:rPr>
     </w:lvl>
   </w:abstractNum>
-  <w:abstractNum w:abstractNumId="11">
+  <w:abstractNum w:abstractNumId="12">
     <w:nsid w:val="452D142D"/>
     <w:multiLevelType w:val="multilevel"/>
     <w:tmpl w:val="81460396"/>
@@ -8243,7 +12858,7 @@
       </w:rPr>
     </w:lvl>
   </w:abstractNum>
-  <w:abstractNum w:abstractNumId="12">
+  <w:abstractNum w:abstractNumId="13">
     <w:nsid w:val="46CE1178"/>
     <w:multiLevelType w:val="multilevel"/>
     <w:tmpl w:val="94A4EB10"/>
@@ -8392,7 +13007,156 @@
       </w:rPr>
     </w:lvl>
   </w:abstractNum>
-  <w:abstractNum w:abstractNumId="13">
+  <w:abstractNum w:abstractNumId="14">
+    <w:nsid w:val="485B0FB9"/>
+    <w:multiLevelType w:val="multilevel"/>
+    <w:tmpl w:val="C74E828A"/>
+    <w:lvl w:ilvl="0">
+      <w:start w:val="1"/>
+      <w:numFmt w:val="bullet"/>
+      <w:lvlText w:val=""/>
+      <w:lvlJc w:val="left"/>
+      <w:pPr>
+        <w:tabs>
+          <w:tab w:val="num" w:pos="720"/>
+        </w:tabs>
+        <w:ind w:left="720" w:hanging="360"/>
+      </w:pPr>
+      <w:rPr>
+        <w:rFonts w:ascii="Symbol" w:hAnsi="Symbol" w:hint="default"/>
+        <w:sz w:val="20"/>
+      </w:rPr>
+    </w:lvl>
+    <w:lvl w:ilvl="1" w:tentative="1">
+      <w:start w:val="1"/>
+      <w:numFmt w:val="bullet"/>
+      <w:lvlText w:val="o"/>
+      <w:lvlJc w:val="left"/>
+      <w:pPr>
+        <w:tabs>
+          <w:tab w:val="num" w:pos="1440"/>
+        </w:tabs>
+        <w:ind w:left="1440" w:hanging="360"/>
+      </w:pPr>
+      <w:rPr>
+        <w:rFonts w:ascii="Courier New" w:hAnsi="Courier New" w:hint="default"/>
+        <w:sz w:val="20"/>
+      </w:rPr>
+    </w:lvl>
+    <w:lvl w:ilvl="2" w:tentative="1">
+      <w:start w:val="1"/>
+      <w:numFmt w:val="bullet"/>
+      <w:lvlText w:val=""/>
+      <w:lvlJc w:val="left"/>
+      <w:pPr>
+        <w:tabs>
+          <w:tab w:val="num" w:pos="2160"/>
+        </w:tabs>
+        <w:ind w:left="2160" w:hanging="360"/>
+      </w:pPr>
+      <w:rPr>
+        <w:rFonts w:ascii="Wingdings" w:hAnsi="Wingdings" w:hint="default"/>
+        <w:sz w:val="20"/>
+      </w:rPr>
+    </w:lvl>
+    <w:lvl w:ilvl="3" w:tentative="1">
+      <w:start w:val="1"/>
+      <w:numFmt w:val="bullet"/>
+      <w:lvlText w:val=""/>
+      <w:lvlJc w:val="left"/>
+      <w:pPr>
+        <w:tabs>
+          <w:tab w:val="num" w:pos="2880"/>
+        </w:tabs>
+        <w:ind w:left="2880" w:hanging="360"/>
+      </w:pPr>
+      <w:rPr>
+        <w:rFonts w:ascii="Wingdings" w:hAnsi="Wingdings" w:hint="default"/>
+        <w:sz w:val="20"/>
+      </w:rPr>
+    </w:lvl>
+    <w:lvl w:ilvl="4" w:tentative="1">
+      <w:start w:val="1"/>
+      <w:numFmt w:val="bullet"/>
+      <w:lvlText w:val=""/>
+      <w:lvlJc w:val="left"/>
+      <w:pPr>
+        <w:tabs>
+          <w:tab w:val="num" w:pos="3600"/>
+        </w:tabs>
+        <w:ind w:left="3600" w:hanging="360"/>
+      </w:pPr>
+      <w:rPr>
+        <w:rFonts w:ascii="Wingdings" w:hAnsi="Wingdings" w:hint="default"/>
+        <w:sz w:val="20"/>
+      </w:rPr>
+    </w:lvl>
+    <w:lvl w:ilvl="5" w:tentative="1">
+      <w:start w:val="1"/>
+      <w:numFmt w:val="bullet"/>
+      <w:lvlText w:val=""/>
+      <w:lvlJc w:val="left"/>
+      <w:pPr>
+        <w:tabs>
+          <w:tab w:val="num" w:pos="4320"/>
+        </w:tabs>
+        <w:ind w:left="4320" w:hanging="360"/>
+      </w:pPr>
+      <w:rPr>
+        <w:rFonts w:ascii="Wingdings" w:hAnsi="Wingdings" w:hint="default"/>
+        <w:sz w:val="20"/>
+      </w:rPr>
+    </w:lvl>
+    <w:lvl w:ilvl="6" w:tentative="1">
+      <w:start w:val="1"/>
+      <w:numFmt w:val="bullet"/>
+      <w:lvlText w:val=""/>
+      <w:lvlJc w:val="left"/>
+      <w:pPr>
+        <w:tabs>
+          <w:tab w:val="num" w:pos="5040"/>
+        </w:tabs>
+        <w:ind w:left="5040" w:hanging="360"/>
+      </w:pPr>
+      <w:rPr>
+        <w:rFonts w:ascii="Wingdings" w:hAnsi="Wingdings" w:hint="default"/>
+        <w:sz w:val="20"/>
+      </w:rPr>
+    </w:lvl>
+    <w:lvl w:ilvl="7" w:tentative="1">
+      <w:start w:val="1"/>
+      <w:numFmt w:val="bullet"/>
+      <w:lvlText w:val=""/>
+      <w:lvlJc w:val="left"/>
+      <w:pPr>
+        <w:tabs>
+          <w:tab w:val="num" w:pos="5760"/>
+        </w:tabs>
+        <w:ind w:left="5760" w:hanging="360"/>
+      </w:pPr>
+      <w:rPr>
+        <w:rFonts w:ascii="Wingdings" w:hAnsi="Wingdings" w:hint="default"/>
+        <w:sz w:val="20"/>
+      </w:rPr>
+    </w:lvl>
+    <w:lvl w:ilvl="8" w:tentative="1">
+      <w:start w:val="1"/>
+      <w:numFmt w:val="bullet"/>
+      <w:lvlText w:val=""/>
+      <w:lvlJc w:val="left"/>
+      <w:pPr>
+        <w:tabs>
+          <w:tab w:val="num" w:pos="6480"/>
+        </w:tabs>
+        <w:ind w:left="6480" w:hanging="360"/>
+      </w:pPr>
+      <w:rPr>
+        <w:rFonts w:ascii="Wingdings" w:hAnsi="Wingdings" w:hint="default"/>
+        <w:sz w:val="20"/>
+      </w:rPr>
+    </w:lvl>
+  </w:abstractNum>
+  <w:abstractNum w:abstractNumId="15">
     <w:nsid w:val="534A0EE2"/>
     <w:multiLevelType w:val="multilevel"/>
     <w:tmpl w:val="43163450"/>
@@ -8541,7 +13305,7 @@
       </w:rPr>
     </w:lvl>
   </w:abstractNum>
-  <w:abstractNum w:abstractNumId="14">
+  <w:abstractNum w:abstractNumId="16">
     <w:nsid w:val="53DA17D5"/>
     <w:multiLevelType w:val="multilevel"/>
     <w:tmpl w:val="D302AC22"/>
@@ -8690,7 +13454,156 @@
       </w:rPr>
     </w:lvl>
   </w:abstractNum>
-  <w:abstractNum w:abstractNumId="15">
+  <w:abstractNum w:abstractNumId="17">
+    <w:nsid w:val="549E7076"/>
+    <w:multiLevelType w:val="multilevel"/>
+    <w:tmpl w:val="6F9C5376"/>
+    <w:lvl w:ilvl="0">
+      <w:start w:val="1"/>
+      <w:numFmt w:val="bullet"/>
+      <w:lvlText w:val=""/>
+      <w:lvlJc w:val="left"/>
+      <w:pPr>
+        <w:tabs>
+          <w:tab w:val="num" w:pos="720"/>
+        </w:tabs>
+        <w:ind w:left="720" w:hanging="360"/>
+      </w:pPr>
+      <w:rPr>
+        <w:rFonts w:ascii="Symbol" w:hAnsi="Symbol" w:hint="default"/>
+        <w:sz w:val="20"/>
+      </w:rPr>
+    </w:lvl>
+    <w:lvl w:ilvl="1" w:tentative="1">
+      <w:start w:val="1"/>
+      <w:numFmt w:val="bullet"/>
+      <w:lvlText w:val="o"/>
+      <w:lvlJc w:val="left"/>
+      <w:pPr>
+        <w:tabs>
+          <w:tab w:val="num" w:pos="1440"/>
+        </w:tabs>
+        <w:ind w:left="1440" w:hanging="360"/>
+      </w:pPr>
+      <w:rPr>
+        <w:rFonts w:ascii="Courier New" w:hAnsi="Courier New" w:hint="default"/>
+        <w:sz w:val="20"/>
+      </w:rPr>
+    </w:lvl>
+    <w:lvl w:ilvl="2" w:tentative="1">
+      <w:start w:val="1"/>
+      <w:numFmt w:val="bullet"/>
+      <w:lvlText w:val=""/>
+      <w:lvlJc w:val="left"/>
+      <w:pPr>
+        <w:tabs>
+          <w:tab w:val="num" w:pos="2160"/>
+        </w:tabs>
+        <w:ind w:left="2160" w:hanging="360"/>
+      </w:pPr>
+      <w:rPr>
+        <w:rFonts w:ascii="Wingdings" w:hAnsi="Wingdings" w:hint="default"/>
+        <w:sz w:val="20"/>
+      </w:rPr>
+    </w:lvl>
+    <w:lvl w:ilvl="3" w:tentative="1">
+      <w:start w:val="1"/>
+      <w:numFmt w:val="bullet"/>
+      <w:lvlText w:val=""/>
+      <w:lvlJc w:val="left"/>
+      <w:pPr>
+        <w:tabs>
+          <w:tab w:val="num" w:pos="2880"/>
+        </w:tabs>
+        <w:ind w:left="2880" w:hanging="360"/>
+      </w:pPr>
+      <w:rPr>
+        <w:rFonts w:ascii="Wingdings" w:hAnsi="Wingdings" w:hint="default"/>
+        <w:sz w:val="20"/>
+      </w:rPr>
+    </w:lvl>
+    <w:lvl w:ilvl="4" w:tentative="1">
+      <w:start w:val="1"/>
+      <w:numFmt w:val="bullet"/>
+      <w:lvlText w:val=""/>
+      <w:lvlJc w:val="left"/>
+      <w:pPr>
+        <w:tabs>
+          <w:tab w:val="num" w:pos="3600"/>
+        </w:tabs>
+        <w:ind w:left="3600" w:hanging="360"/>
+      </w:pPr>
+      <w:rPr>
+        <w:rFonts w:ascii="Wingdings" w:hAnsi="Wingdings" w:hint="default"/>
+        <w:sz w:val="20"/>
+      </w:rPr>
+    </w:lvl>
+    <w:lvl w:ilvl="5" w:tentative="1">
+      <w:start w:val="1"/>
+      <w:numFmt w:val="bullet"/>
+      <w:lvlText w:val=""/>
+      <w:lvlJc w:val="left"/>
+      <w:pPr>
+        <w:tabs>
+          <w:tab w:val="num" w:pos="4320"/>
+        </w:tabs>
+        <w:ind w:left="4320" w:hanging="360"/>
+      </w:pPr>
+      <w:rPr>
+        <w:rFonts w:ascii="Wingdings" w:hAnsi="Wingdings" w:hint="default"/>
+        <w:sz w:val="20"/>
+      </w:rPr>
+    </w:lvl>
+    <w:lvl w:ilvl="6" w:tentative="1">
+      <w:start w:val="1"/>
+      <w:numFmt w:val="bullet"/>
+      <w:lvlText w:val=""/>
+      <w:lvlJc w:val="left"/>
+      <w:pPr>
+        <w:tabs>
+          <w:tab w:val="num" w:pos="5040"/>
+        </w:tabs>
+        <w:ind w:left="5040" w:hanging="360"/>
+      </w:pPr>
+      <w:rPr>
+        <w:rFonts w:ascii="Wingdings" w:hAnsi="Wingdings" w:hint="default"/>
+        <w:sz w:val="20"/>
+      </w:rPr>
+    </w:lvl>
+    <w:lvl w:ilvl="7" w:tentative="1">
+      <w:start w:val="1"/>
+      <w:numFmt w:val="bullet"/>
+      <w:lvlText w:val=""/>
+      <w:lvlJc w:val="left"/>
+      <w:pPr>
+        <w:tabs>
+          <w:tab w:val="num" w:pos="5760"/>
+        </w:tabs>
+        <w:ind w:left="5760" w:hanging="360"/>
+      </w:pPr>
+      <w:rPr>
+        <w:rFonts w:ascii="Wingdings" w:hAnsi="Wingdings" w:hint="default"/>
+        <w:sz w:val="20"/>
+      </w:rPr>
+    </w:lvl>
+    <w:lvl w:ilvl="8" w:tentative="1">
+      <w:start w:val="1"/>
+      <w:numFmt w:val="bullet"/>
+      <w:lvlText w:val=""/>
+      <w:lvlJc w:val="left"/>
+      <w:pPr>
+        <w:tabs>
+          <w:tab w:val="num" w:pos="6480"/>
+        </w:tabs>
+        <w:ind w:left="6480" w:hanging="360"/>
+      </w:pPr>
+      <w:rPr>
+        <w:rFonts w:ascii="Wingdings" w:hAnsi="Wingdings" w:hint="default"/>
+        <w:sz w:val="20"/>
+      </w:rPr>
+    </w:lvl>
+  </w:abstractNum>
+  <w:abstractNum w:abstractNumId="18">
     <w:nsid w:val="55E16BEC"/>
     <w:multiLevelType w:val="multilevel"/>
     <w:tmpl w:val="11CAB034"/>
@@ -8839,7 +13752,7 @@
       </w:rPr>
     </w:lvl>
   </w:abstractNum>
-  <w:abstractNum w:abstractNumId="16">
+  <w:abstractNum w:abstractNumId="19">
     <w:nsid w:val="56DE5456"/>
     <w:multiLevelType w:val="hybridMultilevel"/>
     <w:tmpl w:val="548AC8C6"/>
@@ -8929,7 +13842,7 @@
       </w:pPr>
     </w:lvl>
   </w:abstractNum>
-  <w:abstractNum w:abstractNumId="17">
+  <w:abstractNum w:abstractNumId="20">
     <w:nsid w:val="5E756958"/>
     <w:multiLevelType w:val="multilevel"/>
     <w:tmpl w:val="81460396"/>
@@ -9078,7 +13991,156 @@
       </w:rPr>
     </w:lvl>
   </w:abstractNum>
-  <w:abstractNum w:abstractNumId="18">
+  <w:abstractNum w:abstractNumId="21">
+    <w:nsid w:val="622908D0"/>
+    <w:multiLevelType w:val="multilevel"/>
+    <w:tmpl w:val="A8766426"/>
+    <w:lvl w:ilvl="0">
+      <w:start w:val="1"/>
+      <w:numFmt w:val="bullet"/>
+      <w:lvlText w:val=""/>
+      <w:lvlJc w:val="left"/>
+      <w:pPr>
+        <w:tabs>
+          <w:tab w:val="num" w:pos="720"/>
+        </w:tabs>
+        <w:ind w:left="720" w:hanging="360"/>
+      </w:pPr>
+      <w:rPr>
+        <w:rFonts w:ascii="Symbol" w:hAnsi="Symbol" w:hint="default"/>
+        <w:sz w:val="20"/>
+      </w:rPr>
+    </w:lvl>
+    <w:lvl w:ilvl="1" w:tentative="1">
+      <w:start w:val="1"/>
+      <w:numFmt w:val="bullet"/>
+      <w:lvlText w:val="o"/>
+      <w:lvlJc w:val="left"/>
+      <w:pPr>
+        <w:tabs>
+          <w:tab w:val="num" w:pos="1440"/>
+        </w:tabs>
+        <w:ind w:left="1440" w:hanging="360"/>
+      </w:pPr>
+      <w:rPr>
+        <w:rFonts w:ascii="Courier New" w:hAnsi="Courier New" w:hint="default"/>
+        <w:sz w:val="20"/>
+      </w:rPr>
+    </w:lvl>
+    <w:lvl w:ilvl="2" w:tentative="1">
+      <w:start w:val="1"/>
+      <w:numFmt w:val="bullet"/>
+      <w:lvlText w:val=""/>
+      <w:lvlJc w:val="left"/>
+      <w:pPr>
+        <w:tabs>
+          <w:tab w:val="num" w:pos="2160"/>
+        </w:tabs>
+        <w:ind w:left="2160" w:hanging="360"/>
+      </w:pPr>
+      <w:rPr>
+        <w:rFonts w:ascii="Wingdings" w:hAnsi="Wingdings" w:hint="default"/>
+        <w:sz w:val="20"/>
+      </w:rPr>
+    </w:lvl>
+    <w:lvl w:ilvl="3" w:tentative="1">
+      <w:start w:val="1"/>
+      <w:numFmt w:val="bullet"/>
+      <w:lvlText w:val=""/>
+      <w:lvlJc w:val="left"/>
+      <w:pPr>
+        <w:tabs>
+          <w:tab w:val="num" w:pos="2880"/>
+        </w:tabs>
+        <w:ind w:left="2880" w:hanging="360"/>
+      </w:pPr>
+      <w:rPr>
+        <w:rFonts w:ascii="Wingdings" w:hAnsi="Wingdings" w:hint="default"/>
+        <w:sz w:val="20"/>
+      </w:rPr>
+    </w:lvl>
+    <w:lvl w:ilvl="4" w:tentative="1">
+      <w:start w:val="1"/>
+      <w:numFmt w:val="bullet"/>
+      <w:lvlText w:val=""/>
+      <w:lvlJc w:val="left"/>
+      <w:pPr>
+        <w:tabs>
+          <w:tab w:val="num" w:pos="3600"/>
+        </w:tabs>
+        <w:ind w:left="3600" w:hanging="360"/>
+      </w:pPr>
+      <w:rPr>
+        <w:rFonts w:ascii="Wingdings" w:hAnsi="Wingdings" w:hint="default"/>
+        <w:sz w:val="20"/>
+      </w:rPr>
+    </w:lvl>
+    <w:lvl w:ilvl="5" w:tentative="1">
+      <w:start w:val="1"/>
+      <w:numFmt w:val="bullet"/>
+      <w:lvlText w:val=""/>
+      <w:lvlJc w:val="left"/>
+      <w:pPr>
+        <w:tabs>
+          <w:tab w:val="num" w:pos="4320"/>
+        </w:tabs>
+        <w:ind w:left="4320" w:hanging="360"/>
+      </w:pPr>
+      <w:rPr>
+        <w:rFonts w:ascii="Wingdings" w:hAnsi="Wingdings" w:hint="default"/>
+        <w:sz w:val="20"/>
+      </w:rPr>
+    </w:lvl>
+    <w:lvl w:ilvl="6" w:tentative="1">
+      <w:start w:val="1"/>
+      <w:numFmt w:val="bullet"/>
+      <w:lvlText w:val=""/>
+      <w:lvlJc w:val="left"/>
+      <w:pPr>
+        <w:tabs>
+          <w:tab w:val="num" w:pos="5040"/>
+        </w:tabs>
+        <w:ind w:left="5040" w:hanging="360"/>
+      </w:pPr>
+      <w:rPr>
+        <w:rFonts w:ascii="Wingdings" w:hAnsi="Wingdings" w:hint="default"/>
+        <w:sz w:val="20"/>
+      </w:rPr>
+    </w:lvl>
+    <w:lvl w:ilvl="7" w:tentative="1">
+      <w:start w:val="1"/>
+      <w:numFmt w:val="bullet"/>
+      <w:lvlText w:val=""/>
+      <w:lvlJc w:val="left"/>
+      <w:pPr>
+        <w:tabs>
+          <w:tab w:val="num" w:pos="5760"/>
+        </w:tabs>
+        <w:ind w:left="5760" w:hanging="360"/>
+      </w:pPr>
+      <w:rPr>
+        <w:rFonts w:ascii="Wingdings" w:hAnsi="Wingdings" w:hint="default"/>
+        <w:sz w:val="20"/>
+      </w:rPr>
+    </w:lvl>
+    <w:lvl w:ilvl="8" w:tentative="1">
+      <w:start w:val="1"/>
+      <w:numFmt w:val="bullet"/>
+      <w:lvlText w:val=""/>
+      <w:lvlJc w:val="left"/>
+      <w:pPr>
+        <w:tabs>
+          <w:tab w:val="num" w:pos="6480"/>
+        </w:tabs>
+        <w:ind w:left="6480" w:hanging="360"/>
+      </w:pPr>
+      <w:rPr>
+        <w:rFonts w:ascii="Wingdings" w:hAnsi="Wingdings" w:hint="default"/>
+        <w:sz w:val="20"/>
+      </w:rPr>
+    </w:lvl>
+  </w:abstractNum>
+  <w:abstractNum w:abstractNumId="22">
     <w:nsid w:val="6AB02E96"/>
     <w:multiLevelType w:val="multilevel"/>
     <w:tmpl w:val="EF3EC056"/>
@@ -9227,7 +14289,7 @@
       </w:rPr>
     </w:lvl>
   </w:abstractNum>
-  <w:abstractNum w:abstractNumId="19">
+  <w:abstractNum w:abstractNumId="23">
     <w:nsid w:val="6BB30C90"/>
     <w:multiLevelType w:val="multilevel"/>
     <w:tmpl w:val="5CB64B0A"/>
@@ -9376,7 +14438,156 @@
       </w:rPr>
     </w:lvl>
   </w:abstractNum>
-  <w:abstractNum w:abstractNumId="20">
+  <w:abstractNum w:abstractNumId="24">
+    <w:nsid w:val="6C8D1F21"/>
+    <w:multiLevelType w:val="multilevel"/>
+    <w:tmpl w:val="E5488DCA"/>
+    <w:lvl w:ilvl="0">
+      <w:start w:val="1"/>
+      <w:numFmt w:val="bullet"/>
+      <w:lvlText w:val=""/>
+      <w:lvlJc w:val="left"/>
+      <w:pPr>
+        <w:tabs>
+          <w:tab w:val="num" w:pos="720"/>
+        </w:tabs>
+        <w:ind w:left="720" w:hanging="360"/>
+      </w:pPr>
+      <w:rPr>
+        <w:rFonts w:ascii="Symbol" w:hAnsi="Symbol" w:hint="default"/>
+        <w:sz w:val="20"/>
+      </w:rPr>
+    </w:lvl>
+    <w:lvl w:ilvl="1" w:tentative="1">
+      <w:start w:val="1"/>
+      <w:numFmt w:val="bullet"/>
+      <w:lvlText w:val="o"/>
+      <w:lvlJc w:val="left"/>
+      <w:pPr>
+        <w:tabs>
+          <w:tab w:val="num" w:pos="1440"/>
+        </w:tabs>
+        <w:ind w:left="1440" w:hanging="360"/>
+      </w:pPr>
+      <w:rPr>
+        <w:rFonts w:ascii="Courier New" w:hAnsi="Courier New" w:hint="default"/>
+        <w:sz w:val="20"/>
+      </w:rPr>
+    </w:lvl>
+    <w:lvl w:ilvl="2" w:tentative="1">
+      <w:start w:val="1"/>
+      <w:numFmt w:val="bullet"/>
+      <w:lvlText w:val=""/>
+      <w:lvlJc w:val="left"/>
+      <w:pPr>
+        <w:tabs>
+          <w:tab w:val="num" w:pos="2160"/>
+        </w:tabs>
+        <w:ind w:left="2160" w:hanging="360"/>
+      </w:pPr>
+      <w:rPr>
+        <w:rFonts w:ascii="Wingdings" w:hAnsi="Wingdings" w:hint="default"/>
+        <w:sz w:val="20"/>
+      </w:rPr>
+    </w:lvl>
+    <w:lvl w:ilvl="3" w:tentative="1">
+      <w:start w:val="1"/>
+      <w:numFmt w:val="bullet"/>
+      <w:lvlText w:val=""/>
+      <w:lvlJc w:val="left"/>
+      <w:pPr>
+        <w:tabs>
+          <w:tab w:val="num" w:pos="2880"/>
+        </w:tabs>
+        <w:ind w:left="2880" w:hanging="360"/>
+      </w:pPr>
+      <w:rPr>
+        <w:rFonts w:ascii="Wingdings" w:hAnsi="Wingdings" w:hint="default"/>
+        <w:sz w:val="20"/>
+      </w:rPr>
+    </w:lvl>
+    <w:lvl w:ilvl="4" w:tentative="1">
+      <w:start w:val="1"/>
+      <w:numFmt w:val="bullet"/>
+      <w:lvlText w:val=""/>
+      <w:lvlJc w:val="left"/>
+      <w:pPr>
+        <w:tabs>
+          <w:tab w:val="num" w:pos="3600"/>
+        </w:tabs>
+        <w:ind w:left="3600" w:hanging="360"/>
+      </w:pPr>
+      <w:rPr>
+        <w:rFonts w:ascii="Wingdings" w:hAnsi="Wingdings" w:hint="default"/>
+        <w:sz w:val="20"/>
+      </w:rPr>
+    </w:lvl>
+    <w:lvl w:ilvl="5" w:tentative="1">
+      <w:start w:val="1"/>
+      <w:numFmt w:val="bullet"/>
+      <w:lvlText w:val=""/>
+      <w:lvlJc w:val="left"/>
+      <w:pPr>
+        <w:tabs>
+          <w:tab w:val="num" w:pos="4320"/>
+        </w:tabs>
+        <w:ind w:left="4320" w:hanging="360"/>
+      </w:pPr>
+      <w:rPr>
+        <w:rFonts w:ascii="Wingdings" w:hAnsi="Wingdings" w:hint="default"/>
+        <w:sz w:val="20"/>
+      </w:rPr>
+    </w:lvl>
+    <w:lvl w:ilvl="6" w:tentative="1">
+      <w:start w:val="1"/>
+      <w:numFmt w:val="bullet"/>
+      <w:lvlText w:val=""/>
+      <w:lvlJc w:val="left"/>
+      <w:pPr>
+        <w:tabs>
+          <w:tab w:val="num" w:pos="5040"/>
+        </w:tabs>
+        <w:ind w:left="5040" w:hanging="360"/>
+      </w:pPr>
+      <w:rPr>
+        <w:rFonts w:ascii="Wingdings" w:hAnsi="Wingdings" w:hint="default"/>
+        <w:sz w:val="20"/>
+      </w:rPr>
+    </w:lvl>
+    <w:lvl w:ilvl="7" w:tentative="1">
+      <w:start w:val="1"/>
+      <w:numFmt w:val="bullet"/>
+      <w:lvlText w:val=""/>
+      <w:lvlJc w:val="left"/>
+      <w:pPr>
+        <w:tabs>
+          <w:tab w:val="num" w:pos="5760"/>
+        </w:tabs>
+        <w:ind w:left="5760" w:hanging="360"/>
+      </w:pPr>
+      <w:rPr>
+        <w:rFonts w:ascii="Wingdings" w:hAnsi="Wingdings" w:hint="default"/>
+        <w:sz w:val="20"/>
+      </w:rPr>
+    </w:lvl>
+    <w:lvl w:ilvl="8" w:tentative="1">
+      <w:start w:val="1"/>
+      <w:numFmt w:val="bullet"/>
+      <w:lvlText w:val=""/>
+      <w:lvlJc w:val="left"/>
+      <w:pPr>
+        <w:tabs>
+          <w:tab w:val="num" w:pos="6480"/>
+        </w:tabs>
+        <w:ind w:left="6480" w:hanging="360"/>
+      </w:pPr>
+      <w:rPr>
+        <w:rFonts w:ascii="Wingdings" w:hAnsi="Wingdings" w:hint="default"/>
+        <w:sz w:val="20"/>
+      </w:rPr>
+    </w:lvl>
+  </w:abstractNum>
+  <w:abstractNum w:abstractNumId="25">
     <w:nsid w:val="6E592456"/>
     <w:multiLevelType w:val="multilevel"/>
     <w:tmpl w:val="81460396"/>
@@ -9525,7 +14736,7 @@
       </w:rPr>
     </w:lvl>
   </w:abstractNum>
-  <w:abstractNum w:abstractNumId="21">
+  <w:abstractNum w:abstractNumId="26">
     <w:nsid w:val="74874274"/>
     <w:multiLevelType w:val="multilevel"/>
     <w:tmpl w:val="2138B4C4"/>
@@ -9675,70 +14886,85 @@
     </w:lvl>
   </w:abstractNum>
   <w:num w:numId="1">
-    <w:abstractNumId w:val="16"/>
+    <w:abstractNumId w:val="19"/>
   </w:num>
   <w:num w:numId="2">
-    <w:abstractNumId w:val="4"/>
+    <w:abstractNumId w:val="5"/>
   </w:num>
   <w:num w:numId="3">
-    <w:abstractNumId w:val="5"/>
+    <w:abstractNumId w:val="6"/>
   </w:num>
   <w:num w:numId="4">
-    <w:abstractNumId w:val="6"/>
+    <w:abstractNumId w:val="7"/>
   </w:num>
   <w:num w:numId="5">
+    <w:abstractNumId w:val="9"/>
+  </w:num>
+  <w:num w:numId="6">
+    <w:abstractNumId w:val="12"/>
+  </w:num>
+  <w:num w:numId="7">
+    <w:abstractNumId w:val="2"/>
+  </w:num>
+  <w:num w:numId="8">
     <w:abstractNumId w:val="8"/>
   </w:num>
-  <w:num w:numId="6">
+  <w:num w:numId="9">
+    <w:abstractNumId w:val="20"/>
+  </w:num>
+  <w:num w:numId="10">
+    <w:abstractNumId w:val="10"/>
+  </w:num>
+  <w:num w:numId="11">
+    <w:abstractNumId w:val="25"/>
+  </w:num>
+  <w:num w:numId="12">
     <w:abstractNumId w:val="11"/>
   </w:num>
-  <w:num w:numId="7">
-    <w:abstractNumId w:val="1"/>
-  </w:num>
-  <w:num w:numId="8">
-    <w:abstractNumId w:val="7"/>
-  </w:num>
-  <w:num w:numId="9">
-    <w:abstractNumId w:val="17"/>
-  </w:num>
-  <w:num w:numId="10">
-    <w:abstractNumId w:val="9"/>
-  </w:num>
-  <w:num w:numId="11">
-    <w:abstractNumId w:val="20"/>
-  </w:num>
-  <w:num w:numId="12">
-    <w:abstractNumId w:val="10"/>
-  </w:num>
   <w:num w:numId="13">
-    <w:abstractNumId w:val="2"/>
+    <w:abstractNumId w:val="3"/>
   </w:num>
   <w:num w:numId="14">
-    <w:abstractNumId w:val="21"/>
+    <w:abstractNumId w:val="26"/>
   </w:num>
   <w:num w:numId="15">
+    <w:abstractNumId w:val="15"/>
+  </w:num>
+  <w:num w:numId="16">
     <w:abstractNumId w:val="13"/>
   </w:num>
-  <w:num w:numId="16">
-    <w:abstractNumId w:val="12"/>
-  </w:num>
   <w:num w:numId="17">
-    <w:abstractNumId w:val="19"/>
+    <w:abstractNumId w:val="23"/>
   </w:num>
   <w:num w:numId="18">
     <w:abstractNumId w:val="0"/>
   </w:num>
   <w:num w:numId="19">
+    <w:abstractNumId w:val="22"/>
+  </w:num>
+  <w:num w:numId="20">
+    <w:abstractNumId w:val="16"/>
+  </w:num>
+  <w:num w:numId="21">
     <w:abstractNumId w:val="18"/>
   </w:num>
-  <w:num w:numId="20">
+  <w:num w:numId="22">
+    <w:abstractNumId w:val="4"/>
+  </w:num>
+  <w:num w:numId="23">
+    <w:abstractNumId w:val="1"/>
+  </w:num>
+  <w:num w:numId="24">
     <w:abstractNumId w:val="14"/>
   </w:num>
-  <w:num w:numId="21">
-    <w:abstractNumId w:val="15"/>
+  <w:num w:numId="25">
+    <w:abstractNumId w:val="21"/>
   </w:num>
-  <w:num w:numId="22">
-    <w:abstractNumId w:val="3"/>
+  <w:num w:numId="26">
+    <w:abstractNumId w:val="17"/>
+  </w:num>
+  <w:num w:numId="27">
+    <w:abstractNumId w:val="24"/>
   </w:num>
 </w:numbering>
 </file>
@@ -10278,6 +15504,16 @@
       <w:color w:val="6F2C1C" w:themeColor="accent1" w:themeShade="7F"/>
     </w:rPr>
   </w:style>
+  <w:style w:type="character" w:customStyle="1" w:styleId="10">
+    <w:name w:val="ͼ10"/>
+    <w:basedOn w:val="DefaultParagraphFont"/>
+    <w:rsid w:val="00C03ED8"/>
+  </w:style>
+  <w:style w:type="character" w:customStyle="1" w:styleId="y">
+    <w:name w:val="ͼy"/>
+    <w:basedOn w:val="DefaultParagraphFont"/>
+    <w:rsid w:val="00C03ED8"/>
+  </w:style>
 </w:styles>
 </file>
 
